--- a/docs/BT-003_core_ac_pul_otkazmalari_biznes_talab.docx
+++ b/docs/BT-003_core_ac_pul_otkazmalari_biznes_talab.docx
@@ -2979,6 +2979,476 @@
           </w:p>
         </w:tc>
       </w:tr>
+      <w:tr>
+        <w:tc>
+          <w:tcPr>
+            <w:tcW w:type="dxa" w:w="2600"/>
+            <w:tcBorders>
+              <w:top w:val="single" w:color="B4C6E7" w:sz="1"/>
+              <w:left w:val="single" w:color="B4C6E7" w:sz="1"/>
+              <w:bottom w:val="single" w:color="B4C6E7" w:sz="1"/>
+              <w:right w:val="single" w:color="B4C6E7" w:sz="1"/>
+            </w:tcBorders>
+            <w:shd w:fill="F2F7FB" w:val="clear"/>
+            <w:tcMar>
+              <w:top w:type="dxa" w:w="60"/>
+              <w:left w:type="dxa" w:w="100"/>
+              <w:bottom w:type="dxa" w:w="60"/>
+              <w:right w:type="dxa" w:w="100"/>
+            </w:tcMar>
+          </w:tcPr>
+          <w:p>
+            <w:pPr>
+              <w:jc w:val="left"/>
+            </w:pPr>
+            <w:r>
+              <w:rPr>
+                <w:rFonts w:ascii="Arial" w:cs="Arial" w:eastAsia="Arial" w:hAnsi="Arial"/>
+                <w:b w:val="false"/>
+                <w:bCs w:val="false"/>
+                <w:sz w:val="20"/>
+                <w:szCs w:val="20"/>
+              </w:rPr>
+              <w:t xml:space="preserve">Provodka (buxgalteriya yozuvi)</w:t>
+            </w:r>
+          </w:p>
+        </w:tc>
+        <w:tc>
+          <w:tcPr>
+            <w:tcW w:type="dxa" w:w="6760"/>
+            <w:tcBorders>
+              <w:top w:val="single" w:color="B4C6E7" w:sz="1"/>
+              <w:left w:val="single" w:color="B4C6E7" w:sz="1"/>
+              <w:bottom w:val="single" w:color="B4C6E7" w:sz="1"/>
+              <w:right w:val="single" w:color="B4C6E7" w:sz="1"/>
+            </w:tcBorders>
+            <w:shd w:fill="F2F7FB" w:val="clear"/>
+            <w:tcMar>
+              <w:top w:type="dxa" w:w="60"/>
+              <w:left w:type="dxa" w:w="100"/>
+              <w:bottom w:type="dxa" w:w="60"/>
+              <w:right w:type="dxa" w:w="100"/>
+            </w:tcMar>
+          </w:tcPr>
+          <w:p>
+            <w:pPr>
+              <w:jc w:val="left"/>
+            </w:pPr>
+            <w:r>
+              <w:rPr>
+                <w:rFonts w:ascii="Arial" w:cs="Arial" w:eastAsia="Arial" w:hAnsi="Arial"/>
+                <w:b w:val="false"/>
+                <w:bCs w:val="false"/>
+                <w:sz w:val="20"/>
+                <w:szCs w:val="20"/>
+              </w:rPr>
+              <w:t xml:space="preserve">Qo'sh yozuvning bir bo'lagi — ma'lum hisobning debetiga (chiqim) yoki kreditiga (kirim) tegishli summani qayd etuvchi yagona buxgalteriya yozuvi</w:t>
+            </w:r>
+          </w:p>
+        </w:tc>
+      </w:tr>
+      <w:tr>
+        <w:tc>
+          <w:tcPr>
+            <w:tcW w:type="dxa" w:w="2600"/>
+            <w:tcBorders>
+              <w:top w:val="single" w:color="B4C6E7" w:sz="1"/>
+              <w:left w:val="single" w:color="B4C6E7" w:sz="1"/>
+              <w:bottom w:val="single" w:color="B4C6E7" w:sz="1"/>
+              <w:right w:val="single" w:color="B4C6E7" w:sz="1"/>
+            </w:tcBorders>
+            <w:tcMar>
+              <w:top w:type="dxa" w:w="60"/>
+              <w:left w:type="dxa" w:w="100"/>
+              <w:bottom w:type="dxa" w:w="60"/>
+              <w:right w:type="dxa" w:w="100"/>
+            </w:tcMar>
+          </w:tcPr>
+          <w:p>
+            <w:pPr>
+              <w:jc w:val="left"/>
+            </w:pPr>
+            <w:r>
+              <w:rPr>
+                <w:rFonts w:ascii="Arial" w:cs="Arial" w:eastAsia="Arial" w:hAnsi="Arial"/>
+                <w:b w:val="false"/>
+                <w:bCs w:val="false"/>
+                <w:sz w:val="20"/>
+                <w:szCs w:val="20"/>
+              </w:rPr>
+              <w:t xml:space="preserve">Provodkalar jurnali</w:t>
+            </w:r>
+          </w:p>
+        </w:tc>
+        <w:tc>
+          <w:tcPr>
+            <w:tcW w:type="dxa" w:w="6760"/>
+            <w:tcBorders>
+              <w:top w:val="single" w:color="B4C6E7" w:sz="1"/>
+              <w:left w:val="single" w:color="B4C6E7" w:sz="1"/>
+              <w:bottom w:val="single" w:color="B4C6E7" w:sz="1"/>
+              <w:right w:val="single" w:color="B4C6E7" w:sz="1"/>
+            </w:tcBorders>
+            <w:tcMar>
+              <w:top w:type="dxa" w:w="60"/>
+              <w:left w:type="dxa" w:w="100"/>
+              <w:bottom w:type="dxa" w:w="60"/>
+              <w:right w:type="dxa" w:w="100"/>
+            </w:tcMar>
+          </w:tcPr>
+          <w:p>
+            <w:pPr>
+              <w:jc w:val="left"/>
+            </w:pPr>
+            <w:r>
+              <w:rPr>
+                <w:rFonts w:ascii="Arial" w:cs="Arial" w:eastAsia="Arial" w:hAnsi="Arial"/>
+                <w:b w:val="false"/>
+                <w:bCs w:val="false"/>
+                <w:sz w:val="20"/>
+                <w:szCs w:val="20"/>
+              </w:rPr>
+              <w:t xml:space="preserve">Barcha buxgalteriya yozuvlarining (provodkalarning) yagona xronologik registri; har bir yozuv ketma-ket qayd etiladi va o'zgartirilmaydi (faqat qo'shiladi — audit izi)</w:t>
+            </w:r>
+          </w:p>
+        </w:tc>
+      </w:tr>
+      <w:tr>
+        <w:tc>
+          <w:tcPr>
+            <w:tcW w:type="dxa" w:w="2600"/>
+            <w:tcBorders>
+              <w:top w:val="single" w:color="B4C6E7" w:sz="1"/>
+              <w:left w:val="single" w:color="B4C6E7" w:sz="1"/>
+              <w:bottom w:val="single" w:color="B4C6E7" w:sz="1"/>
+              <w:right w:val="single" w:color="B4C6E7" w:sz="1"/>
+            </w:tcBorders>
+            <w:shd w:fill="F2F7FB" w:val="clear"/>
+            <w:tcMar>
+              <w:top w:type="dxa" w:w="60"/>
+              <w:left w:type="dxa" w:w="100"/>
+              <w:bottom w:type="dxa" w:w="60"/>
+              <w:right w:type="dxa" w:w="100"/>
+            </w:tcMar>
+          </w:tcPr>
+          <w:p>
+            <w:pPr>
+              <w:jc w:val="left"/>
+            </w:pPr>
+            <w:r>
+              <w:rPr>
+                <w:rFonts w:ascii="Arial" w:cs="Arial" w:eastAsia="Arial" w:hAnsi="Arial"/>
+                <w:b w:val="false"/>
+                <w:bCs w:val="false"/>
+                <w:sz w:val="20"/>
+                <w:szCs w:val="20"/>
+              </w:rPr>
+              <w:t xml:space="preserve">Kiritilgan (Введён)</w:t>
+            </w:r>
+          </w:p>
+        </w:tc>
+        <w:tc>
+          <w:tcPr>
+            <w:tcW w:type="dxa" w:w="6760"/>
+            <w:tcBorders>
+              <w:top w:val="single" w:color="B4C6E7" w:sz="1"/>
+              <w:left w:val="single" w:color="B4C6E7" w:sz="1"/>
+              <w:bottom w:val="single" w:color="B4C6E7" w:sz="1"/>
+              <w:right w:val="single" w:color="B4C6E7" w:sz="1"/>
+            </w:tcBorders>
+            <w:shd w:fill="F2F7FB" w:val="clear"/>
+            <w:tcMar>
+              <w:top w:type="dxa" w:w="60"/>
+              <w:left w:type="dxa" w:w="100"/>
+              <w:bottom w:type="dxa" w:w="60"/>
+              <w:right w:type="dxa" w:w="100"/>
+            </w:tcMar>
+          </w:tcPr>
+          <w:p>
+            <w:pPr>
+              <w:jc w:val="left"/>
+            </w:pPr>
+            <w:r>
+              <w:rPr>
+                <w:rFonts w:ascii="Arial" w:cs="Arial" w:eastAsia="Arial" w:hAnsi="Arial"/>
+                <w:b w:val="false"/>
+                <w:bCs w:val="false"/>
+                <w:sz w:val="20"/>
+                <w:szCs w:val="20"/>
+              </w:rPr>
+              <w:t xml:space="preserve">Provodkaning boshlang'ich holati: yozuv kiritildi, ammo hisob qoldig'i va aylanmasiga hali ta'sir qilmaydi (qoralama yozuv)</w:t>
+            </w:r>
+          </w:p>
+        </w:tc>
+      </w:tr>
+      <w:tr>
+        <w:tc>
+          <w:tcPr>
+            <w:tcW w:type="dxa" w:w="2600"/>
+            <w:tcBorders>
+              <w:top w:val="single" w:color="B4C6E7" w:sz="1"/>
+              <w:left w:val="single" w:color="B4C6E7" w:sz="1"/>
+              <w:bottom w:val="single" w:color="B4C6E7" w:sz="1"/>
+              <w:right w:val="single" w:color="B4C6E7" w:sz="1"/>
+            </w:tcBorders>
+            <w:tcMar>
+              <w:top w:type="dxa" w:w="60"/>
+              <w:left w:type="dxa" w:w="100"/>
+              <w:bottom w:type="dxa" w:w="60"/>
+              <w:right w:type="dxa" w:w="100"/>
+            </w:tcMar>
+          </w:tcPr>
+          <w:p>
+            <w:pPr>
+              <w:jc w:val="left"/>
+            </w:pPr>
+            <w:r>
+              <w:rPr>
+                <w:rFonts w:ascii="Arial" w:cs="Arial" w:eastAsia="Arial" w:hAnsi="Arial"/>
+                <w:b w:val="false"/>
+                <w:bCs w:val="false"/>
+                <w:sz w:val="20"/>
+                <w:szCs w:val="20"/>
+              </w:rPr>
+              <w:t xml:space="preserve">Tekshirilgan (Проверен)</w:t>
+            </w:r>
+          </w:p>
+        </w:tc>
+        <w:tc>
+          <w:tcPr>
+            <w:tcW w:type="dxa" w:w="6760"/>
+            <w:tcBorders>
+              <w:top w:val="single" w:color="B4C6E7" w:sz="1"/>
+              <w:left w:val="single" w:color="B4C6E7" w:sz="1"/>
+              <w:bottom w:val="single" w:color="B4C6E7" w:sz="1"/>
+              <w:right w:val="single" w:color="B4C6E7" w:sz="1"/>
+            </w:tcBorders>
+            <w:tcMar>
+              <w:top w:type="dxa" w:w="60"/>
+              <w:left w:type="dxa" w:w="100"/>
+              <w:bottom w:type="dxa" w:w="60"/>
+              <w:right w:type="dxa" w:w="100"/>
+            </w:tcMar>
+          </w:tcPr>
+          <w:p>
+            <w:pPr>
+              <w:jc w:val="left"/>
+            </w:pPr>
+            <w:r>
+              <w:rPr>
+                <w:rFonts w:ascii="Arial" w:cs="Arial" w:eastAsia="Arial" w:hAnsi="Arial"/>
+                <w:b w:val="false"/>
+                <w:bCs w:val="false"/>
+                <w:sz w:val="20"/>
+                <w:szCs w:val="20"/>
+              </w:rPr>
+              <w:t xml:space="preserve">Provodka tekshiruvdan o'tgan oraliq holati (Maker-Checker bo'yicha, ixtiyoriy); qoldiqqa hali ta'sir qilmaydi</w:t>
+            </w:r>
+          </w:p>
+        </w:tc>
+      </w:tr>
+      <w:tr>
+        <w:tc>
+          <w:tcPr>
+            <w:tcW w:type="dxa" w:w="2600"/>
+            <w:tcBorders>
+              <w:top w:val="single" w:color="B4C6E7" w:sz="1"/>
+              <w:left w:val="single" w:color="B4C6E7" w:sz="1"/>
+              <w:bottom w:val="single" w:color="B4C6E7" w:sz="1"/>
+              <w:right w:val="single" w:color="B4C6E7" w:sz="1"/>
+            </w:tcBorders>
+            <w:shd w:fill="F2F7FB" w:val="clear"/>
+            <w:tcMar>
+              <w:top w:type="dxa" w:w="60"/>
+              <w:left w:type="dxa" w:w="100"/>
+              <w:bottom w:type="dxa" w:w="60"/>
+              <w:right w:type="dxa" w:w="100"/>
+            </w:tcMar>
+          </w:tcPr>
+          <w:p>
+            <w:pPr>
+              <w:jc w:val="left"/>
+            </w:pPr>
+            <w:r>
+              <w:rPr>
+                <w:rFonts w:ascii="Arial" w:cs="Arial" w:eastAsia="Arial" w:hAnsi="Arial"/>
+                <w:b w:val="false"/>
+                <w:bCs w:val="false"/>
+                <w:sz w:val="20"/>
+                <w:szCs w:val="20"/>
+              </w:rPr>
+              <w:t xml:space="preserve">O'tkazilgan (Проведён)</w:t>
+            </w:r>
+          </w:p>
+        </w:tc>
+        <w:tc>
+          <w:tcPr>
+            <w:tcW w:type="dxa" w:w="6760"/>
+            <w:tcBorders>
+              <w:top w:val="single" w:color="B4C6E7" w:sz="1"/>
+              <w:left w:val="single" w:color="B4C6E7" w:sz="1"/>
+              <w:bottom w:val="single" w:color="B4C6E7" w:sz="1"/>
+              <w:right w:val="single" w:color="B4C6E7" w:sz="1"/>
+            </w:tcBorders>
+            <w:shd w:fill="F2F7FB" w:val="clear"/>
+            <w:tcMar>
+              <w:top w:type="dxa" w:w="60"/>
+              <w:left w:type="dxa" w:w="100"/>
+              <w:bottom w:type="dxa" w:w="60"/>
+              <w:right w:type="dxa" w:w="100"/>
+            </w:tcMar>
+          </w:tcPr>
+          <w:p>
+            <w:pPr>
+              <w:jc w:val="left"/>
+            </w:pPr>
+            <w:r>
+              <w:rPr>
+                <w:rFonts w:ascii="Arial" w:cs="Arial" w:eastAsia="Arial" w:hAnsi="Arial"/>
+                <w:b w:val="false"/>
+                <w:bCs w:val="false"/>
+                <w:sz w:val="20"/>
+                <w:szCs w:val="20"/>
+              </w:rPr>
+              <w:t xml:space="preserve">Provodka kitobga rasman o'tkazilgan holati: hisob qoldig'i va aylanmasiga ta'sir qiladi — pul haqiqatan harakatlanadi. Ijobiy-yakuniy holat (faqat storno orqali qaytariladi)</w:t>
+            </w:r>
+          </w:p>
+        </w:tc>
+      </w:tr>
+      <w:tr>
+        <w:tc>
+          <w:tcPr>
+            <w:tcW w:type="dxa" w:w="2600"/>
+            <w:tcBorders>
+              <w:top w:val="single" w:color="B4C6E7" w:sz="1"/>
+              <w:left w:val="single" w:color="B4C6E7" w:sz="1"/>
+              <w:bottom w:val="single" w:color="B4C6E7" w:sz="1"/>
+              <w:right w:val="single" w:color="B4C6E7" w:sz="1"/>
+            </w:tcBorders>
+            <w:tcMar>
+              <w:top w:type="dxa" w:w="60"/>
+              <w:left w:type="dxa" w:w="100"/>
+              <w:bottom w:type="dxa" w:w="60"/>
+              <w:right w:type="dxa" w:w="100"/>
+            </w:tcMar>
+          </w:tcPr>
+          <w:p>
+            <w:pPr>
+              <w:jc w:val="left"/>
+            </w:pPr>
+            <w:r>
+              <w:rPr>
+                <w:rFonts w:ascii="Arial" w:cs="Arial" w:eastAsia="Arial" w:hAnsi="Arial"/>
+                <w:b w:val="false"/>
+                <w:bCs w:val="false"/>
+                <w:sz w:val="20"/>
+                <w:szCs w:val="20"/>
+              </w:rPr>
+              <w:t xml:space="preserve">O'chirilgan (Удалён)</w:t>
+            </w:r>
+          </w:p>
+        </w:tc>
+        <w:tc>
+          <w:tcPr>
+            <w:tcW w:type="dxa" w:w="6760"/>
+            <w:tcBorders>
+              <w:top w:val="single" w:color="B4C6E7" w:sz="1"/>
+              <w:left w:val="single" w:color="B4C6E7" w:sz="1"/>
+              <w:bottom w:val="single" w:color="B4C6E7" w:sz="1"/>
+              <w:right w:val="single" w:color="B4C6E7" w:sz="1"/>
+            </w:tcBorders>
+            <w:tcMar>
+              <w:top w:type="dxa" w:w="60"/>
+              <w:left w:type="dxa" w:w="100"/>
+              <w:bottom w:type="dxa" w:w="60"/>
+              <w:right w:type="dxa" w:w="100"/>
+            </w:tcMar>
+          </w:tcPr>
+          <w:p>
+            <w:pPr>
+              <w:jc w:val="left"/>
+            </w:pPr>
+            <w:r>
+              <w:rPr>
+                <w:rFonts w:ascii="Arial" w:cs="Arial" w:eastAsia="Arial" w:hAnsi="Arial"/>
+                <w:b w:val="false"/>
+                <w:bCs w:val="false"/>
+                <w:sz w:val="20"/>
+                <w:szCs w:val="20"/>
+              </w:rPr>
+              <w:t xml:space="preserve">Provodka faqat Kiritilgan yoki Tekshirilgan holatdan o'chiriladi (qoldiqqa ta'sir qilmasdan); O'tkazilgan provodkani o'chirib bo'lmaydi</w:t>
+            </w:r>
+          </w:p>
+        </w:tc>
+      </w:tr>
+      <w:tr>
+        <w:tc>
+          <w:tcPr>
+            <w:tcW w:type="dxa" w:w="2600"/>
+            <w:tcBorders>
+              <w:top w:val="single" w:color="B4C6E7" w:sz="1"/>
+              <w:left w:val="single" w:color="B4C6E7" w:sz="1"/>
+              <w:bottom w:val="single" w:color="B4C6E7" w:sz="1"/>
+              <w:right w:val="single" w:color="B4C6E7" w:sz="1"/>
+            </w:tcBorders>
+            <w:shd w:fill="F2F7FB" w:val="clear"/>
+            <w:tcMar>
+              <w:top w:type="dxa" w:w="60"/>
+              <w:left w:type="dxa" w:w="100"/>
+              <w:bottom w:type="dxa" w:w="60"/>
+              <w:right w:type="dxa" w:w="100"/>
+            </w:tcMar>
+          </w:tcPr>
+          <w:p>
+            <w:pPr>
+              <w:jc w:val="left"/>
+            </w:pPr>
+            <w:r>
+              <w:rPr>
+                <w:rFonts w:ascii="Arial" w:cs="Arial" w:eastAsia="Arial" w:hAnsi="Arial"/>
+                <w:b w:val="false"/>
+                <w:bCs w:val="false"/>
+                <w:sz w:val="20"/>
+                <w:szCs w:val="20"/>
+              </w:rPr>
+              <w:t xml:space="preserve">Storno (Сторнирован)</w:t>
+            </w:r>
+          </w:p>
+        </w:tc>
+        <w:tc>
+          <w:tcPr>
+            <w:tcW w:type="dxa" w:w="6760"/>
+            <w:tcBorders>
+              <w:top w:val="single" w:color="B4C6E7" w:sz="1"/>
+              <w:left w:val="single" w:color="B4C6E7" w:sz="1"/>
+              <w:bottom w:val="single" w:color="B4C6E7" w:sz="1"/>
+              <w:right w:val="single" w:color="B4C6E7" w:sz="1"/>
+            </w:tcBorders>
+            <w:shd w:fill="F2F7FB" w:val="clear"/>
+            <w:tcMar>
+              <w:top w:type="dxa" w:w="60"/>
+              <w:left w:type="dxa" w:w="100"/>
+              <w:bottom w:type="dxa" w:w="60"/>
+              <w:right w:type="dxa" w:w="100"/>
+            </w:tcMar>
+          </w:tcPr>
+          <w:p>
+            <w:pPr>
+              <w:jc w:val="left"/>
+            </w:pPr>
+            <w:r>
+              <w:rPr>
+                <w:rFonts w:ascii="Arial" w:cs="Arial" w:eastAsia="Arial" w:hAnsi="Arial"/>
+                <w:b w:val="false"/>
+                <w:bCs w:val="false"/>
+                <w:sz w:val="20"/>
+                <w:szCs w:val="20"/>
+              </w:rPr>
+              <w:t xml:space="preserve">O'tkazilgan (bajarilgan) provodka yoki o'tkazma teskari (qarshi) yozuv orqali bekor qilinishi; qoldiqlar dastlabki holatga qaytariladi, asl yozuv o'chirilmaydi</w:t>
+            </w:r>
+          </w:p>
+        </w:tc>
+      </w:tr>
     </w:tbl>
     <w:p>
       <w:pPr>
@@ -6289,7 +6759,564 @@
         <w:rPr>
           <w:rFonts w:ascii="Arial" w:cs="Arial" w:eastAsia="Arial" w:hAnsi="Arial"/>
         </w:rPr>
-        <w:t xml:space="preserve">2.5. BP-005: Banklararo va byudjet o'tkazmalari (keyingi faza)</w:t>
+        <w:t xml:space="preserve">2.5. BP-005: Provodkalar jurnalini yuritish va ko'rish</w:t>
+      </w:r>
+    </w:p>
+    <w:p>
+      <w:pPr>
+        <w:spacing w:after="120"/>
+        <w:jc w:val="left"/>
+      </w:pPr>
+      <w:r>
+        <w:rPr>
+          <w:rFonts w:ascii="Arial" w:cs="Arial" w:eastAsia="Arial" w:hAnsi="Arial"/>
+          <w:b w:val="false"/>
+          <w:bCs w:val="false"/>
+          <w:i w:val="false"/>
+          <w:iCs w:val="false"/>
+          <w:color w:val="333333"/>
+          <w:sz w:val="22"/>
+          <w:szCs w:val="22"/>
+        </w:rPr>
+        <w:t xml:space="preserve">Provodkalar jurnali — modulning buxgalteriya o'zagi: barcha buxgalteriya yozuvlarining (provodkalarning) yagona xronologik registri. Har bir o'tkazma bajarilganda hosil bo'lgan provodkalar shu jurnalga ketma-ket qayd etiladi. Bu jarayon provodkalar jurnali avtomatik to'ldirilishini va foydalanuvchi tomonidan ko'rilishini tavsiflaydi.</w:t>
+      </w:r>
+    </w:p>
+    <w:tbl>
+      <w:tblPr>
+        <w:tblW w:type="dxa" w:w="9360"/>
+        <w:tblBorders>
+          <w:top w:val="single" w:color="auto" w:sz="4"/>
+          <w:left w:val="single" w:color="auto" w:sz="4"/>
+          <w:bottom w:val="single" w:color="auto" w:sz="4"/>
+          <w:right w:val="single" w:color="auto" w:sz="4"/>
+          <w:insideH w:val="single" w:color="auto" w:sz="4"/>
+          <w:insideV w:val="single" w:color="auto" w:sz="4"/>
+        </w:tblBorders>
+      </w:tblPr>
+      <w:tblGrid>
+        <w:gridCol w:w="2400"/>
+        <w:gridCol w:w="6960"/>
+      </w:tblGrid>
+      <w:tr>
+        <w:tc>
+          <w:tcPr>
+            <w:tcW w:type="dxa" w:w="2400"/>
+            <w:tcBorders>
+              <w:top w:val="single" w:color="B4C6E7" w:sz="1"/>
+              <w:left w:val="single" w:color="B4C6E7" w:sz="1"/>
+              <w:bottom w:val="single" w:color="B4C6E7" w:sz="1"/>
+              <w:right w:val="single" w:color="B4C6E7" w:sz="1"/>
+            </w:tcBorders>
+            <w:shd w:fill="1F4E79" w:val="clear"/>
+            <w:tcMar>
+              <w:top w:type="dxa" w:w="60"/>
+              <w:left w:type="dxa" w:w="100"/>
+              <w:bottom w:type="dxa" w:w="60"/>
+              <w:right w:type="dxa" w:w="100"/>
+            </w:tcMar>
+            <w:vAlign w:val="center"/>
+          </w:tcPr>
+          <w:p>
+            <w:pPr>
+              <w:jc w:val="center"/>
+            </w:pPr>
+            <w:r>
+              <w:rPr>
+                <w:rFonts w:ascii="Arial" w:cs="Arial" w:eastAsia="Arial" w:hAnsi="Arial"/>
+                <w:b/>
+                <w:bCs/>
+                <w:color w:val="FFFFFF"/>
+                <w:sz w:val="20"/>
+                <w:szCs w:val="20"/>
+              </w:rPr>
+              <w:t xml:space="preserve">Xususiyat</w:t>
+            </w:r>
+          </w:p>
+        </w:tc>
+        <w:tc>
+          <w:tcPr>
+            <w:tcW w:type="dxa" w:w="6960"/>
+            <w:tcBorders>
+              <w:top w:val="single" w:color="B4C6E7" w:sz="1"/>
+              <w:left w:val="single" w:color="B4C6E7" w:sz="1"/>
+              <w:bottom w:val="single" w:color="B4C6E7" w:sz="1"/>
+              <w:right w:val="single" w:color="B4C6E7" w:sz="1"/>
+            </w:tcBorders>
+            <w:shd w:fill="1F4E79" w:val="clear"/>
+            <w:tcMar>
+              <w:top w:type="dxa" w:w="60"/>
+              <w:left w:type="dxa" w:w="100"/>
+              <w:bottom w:type="dxa" w:w="60"/>
+              <w:right w:type="dxa" w:w="100"/>
+            </w:tcMar>
+            <w:vAlign w:val="center"/>
+          </w:tcPr>
+          <w:p>
+            <w:pPr>
+              <w:jc w:val="center"/>
+            </w:pPr>
+            <w:r>
+              <w:rPr>
+                <w:rFonts w:ascii="Arial" w:cs="Arial" w:eastAsia="Arial" w:hAnsi="Arial"/>
+                <w:b/>
+                <w:bCs/>
+                <w:color w:val="FFFFFF"/>
+                <w:sz w:val="20"/>
+                <w:szCs w:val="20"/>
+              </w:rPr>
+              <w:t xml:space="preserve">Tavsif</w:t>
+            </w:r>
+          </w:p>
+        </w:tc>
+      </w:tr>
+      <w:tr>
+        <w:tc>
+          <w:tcPr>
+            <w:tcW w:type="dxa" w:w="2400"/>
+            <w:tcBorders>
+              <w:top w:val="single" w:color="B4C6E7" w:sz="1"/>
+              <w:left w:val="single" w:color="B4C6E7" w:sz="1"/>
+              <w:bottom w:val="single" w:color="B4C6E7" w:sz="1"/>
+              <w:right w:val="single" w:color="B4C6E7" w:sz="1"/>
+            </w:tcBorders>
+            <w:tcMar>
+              <w:top w:type="dxa" w:w="60"/>
+              <w:left w:type="dxa" w:w="100"/>
+              <w:bottom w:type="dxa" w:w="60"/>
+              <w:right w:type="dxa" w:w="100"/>
+            </w:tcMar>
+          </w:tcPr>
+          <w:p>
+            <w:pPr>
+              <w:jc w:val="left"/>
+            </w:pPr>
+            <w:r>
+              <w:rPr>
+                <w:rFonts w:ascii="Arial" w:cs="Arial" w:eastAsia="Arial" w:hAnsi="Arial"/>
+                <w:b w:val="false"/>
+                <w:bCs w:val="false"/>
+                <w:sz w:val="20"/>
+                <w:szCs w:val="20"/>
+              </w:rPr>
+              <w:t xml:space="preserve">Jarayon ID</w:t>
+            </w:r>
+          </w:p>
+        </w:tc>
+        <w:tc>
+          <w:tcPr>
+            <w:tcW w:type="dxa" w:w="6960"/>
+            <w:tcBorders>
+              <w:top w:val="single" w:color="B4C6E7" w:sz="1"/>
+              <w:left w:val="single" w:color="B4C6E7" w:sz="1"/>
+              <w:bottom w:val="single" w:color="B4C6E7" w:sz="1"/>
+              <w:right w:val="single" w:color="B4C6E7" w:sz="1"/>
+            </w:tcBorders>
+            <w:tcMar>
+              <w:top w:type="dxa" w:w="60"/>
+              <w:left w:type="dxa" w:w="100"/>
+              <w:bottom w:type="dxa" w:w="60"/>
+              <w:right w:type="dxa" w:w="100"/>
+            </w:tcMar>
+          </w:tcPr>
+          <w:p>
+            <w:pPr>
+              <w:jc w:val="left"/>
+            </w:pPr>
+            <w:r>
+              <w:rPr>
+                <w:rFonts w:ascii="Arial" w:cs="Arial" w:eastAsia="Arial" w:hAnsi="Arial"/>
+                <w:b w:val="false"/>
+                <w:bCs w:val="false"/>
+                <w:sz w:val="20"/>
+                <w:szCs w:val="20"/>
+              </w:rPr>
+              <w:t xml:space="preserve">BP-005</w:t>
+            </w:r>
+          </w:p>
+        </w:tc>
+      </w:tr>
+      <w:tr>
+        <w:tc>
+          <w:tcPr>
+            <w:tcW w:type="dxa" w:w="2400"/>
+            <w:tcBorders>
+              <w:top w:val="single" w:color="B4C6E7" w:sz="1"/>
+              <w:left w:val="single" w:color="B4C6E7" w:sz="1"/>
+              <w:bottom w:val="single" w:color="B4C6E7" w:sz="1"/>
+              <w:right w:val="single" w:color="B4C6E7" w:sz="1"/>
+            </w:tcBorders>
+            <w:shd w:fill="F2F7FB" w:val="clear"/>
+            <w:tcMar>
+              <w:top w:type="dxa" w:w="60"/>
+              <w:left w:type="dxa" w:w="100"/>
+              <w:bottom w:type="dxa" w:w="60"/>
+              <w:right w:type="dxa" w:w="100"/>
+            </w:tcMar>
+          </w:tcPr>
+          <w:p>
+            <w:pPr>
+              <w:jc w:val="left"/>
+            </w:pPr>
+            <w:r>
+              <w:rPr>
+                <w:rFonts w:ascii="Arial" w:cs="Arial" w:eastAsia="Arial" w:hAnsi="Arial"/>
+                <w:b w:val="false"/>
+                <w:bCs w:val="false"/>
+                <w:sz w:val="20"/>
+                <w:szCs w:val="20"/>
+              </w:rPr>
+              <w:t xml:space="preserve">Ishtirokchilar</w:t>
+            </w:r>
+          </w:p>
+        </w:tc>
+        <w:tc>
+          <w:tcPr>
+            <w:tcW w:type="dxa" w:w="6960"/>
+            <w:tcBorders>
+              <w:top w:val="single" w:color="B4C6E7" w:sz="1"/>
+              <w:left w:val="single" w:color="B4C6E7" w:sz="1"/>
+              <w:bottom w:val="single" w:color="B4C6E7" w:sz="1"/>
+              <w:right w:val="single" w:color="B4C6E7" w:sz="1"/>
+            </w:tcBorders>
+            <w:shd w:fill="F2F7FB" w:val="clear"/>
+            <w:tcMar>
+              <w:top w:type="dxa" w:w="60"/>
+              <w:left w:type="dxa" w:w="100"/>
+              <w:bottom w:type="dxa" w:w="60"/>
+              <w:right w:type="dxa" w:w="100"/>
+            </w:tcMar>
+          </w:tcPr>
+          <w:p>
+            <w:pPr>
+              <w:jc w:val="left"/>
+            </w:pPr>
+            <w:r>
+              <w:rPr>
+                <w:rFonts w:ascii="Arial" w:cs="Arial" w:eastAsia="Arial" w:hAnsi="Arial"/>
+                <w:b w:val="false"/>
+                <w:bCs w:val="false"/>
+                <w:sz w:val="20"/>
+                <w:szCs w:val="20"/>
+              </w:rPr>
+              <w:t xml:space="preserve">Tizim (avtomatik yozuv); Operator, Supervisor, Administrator, Auditor (ko'rish, huquqlariga muvofiq)</w:t>
+            </w:r>
+          </w:p>
+        </w:tc>
+      </w:tr>
+      <w:tr>
+        <w:tc>
+          <w:tcPr>
+            <w:tcW w:type="dxa" w:w="2400"/>
+            <w:tcBorders>
+              <w:top w:val="single" w:color="B4C6E7" w:sz="1"/>
+              <w:left w:val="single" w:color="B4C6E7" w:sz="1"/>
+              <w:bottom w:val="single" w:color="B4C6E7" w:sz="1"/>
+              <w:right w:val="single" w:color="B4C6E7" w:sz="1"/>
+            </w:tcBorders>
+            <w:tcMar>
+              <w:top w:type="dxa" w:w="60"/>
+              <w:left w:type="dxa" w:w="100"/>
+              <w:bottom w:type="dxa" w:w="60"/>
+              <w:right w:type="dxa" w:w="100"/>
+            </w:tcMar>
+          </w:tcPr>
+          <w:p>
+            <w:pPr>
+              <w:jc w:val="left"/>
+            </w:pPr>
+            <w:r>
+              <w:rPr>
+                <w:rFonts w:ascii="Arial" w:cs="Arial" w:eastAsia="Arial" w:hAnsi="Arial"/>
+                <w:b w:val="false"/>
+                <w:bCs w:val="false"/>
+                <w:sz w:val="20"/>
+                <w:szCs w:val="20"/>
+              </w:rPr>
+              <w:t xml:space="preserve">Kirish sharti</w:t>
+            </w:r>
+          </w:p>
+        </w:tc>
+        <w:tc>
+          <w:tcPr>
+            <w:tcW w:type="dxa" w:w="6960"/>
+            <w:tcBorders>
+              <w:top w:val="single" w:color="B4C6E7" w:sz="1"/>
+              <w:left w:val="single" w:color="B4C6E7" w:sz="1"/>
+              <w:bottom w:val="single" w:color="B4C6E7" w:sz="1"/>
+              <w:right w:val="single" w:color="B4C6E7" w:sz="1"/>
+            </w:tcBorders>
+            <w:tcMar>
+              <w:top w:type="dxa" w:w="60"/>
+              <w:left w:type="dxa" w:w="100"/>
+              <w:bottom w:type="dxa" w:w="60"/>
+              <w:right w:type="dxa" w:w="100"/>
+            </w:tcMar>
+          </w:tcPr>
+          <w:p>
+            <w:pPr>
+              <w:jc w:val="left"/>
+            </w:pPr>
+            <w:r>
+              <w:rPr>
+                <w:rFonts w:ascii="Arial" w:cs="Arial" w:eastAsia="Arial" w:hAnsi="Arial"/>
+                <w:b w:val="false"/>
+                <w:bCs w:val="false"/>
+                <w:sz w:val="20"/>
+                <w:szCs w:val="20"/>
+              </w:rPr>
+              <w:t xml:space="preserve">O'tkazma bo'yicha provodkalar shakllantirilgan; foydalanuvchi tegishli ko'rish huquqiga ega</w:t>
+            </w:r>
+          </w:p>
+        </w:tc>
+      </w:tr>
+      <w:tr>
+        <w:tc>
+          <w:tcPr>
+            <w:tcW w:type="dxa" w:w="2400"/>
+            <w:tcBorders>
+              <w:top w:val="single" w:color="B4C6E7" w:sz="1"/>
+              <w:left w:val="single" w:color="B4C6E7" w:sz="1"/>
+              <w:bottom w:val="single" w:color="B4C6E7" w:sz="1"/>
+              <w:right w:val="single" w:color="B4C6E7" w:sz="1"/>
+            </w:tcBorders>
+            <w:shd w:fill="F2F7FB" w:val="clear"/>
+            <w:tcMar>
+              <w:top w:type="dxa" w:w="60"/>
+              <w:left w:type="dxa" w:w="100"/>
+              <w:bottom w:type="dxa" w:w="60"/>
+              <w:right w:type="dxa" w:w="100"/>
+            </w:tcMar>
+          </w:tcPr>
+          <w:p>
+            <w:pPr>
+              <w:jc w:val="left"/>
+            </w:pPr>
+            <w:r>
+              <w:rPr>
+                <w:rFonts w:ascii="Arial" w:cs="Arial" w:eastAsia="Arial" w:hAnsi="Arial"/>
+                <w:b w:val="false"/>
+                <w:bCs w:val="false"/>
+                <w:sz w:val="20"/>
+                <w:szCs w:val="20"/>
+              </w:rPr>
+              <w:t xml:space="preserve">Chiqish sharti</w:t>
+            </w:r>
+          </w:p>
+        </w:tc>
+        <w:tc>
+          <w:tcPr>
+            <w:tcW w:type="dxa" w:w="6960"/>
+            <w:tcBorders>
+              <w:top w:val="single" w:color="B4C6E7" w:sz="1"/>
+              <w:left w:val="single" w:color="B4C6E7" w:sz="1"/>
+              <w:bottom w:val="single" w:color="B4C6E7" w:sz="1"/>
+              <w:right w:val="single" w:color="B4C6E7" w:sz="1"/>
+            </w:tcBorders>
+            <w:shd w:fill="F2F7FB" w:val="clear"/>
+            <w:tcMar>
+              <w:top w:type="dxa" w:w="60"/>
+              <w:left w:type="dxa" w:w="100"/>
+              <w:bottom w:type="dxa" w:w="60"/>
+              <w:right w:type="dxa" w:w="100"/>
+            </w:tcMar>
+          </w:tcPr>
+          <w:p>
+            <w:pPr>
+              <w:jc w:val="left"/>
+            </w:pPr>
+            <w:r>
+              <w:rPr>
+                <w:rFonts w:ascii="Arial" w:cs="Arial" w:eastAsia="Arial" w:hAnsi="Arial"/>
+                <w:b w:val="false"/>
+                <w:bCs w:val="false"/>
+                <w:sz w:val="20"/>
+                <w:szCs w:val="20"/>
+              </w:rPr>
+              <w:t xml:space="preserve">Provodkalar jurnali xronologik tartibda ko'rsatilgan; har bir provodka holati va summasi ko'rinadi</w:t>
+            </w:r>
+          </w:p>
+        </w:tc>
+      </w:tr>
+    </w:tbl>
+    <w:p>
+      <w:pPr>
+        <w:spacing w:after="100"/>
+      </w:pPr>
+    </w:p>
+    <w:p>
+      <w:pPr>
+        <w:spacing w:after="120"/>
+        <w:jc w:val="left"/>
+      </w:pPr>
+      <w:r>
+        <w:rPr>
+          <w:rFonts w:ascii="Arial" w:cs="Arial" w:eastAsia="Arial" w:hAnsi="Arial"/>
+          <w:b/>
+          <w:bCs/>
+          <w:i w:val="false"/>
+          <w:iCs w:val="false"/>
+          <w:color w:val="333333"/>
+          <w:sz w:val="22"/>
+          <w:szCs w:val="22"/>
+        </w:rPr>
+        <w:t xml:space="preserve">Jarayon qadamlari:</w:t>
+      </w:r>
+    </w:p>
+    <w:p>
+      <w:pPr>
+        <w:pStyle w:val="ListParagraph"/>
+        <w:numPr>
+          <w:ilvl w:val="0"/>
+          <w:numId w:val="3"/>
+        </w:numPr>
+      </w:pPr>
+      <w:r>
+        <w:rPr>
+          <w:rFonts w:ascii="Arial" w:cs="Arial" w:eastAsia="Arial" w:hAnsi="Arial"/>
+          <w:sz w:val="22"/>
+          <w:szCs w:val="22"/>
+        </w:rPr>
+        <w:t xml:space="preserve">O'tkazma yaratilganda tizim unga mos provodkalarni "Kiritilgan" holatda jurnalga qo'shadi (qoldiqqa ta'sir qilmaydi — qoralama yozuv)</w:t>
+      </w:r>
+    </w:p>
+    <w:p>
+      <w:pPr>
+        <w:pStyle w:val="ListParagraph"/>
+        <w:numPr>
+          <w:ilvl w:val="0"/>
+          <w:numId w:val="3"/>
+        </w:numPr>
+      </w:pPr>
+      <w:r>
+        <w:rPr>
+          <w:rFonts w:ascii="Arial" w:cs="Arial" w:eastAsia="Arial" w:hAnsi="Arial"/>
+          <w:sz w:val="22"/>
+          <w:szCs w:val="22"/>
+        </w:rPr>
+        <w:t xml:space="preserve">O'tkazma tasdiqlanib bajarilganda provodkalar "O'tkazilgan" holatga o'tadi va aynan shu payt hisob qoldig'i va aylanmasiga ta'sir qiladi</w:t>
+      </w:r>
+    </w:p>
+    <w:p>
+      <w:pPr>
+        <w:pStyle w:val="ListParagraph"/>
+        <w:numPr>
+          <w:ilvl w:val="0"/>
+          <w:numId w:val="3"/>
+        </w:numPr>
+      </w:pPr>
+      <w:r>
+        <w:rPr>
+          <w:rFonts w:ascii="Arial" w:cs="Arial" w:eastAsia="Arial" w:hAnsi="Arial"/>
+          <w:sz w:val="22"/>
+          <w:szCs w:val="22"/>
+        </w:rPr>
+        <w:t xml:space="preserve">O'tkazma rad/bekor qilinsa provodkalar "O'chirilgan" holatga, storno qilinsa "Storno" holatga o'tadi va qarshi yozuvlar bilan bog'lanadi</w:t>
+      </w:r>
+    </w:p>
+    <w:p>
+      <w:pPr>
+        <w:pStyle w:val="ListParagraph"/>
+        <w:numPr>
+          <w:ilvl w:val="0"/>
+          <w:numId w:val="3"/>
+        </w:numPr>
+      </w:pPr>
+      <w:r>
+        <w:rPr>
+          <w:rFonts w:ascii="Arial" w:cs="Arial" w:eastAsia="Arial" w:hAnsi="Arial"/>
+          <w:sz w:val="22"/>
+          <w:szCs w:val="22"/>
+        </w:rPr>
+        <w:t xml:space="preserve">Har bir provodka jurnalga xronologik (provodka sanasi va ketma-ketligi bo'yicha) qayd etiladi; mavjud yozuv o'zgartirilmaydi — faqat yangi yozuv qo'shiladi</w:t>
+      </w:r>
+    </w:p>
+    <w:p>
+      <w:pPr>
+        <w:pStyle w:val="ListParagraph"/>
+        <w:numPr>
+          <w:ilvl w:val="0"/>
+          <w:numId w:val="3"/>
+        </w:numPr>
+      </w:pPr>
+      <w:r>
+        <w:rPr>
+          <w:rFonts w:ascii="Arial" w:cs="Arial" w:eastAsia="Arial" w:hAnsi="Arial"/>
+          <w:sz w:val="22"/>
+          <w:szCs w:val="22"/>
+        </w:rPr>
+        <w:t xml:space="preserve">Foydalanuvchi provodkalar jurnali ekranini ochib, yozuvlarni sana, hisob, holat, debet/kredit va bog'liq hujjat raqami bo'yicha filtrlaydi va ko'radi</w:t>
+      </w:r>
+    </w:p>
+    <w:p>
+      <w:pPr>
+        <w:pStyle w:val="ListParagraph"/>
+        <w:numPr>
+          <w:ilvl w:val="0"/>
+          <w:numId w:val="3"/>
+        </w:numPr>
+      </w:pPr>
+      <w:r>
+        <w:rPr>
+          <w:rFonts w:ascii="Arial" w:cs="Arial" w:eastAsia="Arial" w:hAnsi="Arial"/>
+          <w:sz w:val="22"/>
+          <w:szCs w:val="22"/>
+        </w:rPr>
+        <w:t xml:space="preserve">Foydalanuvchi bitta provodkani tanlab, uning bog'liq o'tkazma hujjatiga (referens raqami orqali) o'tadi</w:t>
+      </w:r>
+    </w:p>
+    <w:p>
+      <w:pPr>
+        <w:spacing w:after="100"/>
+      </w:pPr>
+    </w:p>
+    <w:p>
+      <w:pPr>
+        <w:spacing w:after="120"/>
+        <w:jc w:val="left"/>
+      </w:pPr>
+      <w:r>
+        <w:rPr>
+          <w:rFonts w:ascii="Arial" w:cs="Arial" w:eastAsia="Arial" w:hAnsi="Arial"/>
+          <w:b w:val="false"/>
+          <w:bCs w:val="false"/>
+          <w:i/>
+          <w:iCs/>
+          <w:color w:val="333333"/>
+          <w:sz w:val="22"/>
+          <w:szCs w:val="22"/>
+        </w:rPr>
+        <w:t xml:space="preserve">Natija: provodkalar jurnali har bir o'tkazmaning buxgalteriya izini to'liq va o'zgartirib bo'lmas tarzda saqlaydi; jurnal Bosh kitob (core_gl) uchun birlamchi yozuv manbai bo'lib xizmat qiladi.</w:t>
+      </w:r>
+    </w:p>
+    <w:p>
+      <w:pPr>
+        <w:spacing w:after="120"/>
+        <w:jc w:val="left"/>
+      </w:pPr>
+      <w:r>
+        <w:rPr>
+          <w:rFonts w:ascii="Arial" w:cs="Arial" w:eastAsia="Arial" w:hAnsi="Arial"/>
+          <w:b w:val="false"/>
+          <w:bCs w:val="false"/>
+          <w:i/>
+          <w:iCs/>
+          <w:color w:val="333333"/>
+          <w:sz w:val="22"/>
+          <w:szCs w:val="22"/>
+        </w:rPr>
+        <w:t xml:space="preserve">Muhim: Jurnal yozuvlari hech qachon o'chirilmaydi yoki tahrirlanmaydi — to'g'rilash faqat yangi (storno yoki tuzatuvchi) yozuv qo'shish orqali amalga oshadi.</w:t>
+      </w:r>
+    </w:p>
+    <w:p>
+      <w:pPr>
+        <w:pStyle w:val="Heading2"/>
+        <w:spacing w:after="120" w:before="240"/>
+      </w:pPr>
+      <w:r>
+        <w:rPr>
+          <w:rFonts w:ascii="Arial" w:cs="Arial" w:eastAsia="Arial" w:hAnsi="Arial"/>
+        </w:rPr>
+        <w:t xml:space="preserve">2.6. BP-006: Banklararo va byudjet o'tkazmalari (keyingi faza)</w:t>
       </w:r>
     </w:p>
     <w:p>
@@ -11051,6 +12078,3184 @@
       </w:pPr>
     </w:p>
     <w:p>
+      <w:pPr>
+        <w:pStyle w:val="Heading2"/>
+        <w:spacing w:after="120" w:before="240"/>
+      </w:pPr>
+      <w:r>
+        <w:rPr>
+          <w:rFonts w:ascii="Arial" w:cs="Arial" w:eastAsia="Arial" w:hAnsi="Arial"/>
+        </w:rPr>
+        <w:t xml:space="preserve">3.4. Provodkalar jurnali (buxgalteriya registri)</w:t>
+      </w:r>
+    </w:p>
+    <w:p>
+      <w:pPr>
+        <w:spacing w:after="120"/>
+        <w:jc w:val="left"/>
+      </w:pPr>
+      <w:r>
+        <w:rPr>
+          <w:rFonts w:ascii="Arial" w:cs="Arial" w:eastAsia="Arial" w:hAnsi="Arial"/>
+          <w:b w:val="false"/>
+          <w:bCs w:val="false"/>
+          <w:i w:val="false"/>
+          <w:iCs w:val="false"/>
+          <w:color w:val="333333"/>
+          <w:sz w:val="22"/>
+          <w:szCs w:val="22"/>
+        </w:rPr>
+        <w:t xml:space="preserve">Provodkalar jurnali — modulning markaziy buxgalteriya registri. U barcha buxgalteriya yozuvlarining (provodkalarning) yagona xronologik ro'yxati bo'lib, har bir provodka qo'sh yozuvning bir bo'lagini (ma'lum hisobning debetini yoki kreditini) qayd etadi. Jurnal o'zgartirilmaydi — unga faqat yangi yozuvlar qo'shiladi (to'liq audit izi). Quyida har bir jurnal yozuvi uchun saqlanadigan ma'lumotlar biznes tilida keltirilgan.</w:t>
+      </w:r>
+    </w:p>
+    <w:tbl>
+      <w:tblPr>
+        <w:tblW w:type="dxa" w:w="9360"/>
+        <w:tblBorders>
+          <w:top w:val="single" w:color="auto" w:sz="4"/>
+          <w:left w:val="single" w:color="auto" w:sz="4"/>
+          <w:bottom w:val="single" w:color="auto" w:sz="4"/>
+          <w:right w:val="single" w:color="auto" w:sz="4"/>
+          <w:insideH w:val="single" w:color="auto" w:sz="4"/>
+          <w:insideV w:val="single" w:color="auto" w:sz="4"/>
+        </w:tblBorders>
+      </w:tblPr>
+      <w:tblGrid>
+        <w:gridCol w:w="3000"/>
+        <w:gridCol w:w="4060"/>
+        <w:gridCol w:w="2300"/>
+      </w:tblGrid>
+      <w:tr>
+        <w:tc>
+          <w:tcPr>
+            <w:tcW w:type="dxa" w:w="3000"/>
+            <w:tcBorders>
+              <w:top w:val="single" w:color="B4C6E7" w:sz="1"/>
+              <w:left w:val="single" w:color="B4C6E7" w:sz="1"/>
+              <w:bottom w:val="single" w:color="B4C6E7" w:sz="1"/>
+              <w:right w:val="single" w:color="B4C6E7" w:sz="1"/>
+            </w:tcBorders>
+            <w:shd w:fill="1F4E79" w:val="clear"/>
+            <w:tcMar>
+              <w:top w:type="dxa" w:w="60"/>
+              <w:left w:type="dxa" w:w="100"/>
+              <w:bottom w:type="dxa" w:w="60"/>
+              <w:right w:type="dxa" w:w="100"/>
+            </w:tcMar>
+            <w:vAlign w:val="center"/>
+          </w:tcPr>
+          <w:p>
+            <w:pPr>
+              <w:jc w:val="center"/>
+            </w:pPr>
+            <w:r>
+              <w:rPr>
+                <w:rFonts w:ascii="Arial" w:cs="Arial" w:eastAsia="Arial" w:hAnsi="Arial"/>
+                <w:b/>
+                <w:bCs/>
+                <w:color w:val="FFFFFF"/>
+                <w:sz w:val="20"/>
+                <w:szCs w:val="20"/>
+              </w:rPr>
+              <w:t xml:space="preserve">Ma'lumot</w:t>
+            </w:r>
+          </w:p>
+        </w:tc>
+        <w:tc>
+          <w:tcPr>
+            <w:tcW w:type="dxa" w:w="4060"/>
+            <w:tcBorders>
+              <w:top w:val="single" w:color="B4C6E7" w:sz="1"/>
+              <w:left w:val="single" w:color="B4C6E7" w:sz="1"/>
+              <w:bottom w:val="single" w:color="B4C6E7" w:sz="1"/>
+              <w:right w:val="single" w:color="B4C6E7" w:sz="1"/>
+            </w:tcBorders>
+            <w:shd w:fill="1F4E79" w:val="clear"/>
+            <w:tcMar>
+              <w:top w:type="dxa" w:w="60"/>
+              <w:left w:type="dxa" w:w="100"/>
+              <w:bottom w:type="dxa" w:w="60"/>
+              <w:right w:type="dxa" w:w="100"/>
+            </w:tcMar>
+            <w:vAlign w:val="center"/>
+          </w:tcPr>
+          <w:p>
+            <w:pPr>
+              <w:jc w:val="center"/>
+            </w:pPr>
+            <w:r>
+              <w:rPr>
+                <w:rFonts w:ascii="Arial" w:cs="Arial" w:eastAsia="Arial" w:hAnsi="Arial"/>
+                <w:b/>
+                <w:bCs/>
+                <w:color w:val="FFFFFF"/>
+                <w:sz w:val="20"/>
+                <w:szCs w:val="20"/>
+              </w:rPr>
+              <w:t xml:space="preserve">Mazmuni</w:t>
+            </w:r>
+          </w:p>
+        </w:tc>
+        <w:tc>
+          <w:tcPr>
+            <w:tcW w:type="dxa" w:w="2300"/>
+            <w:tcBorders>
+              <w:top w:val="single" w:color="B4C6E7" w:sz="1"/>
+              <w:left w:val="single" w:color="B4C6E7" w:sz="1"/>
+              <w:bottom w:val="single" w:color="B4C6E7" w:sz="1"/>
+              <w:right w:val="single" w:color="B4C6E7" w:sz="1"/>
+            </w:tcBorders>
+            <w:shd w:fill="1F4E79" w:val="clear"/>
+            <w:tcMar>
+              <w:top w:type="dxa" w:w="60"/>
+              <w:left w:type="dxa" w:w="100"/>
+              <w:bottom w:type="dxa" w:w="60"/>
+              <w:right w:type="dxa" w:w="100"/>
+            </w:tcMar>
+            <w:vAlign w:val="center"/>
+          </w:tcPr>
+          <w:p>
+            <w:pPr>
+              <w:jc w:val="center"/>
+            </w:pPr>
+            <w:r>
+              <w:rPr>
+                <w:rFonts w:ascii="Arial" w:cs="Arial" w:eastAsia="Arial" w:hAnsi="Arial"/>
+                <w:b/>
+                <w:bCs/>
+                <w:color w:val="FFFFFF"/>
+                <w:sz w:val="20"/>
+                <w:szCs w:val="20"/>
+              </w:rPr>
+              <w:t xml:space="preserve">Majburiyligi</w:t>
+            </w:r>
+          </w:p>
+        </w:tc>
+      </w:tr>
+      <w:tr>
+        <w:tc>
+          <w:tcPr>
+            <w:tcW w:type="dxa" w:w="3000"/>
+            <w:tcBorders>
+              <w:top w:val="single" w:color="B4C6E7" w:sz="1"/>
+              <w:left w:val="single" w:color="B4C6E7" w:sz="1"/>
+              <w:bottom w:val="single" w:color="B4C6E7" w:sz="1"/>
+              <w:right w:val="single" w:color="B4C6E7" w:sz="1"/>
+            </w:tcBorders>
+            <w:tcMar>
+              <w:top w:type="dxa" w:w="60"/>
+              <w:left w:type="dxa" w:w="100"/>
+              <w:bottom w:type="dxa" w:w="60"/>
+              <w:right w:type="dxa" w:w="100"/>
+            </w:tcMar>
+          </w:tcPr>
+          <w:p>
+            <w:pPr>
+              <w:jc w:val="left"/>
+            </w:pPr>
+            <w:r>
+              <w:rPr>
+                <w:rFonts w:ascii="Arial" w:cs="Arial" w:eastAsia="Arial" w:hAnsi="Arial"/>
+                <w:b w:val="false"/>
+                <w:bCs w:val="false"/>
+                <w:sz w:val="20"/>
+                <w:szCs w:val="20"/>
+              </w:rPr>
+              <w:t xml:space="preserve">Provodka raqami</w:t>
+            </w:r>
+          </w:p>
+        </w:tc>
+        <w:tc>
+          <w:tcPr>
+            <w:tcW w:type="dxa" w:w="4060"/>
+            <w:tcBorders>
+              <w:top w:val="single" w:color="B4C6E7" w:sz="1"/>
+              <w:left w:val="single" w:color="B4C6E7" w:sz="1"/>
+              <w:bottom w:val="single" w:color="B4C6E7" w:sz="1"/>
+              <w:right w:val="single" w:color="B4C6E7" w:sz="1"/>
+            </w:tcBorders>
+            <w:tcMar>
+              <w:top w:type="dxa" w:w="60"/>
+              <w:left w:type="dxa" w:w="100"/>
+              <w:bottom w:type="dxa" w:w="60"/>
+              <w:right w:type="dxa" w:w="100"/>
+            </w:tcMar>
+          </w:tcPr>
+          <w:p>
+            <w:pPr>
+              <w:jc w:val="left"/>
+            </w:pPr>
+            <w:r>
+              <w:rPr>
+                <w:rFonts w:ascii="Arial" w:cs="Arial" w:eastAsia="Arial" w:hAnsi="Arial"/>
+                <w:b w:val="false"/>
+                <w:bCs w:val="false"/>
+                <w:sz w:val="20"/>
+                <w:szCs w:val="20"/>
+              </w:rPr>
+              <w:t xml:space="preserve">Jurnal yozuvining noyob tartib raqami; tizim avtomatik beradi</w:t>
+            </w:r>
+          </w:p>
+        </w:tc>
+        <w:tc>
+          <w:tcPr>
+            <w:tcW w:type="dxa" w:w="2300"/>
+            <w:tcBorders>
+              <w:top w:val="single" w:color="B4C6E7" w:sz="1"/>
+              <w:left w:val="single" w:color="B4C6E7" w:sz="1"/>
+              <w:bottom w:val="single" w:color="B4C6E7" w:sz="1"/>
+              <w:right w:val="single" w:color="B4C6E7" w:sz="1"/>
+            </w:tcBorders>
+            <w:tcMar>
+              <w:top w:type="dxa" w:w="60"/>
+              <w:left w:type="dxa" w:w="100"/>
+              <w:bottom w:type="dxa" w:w="60"/>
+              <w:right w:type="dxa" w:w="100"/>
+            </w:tcMar>
+          </w:tcPr>
+          <w:p>
+            <w:pPr>
+              <w:jc w:val="left"/>
+            </w:pPr>
+            <w:r>
+              <w:rPr>
+                <w:rFonts w:ascii="Arial" w:cs="Arial" w:eastAsia="Arial" w:hAnsi="Arial"/>
+                <w:b w:val="false"/>
+                <w:bCs w:val="false"/>
+                <w:sz w:val="20"/>
+                <w:szCs w:val="20"/>
+              </w:rPr>
+              <w:t xml:space="preserve">Avtomatik</w:t>
+            </w:r>
+          </w:p>
+        </w:tc>
+      </w:tr>
+      <w:tr>
+        <w:tc>
+          <w:tcPr>
+            <w:tcW w:type="dxa" w:w="3000"/>
+            <w:tcBorders>
+              <w:top w:val="single" w:color="B4C6E7" w:sz="1"/>
+              <w:left w:val="single" w:color="B4C6E7" w:sz="1"/>
+              <w:bottom w:val="single" w:color="B4C6E7" w:sz="1"/>
+              <w:right w:val="single" w:color="B4C6E7" w:sz="1"/>
+            </w:tcBorders>
+            <w:shd w:fill="F2F7FB" w:val="clear"/>
+            <w:tcMar>
+              <w:top w:type="dxa" w:w="60"/>
+              <w:left w:type="dxa" w:w="100"/>
+              <w:bottom w:type="dxa" w:w="60"/>
+              <w:right w:type="dxa" w:w="100"/>
+            </w:tcMar>
+          </w:tcPr>
+          <w:p>
+            <w:pPr>
+              <w:jc w:val="left"/>
+            </w:pPr>
+            <w:r>
+              <w:rPr>
+                <w:rFonts w:ascii="Arial" w:cs="Arial" w:eastAsia="Arial" w:hAnsi="Arial"/>
+                <w:b w:val="false"/>
+                <w:bCs w:val="false"/>
+                <w:sz w:val="20"/>
+                <w:szCs w:val="20"/>
+              </w:rPr>
+              <w:t xml:space="preserve">Bog'liq hujjat (referens) raqami</w:t>
+            </w:r>
+          </w:p>
+        </w:tc>
+        <w:tc>
+          <w:tcPr>
+            <w:tcW w:type="dxa" w:w="4060"/>
+            <w:tcBorders>
+              <w:top w:val="single" w:color="B4C6E7" w:sz="1"/>
+              <w:left w:val="single" w:color="B4C6E7" w:sz="1"/>
+              <w:bottom w:val="single" w:color="B4C6E7" w:sz="1"/>
+              <w:right w:val="single" w:color="B4C6E7" w:sz="1"/>
+            </w:tcBorders>
+            <w:shd w:fill="F2F7FB" w:val="clear"/>
+            <w:tcMar>
+              <w:top w:type="dxa" w:w="60"/>
+              <w:left w:type="dxa" w:w="100"/>
+              <w:bottom w:type="dxa" w:w="60"/>
+              <w:right w:type="dxa" w:w="100"/>
+            </w:tcMar>
+          </w:tcPr>
+          <w:p>
+            <w:pPr>
+              <w:jc w:val="left"/>
+            </w:pPr>
+            <w:r>
+              <w:rPr>
+                <w:rFonts w:ascii="Arial" w:cs="Arial" w:eastAsia="Arial" w:hAnsi="Arial"/>
+                <w:b w:val="false"/>
+                <w:bCs w:val="false"/>
+                <w:sz w:val="20"/>
+                <w:szCs w:val="20"/>
+              </w:rPr>
+              <w:t xml:space="preserve">Provodka qaysi o'tkazma hujjatidan kelib chiqqanini ko'rsatuvchi raqam</w:t>
+            </w:r>
+          </w:p>
+        </w:tc>
+        <w:tc>
+          <w:tcPr>
+            <w:tcW w:type="dxa" w:w="2300"/>
+            <w:tcBorders>
+              <w:top w:val="single" w:color="B4C6E7" w:sz="1"/>
+              <w:left w:val="single" w:color="B4C6E7" w:sz="1"/>
+              <w:bottom w:val="single" w:color="B4C6E7" w:sz="1"/>
+              <w:right w:val="single" w:color="B4C6E7" w:sz="1"/>
+            </w:tcBorders>
+            <w:shd w:fill="F2F7FB" w:val="clear"/>
+            <w:tcMar>
+              <w:top w:type="dxa" w:w="60"/>
+              <w:left w:type="dxa" w:w="100"/>
+              <w:bottom w:type="dxa" w:w="60"/>
+              <w:right w:type="dxa" w:w="100"/>
+            </w:tcMar>
+          </w:tcPr>
+          <w:p>
+            <w:pPr>
+              <w:jc w:val="left"/>
+            </w:pPr>
+            <w:r>
+              <w:rPr>
+                <w:rFonts w:ascii="Arial" w:cs="Arial" w:eastAsia="Arial" w:hAnsi="Arial"/>
+                <w:b w:val="false"/>
+                <w:bCs w:val="false"/>
+                <w:sz w:val="20"/>
+                <w:szCs w:val="20"/>
+              </w:rPr>
+              <w:t xml:space="preserve">Avtomatik</w:t>
+            </w:r>
+          </w:p>
+        </w:tc>
+      </w:tr>
+      <w:tr>
+        <w:tc>
+          <w:tcPr>
+            <w:tcW w:type="dxa" w:w="3000"/>
+            <w:tcBorders>
+              <w:top w:val="single" w:color="B4C6E7" w:sz="1"/>
+              <w:left w:val="single" w:color="B4C6E7" w:sz="1"/>
+              <w:bottom w:val="single" w:color="B4C6E7" w:sz="1"/>
+              <w:right w:val="single" w:color="B4C6E7" w:sz="1"/>
+            </w:tcBorders>
+            <w:tcMar>
+              <w:top w:type="dxa" w:w="60"/>
+              <w:left w:type="dxa" w:w="100"/>
+              <w:bottom w:type="dxa" w:w="60"/>
+              <w:right w:type="dxa" w:w="100"/>
+            </w:tcMar>
+          </w:tcPr>
+          <w:p>
+            <w:pPr>
+              <w:jc w:val="left"/>
+            </w:pPr>
+            <w:r>
+              <w:rPr>
+                <w:rFonts w:ascii="Arial" w:cs="Arial" w:eastAsia="Arial" w:hAnsi="Arial"/>
+                <w:b w:val="false"/>
+                <w:bCs w:val="false"/>
+                <w:sz w:val="20"/>
+                <w:szCs w:val="20"/>
+              </w:rPr>
+              <w:t xml:space="preserve">Provodka sanasi</w:t>
+            </w:r>
+          </w:p>
+        </w:tc>
+        <w:tc>
+          <w:tcPr>
+            <w:tcW w:type="dxa" w:w="4060"/>
+            <w:tcBorders>
+              <w:top w:val="single" w:color="B4C6E7" w:sz="1"/>
+              <w:left w:val="single" w:color="B4C6E7" w:sz="1"/>
+              <w:bottom w:val="single" w:color="B4C6E7" w:sz="1"/>
+              <w:right w:val="single" w:color="B4C6E7" w:sz="1"/>
+            </w:tcBorders>
+            <w:tcMar>
+              <w:top w:type="dxa" w:w="60"/>
+              <w:left w:type="dxa" w:w="100"/>
+              <w:bottom w:type="dxa" w:w="60"/>
+              <w:right w:type="dxa" w:w="100"/>
+            </w:tcMar>
+          </w:tcPr>
+          <w:p>
+            <w:pPr>
+              <w:jc w:val="left"/>
+            </w:pPr>
+            <w:r>
+              <w:rPr>
+                <w:rFonts w:ascii="Arial" w:cs="Arial" w:eastAsia="Arial" w:hAnsi="Arial"/>
+                <w:b w:val="false"/>
+                <w:bCs w:val="false"/>
+                <w:sz w:val="20"/>
+                <w:szCs w:val="20"/>
+              </w:rPr>
+              <w:t xml:space="preserve">Provodka qayd etilgan operatsion kun</w:t>
+            </w:r>
+          </w:p>
+        </w:tc>
+        <w:tc>
+          <w:tcPr>
+            <w:tcW w:type="dxa" w:w="2300"/>
+            <w:tcBorders>
+              <w:top w:val="single" w:color="B4C6E7" w:sz="1"/>
+              <w:left w:val="single" w:color="B4C6E7" w:sz="1"/>
+              <w:bottom w:val="single" w:color="B4C6E7" w:sz="1"/>
+              <w:right w:val="single" w:color="B4C6E7" w:sz="1"/>
+            </w:tcBorders>
+            <w:tcMar>
+              <w:top w:type="dxa" w:w="60"/>
+              <w:left w:type="dxa" w:w="100"/>
+              <w:bottom w:type="dxa" w:w="60"/>
+              <w:right w:type="dxa" w:w="100"/>
+            </w:tcMar>
+          </w:tcPr>
+          <w:p>
+            <w:pPr>
+              <w:jc w:val="left"/>
+            </w:pPr>
+            <w:r>
+              <w:rPr>
+                <w:rFonts w:ascii="Arial" w:cs="Arial" w:eastAsia="Arial" w:hAnsi="Arial"/>
+                <w:b w:val="false"/>
+                <w:bCs w:val="false"/>
+                <w:sz w:val="20"/>
+                <w:szCs w:val="20"/>
+              </w:rPr>
+              <w:t xml:space="preserve">Avtomatik</w:t>
+            </w:r>
+          </w:p>
+        </w:tc>
+      </w:tr>
+      <w:tr>
+        <w:tc>
+          <w:tcPr>
+            <w:tcW w:type="dxa" w:w="3000"/>
+            <w:tcBorders>
+              <w:top w:val="single" w:color="B4C6E7" w:sz="1"/>
+              <w:left w:val="single" w:color="B4C6E7" w:sz="1"/>
+              <w:bottom w:val="single" w:color="B4C6E7" w:sz="1"/>
+              <w:right w:val="single" w:color="B4C6E7" w:sz="1"/>
+            </w:tcBorders>
+            <w:shd w:fill="F2F7FB" w:val="clear"/>
+            <w:tcMar>
+              <w:top w:type="dxa" w:w="60"/>
+              <w:left w:type="dxa" w:w="100"/>
+              <w:bottom w:type="dxa" w:w="60"/>
+              <w:right w:type="dxa" w:w="100"/>
+            </w:tcMar>
+          </w:tcPr>
+          <w:p>
+            <w:pPr>
+              <w:jc w:val="left"/>
+            </w:pPr>
+            <w:r>
+              <w:rPr>
+                <w:rFonts w:ascii="Arial" w:cs="Arial" w:eastAsia="Arial" w:hAnsi="Arial"/>
+                <w:b w:val="false"/>
+                <w:bCs w:val="false"/>
+                <w:sz w:val="20"/>
+                <w:szCs w:val="20"/>
+              </w:rPr>
+              <w:t xml:space="preserve">Valyutalash sanasi</w:t>
+            </w:r>
+          </w:p>
+        </w:tc>
+        <w:tc>
+          <w:tcPr>
+            <w:tcW w:type="dxa" w:w="4060"/>
+            <w:tcBorders>
+              <w:top w:val="single" w:color="B4C6E7" w:sz="1"/>
+              <w:left w:val="single" w:color="B4C6E7" w:sz="1"/>
+              <w:bottom w:val="single" w:color="B4C6E7" w:sz="1"/>
+              <w:right w:val="single" w:color="B4C6E7" w:sz="1"/>
+            </w:tcBorders>
+            <w:shd w:fill="F2F7FB" w:val="clear"/>
+            <w:tcMar>
+              <w:top w:type="dxa" w:w="60"/>
+              <w:left w:type="dxa" w:w="100"/>
+              <w:bottom w:type="dxa" w:w="60"/>
+              <w:right w:type="dxa" w:w="100"/>
+            </w:tcMar>
+          </w:tcPr>
+          <w:p>
+            <w:pPr>
+              <w:jc w:val="left"/>
+            </w:pPr>
+            <w:r>
+              <w:rPr>
+                <w:rFonts w:ascii="Arial" w:cs="Arial" w:eastAsia="Arial" w:hAnsi="Arial"/>
+                <w:b w:val="false"/>
+                <w:bCs w:val="false"/>
+                <w:sz w:val="20"/>
+                <w:szCs w:val="20"/>
+              </w:rPr>
+              <w:t xml:space="preserve">Provodka qoldiqqa ta'sir qiladigan sana (F0 da — bajarilgan operatsion kun)</w:t>
+            </w:r>
+          </w:p>
+        </w:tc>
+        <w:tc>
+          <w:tcPr>
+            <w:tcW w:type="dxa" w:w="2300"/>
+            <w:tcBorders>
+              <w:top w:val="single" w:color="B4C6E7" w:sz="1"/>
+              <w:left w:val="single" w:color="B4C6E7" w:sz="1"/>
+              <w:bottom w:val="single" w:color="B4C6E7" w:sz="1"/>
+              <w:right w:val="single" w:color="B4C6E7" w:sz="1"/>
+            </w:tcBorders>
+            <w:shd w:fill="F2F7FB" w:val="clear"/>
+            <w:tcMar>
+              <w:top w:type="dxa" w:w="60"/>
+              <w:left w:type="dxa" w:w="100"/>
+              <w:bottom w:type="dxa" w:w="60"/>
+              <w:right w:type="dxa" w:w="100"/>
+            </w:tcMar>
+          </w:tcPr>
+          <w:p>
+            <w:pPr>
+              <w:jc w:val="left"/>
+            </w:pPr>
+            <w:r>
+              <w:rPr>
+                <w:rFonts w:ascii="Arial" w:cs="Arial" w:eastAsia="Arial" w:hAnsi="Arial"/>
+                <w:b w:val="false"/>
+                <w:bCs w:val="false"/>
+                <w:sz w:val="20"/>
+                <w:szCs w:val="20"/>
+              </w:rPr>
+              <w:t xml:space="preserve">Avtomatik</w:t>
+            </w:r>
+          </w:p>
+        </w:tc>
+      </w:tr>
+      <w:tr>
+        <w:tc>
+          <w:tcPr>
+            <w:tcW w:type="dxa" w:w="3000"/>
+            <w:tcBorders>
+              <w:top w:val="single" w:color="B4C6E7" w:sz="1"/>
+              <w:left w:val="single" w:color="B4C6E7" w:sz="1"/>
+              <w:bottom w:val="single" w:color="B4C6E7" w:sz="1"/>
+              <w:right w:val="single" w:color="B4C6E7" w:sz="1"/>
+            </w:tcBorders>
+            <w:tcMar>
+              <w:top w:type="dxa" w:w="60"/>
+              <w:left w:type="dxa" w:w="100"/>
+              <w:bottom w:type="dxa" w:w="60"/>
+              <w:right w:type="dxa" w:w="100"/>
+            </w:tcMar>
+          </w:tcPr>
+          <w:p>
+            <w:pPr>
+              <w:jc w:val="left"/>
+            </w:pPr>
+            <w:r>
+              <w:rPr>
+                <w:rFonts w:ascii="Arial" w:cs="Arial" w:eastAsia="Arial" w:hAnsi="Arial"/>
+                <w:b w:val="false"/>
+                <w:bCs w:val="false"/>
+                <w:sz w:val="20"/>
+                <w:szCs w:val="20"/>
+              </w:rPr>
+              <w:t xml:space="preserve">Debet hisob</w:t>
+            </w:r>
+          </w:p>
+        </w:tc>
+        <w:tc>
+          <w:tcPr>
+            <w:tcW w:type="dxa" w:w="4060"/>
+            <w:tcBorders>
+              <w:top w:val="single" w:color="B4C6E7" w:sz="1"/>
+              <w:left w:val="single" w:color="B4C6E7" w:sz="1"/>
+              <w:bottom w:val="single" w:color="B4C6E7" w:sz="1"/>
+              <w:right w:val="single" w:color="B4C6E7" w:sz="1"/>
+            </w:tcBorders>
+            <w:tcMar>
+              <w:top w:type="dxa" w:w="60"/>
+              <w:left w:type="dxa" w:w="100"/>
+              <w:bottom w:type="dxa" w:w="60"/>
+              <w:right w:type="dxa" w:w="100"/>
+            </w:tcMar>
+          </w:tcPr>
+          <w:p>
+            <w:pPr>
+              <w:jc w:val="left"/>
+            </w:pPr>
+            <w:r>
+              <w:rPr>
+                <w:rFonts w:ascii="Arial" w:cs="Arial" w:eastAsia="Arial" w:hAnsi="Arial"/>
+                <w:b w:val="false"/>
+                <w:bCs w:val="false"/>
+                <w:sz w:val="20"/>
+                <w:szCs w:val="20"/>
+              </w:rPr>
+              <w:t xml:space="preserve">Chiqim (debet) qilinadigan hisob raqami</w:t>
+            </w:r>
+          </w:p>
+        </w:tc>
+        <w:tc>
+          <w:tcPr>
+            <w:tcW w:type="dxa" w:w="2300"/>
+            <w:tcBorders>
+              <w:top w:val="single" w:color="B4C6E7" w:sz="1"/>
+              <w:left w:val="single" w:color="B4C6E7" w:sz="1"/>
+              <w:bottom w:val="single" w:color="B4C6E7" w:sz="1"/>
+              <w:right w:val="single" w:color="B4C6E7" w:sz="1"/>
+            </w:tcBorders>
+            <w:tcMar>
+              <w:top w:type="dxa" w:w="60"/>
+              <w:left w:type="dxa" w:w="100"/>
+              <w:bottom w:type="dxa" w:w="60"/>
+              <w:right w:type="dxa" w:w="100"/>
+            </w:tcMar>
+          </w:tcPr>
+          <w:p>
+            <w:pPr>
+              <w:jc w:val="left"/>
+            </w:pPr>
+            <w:r>
+              <w:rPr>
+                <w:rFonts w:ascii="Arial" w:cs="Arial" w:eastAsia="Arial" w:hAnsi="Arial"/>
+                <w:b w:val="false"/>
+                <w:bCs w:val="false"/>
+                <w:sz w:val="20"/>
+                <w:szCs w:val="20"/>
+              </w:rPr>
+              <w:t xml:space="preserve">Avtomatik</w:t>
+            </w:r>
+          </w:p>
+        </w:tc>
+      </w:tr>
+      <w:tr>
+        <w:tc>
+          <w:tcPr>
+            <w:tcW w:type="dxa" w:w="3000"/>
+            <w:tcBorders>
+              <w:top w:val="single" w:color="B4C6E7" w:sz="1"/>
+              <w:left w:val="single" w:color="B4C6E7" w:sz="1"/>
+              <w:bottom w:val="single" w:color="B4C6E7" w:sz="1"/>
+              <w:right w:val="single" w:color="B4C6E7" w:sz="1"/>
+            </w:tcBorders>
+            <w:shd w:fill="F2F7FB" w:val="clear"/>
+            <w:tcMar>
+              <w:top w:type="dxa" w:w="60"/>
+              <w:left w:type="dxa" w:w="100"/>
+              <w:bottom w:type="dxa" w:w="60"/>
+              <w:right w:type="dxa" w:w="100"/>
+            </w:tcMar>
+          </w:tcPr>
+          <w:p>
+            <w:pPr>
+              <w:jc w:val="left"/>
+            </w:pPr>
+            <w:r>
+              <w:rPr>
+                <w:rFonts w:ascii="Arial" w:cs="Arial" w:eastAsia="Arial" w:hAnsi="Arial"/>
+                <w:b w:val="false"/>
+                <w:bCs w:val="false"/>
+                <w:sz w:val="20"/>
+                <w:szCs w:val="20"/>
+              </w:rPr>
+              <w:t xml:space="preserve">Kredit hisob</w:t>
+            </w:r>
+          </w:p>
+        </w:tc>
+        <w:tc>
+          <w:tcPr>
+            <w:tcW w:type="dxa" w:w="4060"/>
+            <w:tcBorders>
+              <w:top w:val="single" w:color="B4C6E7" w:sz="1"/>
+              <w:left w:val="single" w:color="B4C6E7" w:sz="1"/>
+              <w:bottom w:val="single" w:color="B4C6E7" w:sz="1"/>
+              <w:right w:val="single" w:color="B4C6E7" w:sz="1"/>
+            </w:tcBorders>
+            <w:shd w:fill="F2F7FB" w:val="clear"/>
+            <w:tcMar>
+              <w:top w:type="dxa" w:w="60"/>
+              <w:left w:type="dxa" w:w="100"/>
+              <w:bottom w:type="dxa" w:w="60"/>
+              <w:right w:type="dxa" w:w="100"/>
+            </w:tcMar>
+          </w:tcPr>
+          <w:p>
+            <w:pPr>
+              <w:jc w:val="left"/>
+            </w:pPr>
+            <w:r>
+              <w:rPr>
+                <w:rFonts w:ascii="Arial" w:cs="Arial" w:eastAsia="Arial" w:hAnsi="Arial"/>
+                <w:b w:val="false"/>
+                <w:bCs w:val="false"/>
+                <w:sz w:val="20"/>
+                <w:szCs w:val="20"/>
+              </w:rPr>
+              <w:t xml:space="preserve">Kirim (kredit) qilinadigan hisob raqami</w:t>
+            </w:r>
+          </w:p>
+        </w:tc>
+        <w:tc>
+          <w:tcPr>
+            <w:tcW w:type="dxa" w:w="2300"/>
+            <w:tcBorders>
+              <w:top w:val="single" w:color="B4C6E7" w:sz="1"/>
+              <w:left w:val="single" w:color="B4C6E7" w:sz="1"/>
+              <w:bottom w:val="single" w:color="B4C6E7" w:sz="1"/>
+              <w:right w:val="single" w:color="B4C6E7" w:sz="1"/>
+            </w:tcBorders>
+            <w:shd w:fill="F2F7FB" w:val="clear"/>
+            <w:tcMar>
+              <w:top w:type="dxa" w:w="60"/>
+              <w:left w:type="dxa" w:w="100"/>
+              <w:bottom w:type="dxa" w:w="60"/>
+              <w:right w:type="dxa" w:w="100"/>
+            </w:tcMar>
+          </w:tcPr>
+          <w:p>
+            <w:pPr>
+              <w:jc w:val="left"/>
+            </w:pPr>
+            <w:r>
+              <w:rPr>
+                <w:rFonts w:ascii="Arial" w:cs="Arial" w:eastAsia="Arial" w:hAnsi="Arial"/>
+                <w:b w:val="false"/>
+                <w:bCs w:val="false"/>
+                <w:sz w:val="20"/>
+                <w:szCs w:val="20"/>
+              </w:rPr>
+              <w:t xml:space="preserve">Avtomatik</w:t>
+            </w:r>
+          </w:p>
+        </w:tc>
+      </w:tr>
+      <w:tr>
+        <w:tc>
+          <w:tcPr>
+            <w:tcW w:type="dxa" w:w="3000"/>
+            <w:tcBorders>
+              <w:top w:val="single" w:color="B4C6E7" w:sz="1"/>
+              <w:left w:val="single" w:color="B4C6E7" w:sz="1"/>
+              <w:bottom w:val="single" w:color="B4C6E7" w:sz="1"/>
+              <w:right w:val="single" w:color="B4C6E7" w:sz="1"/>
+            </w:tcBorders>
+            <w:tcMar>
+              <w:top w:type="dxa" w:w="60"/>
+              <w:left w:type="dxa" w:w="100"/>
+              <w:bottom w:type="dxa" w:w="60"/>
+              <w:right w:type="dxa" w:w="100"/>
+            </w:tcMar>
+          </w:tcPr>
+          <w:p>
+            <w:pPr>
+              <w:jc w:val="left"/>
+            </w:pPr>
+            <w:r>
+              <w:rPr>
+                <w:rFonts w:ascii="Arial" w:cs="Arial" w:eastAsia="Arial" w:hAnsi="Arial"/>
+                <w:b w:val="false"/>
+                <w:bCs w:val="false"/>
+                <w:sz w:val="20"/>
+                <w:szCs w:val="20"/>
+              </w:rPr>
+              <w:t xml:space="preserve">Summa</w:t>
+            </w:r>
+          </w:p>
+        </w:tc>
+        <w:tc>
+          <w:tcPr>
+            <w:tcW w:type="dxa" w:w="4060"/>
+            <w:tcBorders>
+              <w:top w:val="single" w:color="B4C6E7" w:sz="1"/>
+              <w:left w:val="single" w:color="B4C6E7" w:sz="1"/>
+              <w:bottom w:val="single" w:color="B4C6E7" w:sz="1"/>
+              <w:right w:val="single" w:color="B4C6E7" w:sz="1"/>
+            </w:tcBorders>
+            <w:tcMar>
+              <w:top w:type="dxa" w:w="60"/>
+              <w:left w:type="dxa" w:w="100"/>
+              <w:bottom w:type="dxa" w:w="60"/>
+              <w:right w:type="dxa" w:w="100"/>
+            </w:tcMar>
+          </w:tcPr>
+          <w:p>
+            <w:pPr>
+              <w:jc w:val="left"/>
+            </w:pPr>
+            <w:r>
+              <w:rPr>
+                <w:rFonts w:ascii="Arial" w:cs="Arial" w:eastAsia="Arial" w:hAnsi="Arial"/>
+                <w:b w:val="false"/>
+                <w:bCs w:val="false"/>
+                <w:sz w:val="20"/>
+                <w:szCs w:val="20"/>
+              </w:rPr>
+              <w:t xml:space="preserve">Provodka summasi (tegishli valyutada, 2 kasr aniqligida)</w:t>
+            </w:r>
+          </w:p>
+        </w:tc>
+        <w:tc>
+          <w:tcPr>
+            <w:tcW w:type="dxa" w:w="2300"/>
+            <w:tcBorders>
+              <w:top w:val="single" w:color="B4C6E7" w:sz="1"/>
+              <w:left w:val="single" w:color="B4C6E7" w:sz="1"/>
+              <w:bottom w:val="single" w:color="B4C6E7" w:sz="1"/>
+              <w:right w:val="single" w:color="B4C6E7" w:sz="1"/>
+            </w:tcBorders>
+            <w:tcMar>
+              <w:top w:type="dxa" w:w="60"/>
+              <w:left w:type="dxa" w:w="100"/>
+              <w:bottom w:type="dxa" w:w="60"/>
+              <w:right w:type="dxa" w:w="100"/>
+            </w:tcMar>
+          </w:tcPr>
+          <w:p>
+            <w:pPr>
+              <w:jc w:val="left"/>
+            </w:pPr>
+            <w:r>
+              <w:rPr>
+                <w:rFonts w:ascii="Arial" w:cs="Arial" w:eastAsia="Arial" w:hAnsi="Arial"/>
+                <w:b w:val="false"/>
+                <w:bCs w:val="false"/>
+                <w:sz w:val="20"/>
+                <w:szCs w:val="20"/>
+              </w:rPr>
+              <w:t xml:space="preserve">Avtomatik</w:t>
+            </w:r>
+          </w:p>
+        </w:tc>
+      </w:tr>
+      <w:tr>
+        <w:tc>
+          <w:tcPr>
+            <w:tcW w:type="dxa" w:w="3000"/>
+            <w:tcBorders>
+              <w:top w:val="single" w:color="B4C6E7" w:sz="1"/>
+              <w:left w:val="single" w:color="B4C6E7" w:sz="1"/>
+              <w:bottom w:val="single" w:color="B4C6E7" w:sz="1"/>
+              <w:right w:val="single" w:color="B4C6E7" w:sz="1"/>
+            </w:tcBorders>
+            <w:shd w:fill="F2F7FB" w:val="clear"/>
+            <w:tcMar>
+              <w:top w:type="dxa" w:w="60"/>
+              <w:left w:type="dxa" w:w="100"/>
+              <w:bottom w:type="dxa" w:w="60"/>
+              <w:right w:type="dxa" w:w="100"/>
+            </w:tcMar>
+          </w:tcPr>
+          <w:p>
+            <w:pPr>
+              <w:jc w:val="left"/>
+            </w:pPr>
+            <w:r>
+              <w:rPr>
+                <w:rFonts w:ascii="Arial" w:cs="Arial" w:eastAsia="Arial" w:hAnsi="Arial"/>
+                <w:b w:val="false"/>
+                <w:bCs w:val="false"/>
+                <w:sz w:val="20"/>
+                <w:szCs w:val="20"/>
+              </w:rPr>
+              <w:t xml:space="preserve">Valyuta</w:t>
+            </w:r>
+          </w:p>
+        </w:tc>
+        <w:tc>
+          <w:tcPr>
+            <w:tcW w:type="dxa" w:w="4060"/>
+            <w:tcBorders>
+              <w:top w:val="single" w:color="B4C6E7" w:sz="1"/>
+              <w:left w:val="single" w:color="B4C6E7" w:sz="1"/>
+              <w:bottom w:val="single" w:color="B4C6E7" w:sz="1"/>
+              <w:right w:val="single" w:color="B4C6E7" w:sz="1"/>
+            </w:tcBorders>
+            <w:shd w:fill="F2F7FB" w:val="clear"/>
+            <w:tcMar>
+              <w:top w:type="dxa" w:w="60"/>
+              <w:left w:type="dxa" w:w="100"/>
+              <w:bottom w:type="dxa" w:w="60"/>
+              <w:right w:type="dxa" w:w="100"/>
+            </w:tcMar>
+          </w:tcPr>
+          <w:p>
+            <w:pPr>
+              <w:jc w:val="left"/>
+            </w:pPr>
+            <w:r>
+              <w:rPr>
+                <w:rFonts w:ascii="Arial" w:cs="Arial" w:eastAsia="Arial" w:hAnsi="Arial"/>
+                <w:b w:val="false"/>
+                <w:bCs w:val="false"/>
+                <w:sz w:val="20"/>
+                <w:szCs w:val="20"/>
+              </w:rPr>
+              <w:t xml:space="preserve">Provodka valyutasi: UZS (000), USD (840), EUR (978)</w:t>
+            </w:r>
+          </w:p>
+        </w:tc>
+        <w:tc>
+          <w:tcPr>
+            <w:tcW w:type="dxa" w:w="2300"/>
+            <w:tcBorders>
+              <w:top w:val="single" w:color="B4C6E7" w:sz="1"/>
+              <w:left w:val="single" w:color="B4C6E7" w:sz="1"/>
+              <w:bottom w:val="single" w:color="B4C6E7" w:sz="1"/>
+              <w:right w:val="single" w:color="B4C6E7" w:sz="1"/>
+            </w:tcBorders>
+            <w:shd w:fill="F2F7FB" w:val="clear"/>
+            <w:tcMar>
+              <w:top w:type="dxa" w:w="60"/>
+              <w:left w:type="dxa" w:w="100"/>
+              <w:bottom w:type="dxa" w:w="60"/>
+              <w:right w:type="dxa" w:w="100"/>
+            </w:tcMar>
+          </w:tcPr>
+          <w:p>
+            <w:pPr>
+              <w:jc w:val="left"/>
+            </w:pPr>
+            <w:r>
+              <w:rPr>
+                <w:rFonts w:ascii="Arial" w:cs="Arial" w:eastAsia="Arial" w:hAnsi="Arial"/>
+                <w:b w:val="false"/>
+                <w:bCs w:val="false"/>
+                <w:sz w:val="20"/>
+                <w:szCs w:val="20"/>
+              </w:rPr>
+              <w:t xml:space="preserve">Avtomatik</w:t>
+            </w:r>
+          </w:p>
+        </w:tc>
+      </w:tr>
+      <w:tr>
+        <w:tc>
+          <w:tcPr>
+            <w:tcW w:type="dxa" w:w="3000"/>
+            <w:tcBorders>
+              <w:top w:val="single" w:color="B4C6E7" w:sz="1"/>
+              <w:left w:val="single" w:color="B4C6E7" w:sz="1"/>
+              <w:bottom w:val="single" w:color="B4C6E7" w:sz="1"/>
+              <w:right w:val="single" w:color="B4C6E7" w:sz="1"/>
+            </w:tcBorders>
+            <w:tcMar>
+              <w:top w:type="dxa" w:w="60"/>
+              <w:left w:type="dxa" w:w="100"/>
+              <w:bottom w:type="dxa" w:w="60"/>
+              <w:right w:type="dxa" w:w="100"/>
+            </w:tcMar>
+          </w:tcPr>
+          <w:p>
+            <w:pPr>
+              <w:jc w:val="left"/>
+            </w:pPr>
+            <w:r>
+              <w:rPr>
+                <w:rFonts w:ascii="Arial" w:cs="Arial" w:eastAsia="Arial" w:hAnsi="Arial"/>
+                <w:b w:val="false"/>
+                <w:bCs w:val="false"/>
+                <w:sz w:val="20"/>
+                <w:szCs w:val="20"/>
+              </w:rPr>
+              <w:t xml:space="preserve">Provodka holati</w:t>
+            </w:r>
+          </w:p>
+        </w:tc>
+        <w:tc>
+          <w:tcPr>
+            <w:tcW w:type="dxa" w:w="4060"/>
+            <w:tcBorders>
+              <w:top w:val="single" w:color="B4C6E7" w:sz="1"/>
+              <w:left w:val="single" w:color="B4C6E7" w:sz="1"/>
+              <w:bottom w:val="single" w:color="B4C6E7" w:sz="1"/>
+              <w:right w:val="single" w:color="B4C6E7" w:sz="1"/>
+            </w:tcBorders>
+            <w:tcMar>
+              <w:top w:type="dxa" w:w="60"/>
+              <w:left w:type="dxa" w:w="100"/>
+              <w:bottom w:type="dxa" w:w="60"/>
+              <w:right w:type="dxa" w:w="100"/>
+            </w:tcMar>
+          </w:tcPr>
+          <w:p>
+            <w:pPr>
+              <w:jc w:val="left"/>
+            </w:pPr>
+            <w:r>
+              <w:rPr>
+                <w:rFonts w:ascii="Arial" w:cs="Arial" w:eastAsia="Arial" w:hAnsi="Arial"/>
+                <w:b w:val="false"/>
+                <w:bCs w:val="false"/>
+                <w:sz w:val="20"/>
+                <w:szCs w:val="20"/>
+              </w:rPr>
+              <w:t xml:space="preserve">Kiritilgan / Tekshirilgan / O'tkazilgan / O'chirilgan / Storno</w:t>
+            </w:r>
+          </w:p>
+        </w:tc>
+        <w:tc>
+          <w:tcPr>
+            <w:tcW w:type="dxa" w:w="2300"/>
+            <w:tcBorders>
+              <w:top w:val="single" w:color="B4C6E7" w:sz="1"/>
+              <w:left w:val="single" w:color="B4C6E7" w:sz="1"/>
+              <w:bottom w:val="single" w:color="B4C6E7" w:sz="1"/>
+              <w:right w:val="single" w:color="B4C6E7" w:sz="1"/>
+            </w:tcBorders>
+            <w:tcMar>
+              <w:top w:type="dxa" w:w="60"/>
+              <w:left w:type="dxa" w:w="100"/>
+              <w:bottom w:type="dxa" w:w="60"/>
+              <w:right w:type="dxa" w:w="100"/>
+            </w:tcMar>
+          </w:tcPr>
+          <w:p>
+            <w:pPr>
+              <w:jc w:val="left"/>
+            </w:pPr>
+            <w:r>
+              <w:rPr>
+                <w:rFonts w:ascii="Arial" w:cs="Arial" w:eastAsia="Arial" w:hAnsi="Arial"/>
+                <w:b w:val="false"/>
+                <w:bCs w:val="false"/>
+                <w:sz w:val="20"/>
+                <w:szCs w:val="20"/>
+              </w:rPr>
+              <w:t xml:space="preserve">Avtomatik</w:t>
+            </w:r>
+          </w:p>
+        </w:tc>
+      </w:tr>
+      <w:tr>
+        <w:tc>
+          <w:tcPr>
+            <w:tcW w:type="dxa" w:w="3000"/>
+            <w:tcBorders>
+              <w:top w:val="single" w:color="B4C6E7" w:sz="1"/>
+              <w:left w:val="single" w:color="B4C6E7" w:sz="1"/>
+              <w:bottom w:val="single" w:color="B4C6E7" w:sz="1"/>
+              <w:right w:val="single" w:color="B4C6E7" w:sz="1"/>
+            </w:tcBorders>
+            <w:shd w:fill="F2F7FB" w:val="clear"/>
+            <w:tcMar>
+              <w:top w:type="dxa" w:w="60"/>
+              <w:left w:type="dxa" w:w="100"/>
+              <w:bottom w:type="dxa" w:w="60"/>
+              <w:right w:type="dxa" w:w="100"/>
+            </w:tcMar>
+          </w:tcPr>
+          <w:p>
+            <w:pPr>
+              <w:jc w:val="left"/>
+            </w:pPr>
+            <w:r>
+              <w:rPr>
+                <w:rFonts w:ascii="Arial" w:cs="Arial" w:eastAsia="Arial" w:hAnsi="Arial"/>
+                <w:b w:val="false"/>
+                <w:bCs w:val="false"/>
+                <w:sz w:val="20"/>
+                <w:szCs w:val="20"/>
+              </w:rPr>
+              <w:t xml:space="preserve">Operator</w:t>
+            </w:r>
+          </w:p>
+        </w:tc>
+        <w:tc>
+          <w:tcPr>
+            <w:tcW w:type="dxa" w:w="4060"/>
+            <w:tcBorders>
+              <w:top w:val="single" w:color="B4C6E7" w:sz="1"/>
+              <w:left w:val="single" w:color="B4C6E7" w:sz="1"/>
+              <w:bottom w:val="single" w:color="B4C6E7" w:sz="1"/>
+              <w:right w:val="single" w:color="B4C6E7" w:sz="1"/>
+            </w:tcBorders>
+            <w:shd w:fill="F2F7FB" w:val="clear"/>
+            <w:tcMar>
+              <w:top w:type="dxa" w:w="60"/>
+              <w:left w:type="dxa" w:w="100"/>
+              <w:bottom w:type="dxa" w:w="60"/>
+              <w:right w:type="dxa" w:w="100"/>
+            </w:tcMar>
+          </w:tcPr>
+          <w:p>
+            <w:pPr>
+              <w:jc w:val="left"/>
+            </w:pPr>
+            <w:r>
+              <w:rPr>
+                <w:rFonts w:ascii="Arial" w:cs="Arial" w:eastAsia="Arial" w:hAnsi="Arial"/>
+                <w:b w:val="false"/>
+                <w:bCs w:val="false"/>
+                <w:sz w:val="20"/>
+                <w:szCs w:val="20"/>
+              </w:rPr>
+              <w:t xml:space="preserve">Provodkani yaratgan/o'tkazgan xodim nomi</w:t>
+            </w:r>
+          </w:p>
+        </w:tc>
+        <w:tc>
+          <w:tcPr>
+            <w:tcW w:type="dxa" w:w="2300"/>
+            <w:tcBorders>
+              <w:top w:val="single" w:color="B4C6E7" w:sz="1"/>
+              <w:left w:val="single" w:color="B4C6E7" w:sz="1"/>
+              <w:bottom w:val="single" w:color="B4C6E7" w:sz="1"/>
+              <w:right w:val="single" w:color="B4C6E7" w:sz="1"/>
+            </w:tcBorders>
+            <w:shd w:fill="F2F7FB" w:val="clear"/>
+            <w:tcMar>
+              <w:top w:type="dxa" w:w="60"/>
+              <w:left w:type="dxa" w:w="100"/>
+              <w:bottom w:type="dxa" w:w="60"/>
+              <w:right w:type="dxa" w:w="100"/>
+            </w:tcMar>
+          </w:tcPr>
+          <w:p>
+            <w:pPr>
+              <w:jc w:val="left"/>
+            </w:pPr>
+            <w:r>
+              <w:rPr>
+                <w:rFonts w:ascii="Arial" w:cs="Arial" w:eastAsia="Arial" w:hAnsi="Arial"/>
+                <w:b w:val="false"/>
+                <w:bCs w:val="false"/>
+                <w:sz w:val="20"/>
+                <w:szCs w:val="20"/>
+              </w:rPr>
+              <w:t xml:space="preserve">Avtomatik</w:t>
+            </w:r>
+          </w:p>
+        </w:tc>
+      </w:tr>
+      <w:tr>
+        <w:tc>
+          <w:tcPr>
+            <w:tcW w:type="dxa" w:w="3000"/>
+            <w:tcBorders>
+              <w:top w:val="single" w:color="B4C6E7" w:sz="1"/>
+              <w:left w:val="single" w:color="B4C6E7" w:sz="1"/>
+              <w:bottom w:val="single" w:color="B4C6E7" w:sz="1"/>
+              <w:right w:val="single" w:color="B4C6E7" w:sz="1"/>
+            </w:tcBorders>
+            <w:tcMar>
+              <w:top w:type="dxa" w:w="60"/>
+              <w:left w:type="dxa" w:w="100"/>
+              <w:bottom w:type="dxa" w:w="60"/>
+              <w:right w:type="dxa" w:w="100"/>
+            </w:tcMar>
+          </w:tcPr>
+          <w:p>
+            <w:pPr>
+              <w:jc w:val="left"/>
+            </w:pPr>
+            <w:r>
+              <w:rPr>
+                <w:rFonts w:ascii="Arial" w:cs="Arial" w:eastAsia="Arial" w:hAnsi="Arial"/>
+                <w:b w:val="false"/>
+                <w:bCs w:val="false"/>
+                <w:sz w:val="20"/>
+                <w:szCs w:val="20"/>
+              </w:rPr>
+              <w:t xml:space="preserve">Izoh / maqsad</w:t>
+            </w:r>
+          </w:p>
+        </w:tc>
+        <w:tc>
+          <w:tcPr>
+            <w:tcW w:type="dxa" w:w="4060"/>
+            <w:tcBorders>
+              <w:top w:val="single" w:color="B4C6E7" w:sz="1"/>
+              <w:left w:val="single" w:color="B4C6E7" w:sz="1"/>
+              <w:bottom w:val="single" w:color="B4C6E7" w:sz="1"/>
+              <w:right w:val="single" w:color="B4C6E7" w:sz="1"/>
+            </w:tcBorders>
+            <w:tcMar>
+              <w:top w:type="dxa" w:w="60"/>
+              <w:left w:type="dxa" w:w="100"/>
+              <w:bottom w:type="dxa" w:w="60"/>
+              <w:right w:type="dxa" w:w="100"/>
+            </w:tcMar>
+          </w:tcPr>
+          <w:p>
+            <w:pPr>
+              <w:jc w:val="left"/>
+            </w:pPr>
+            <w:r>
+              <w:rPr>
+                <w:rFonts w:ascii="Arial" w:cs="Arial" w:eastAsia="Arial" w:hAnsi="Arial"/>
+                <w:b w:val="false"/>
+                <w:bCs w:val="false"/>
+                <w:sz w:val="20"/>
+                <w:szCs w:val="20"/>
+              </w:rPr>
+              <w:t xml:space="preserve">Provodka mazmunini tavsiflovchi matn (o'tkazmaning to'lov maqsadidan olinadi)</w:t>
+            </w:r>
+          </w:p>
+        </w:tc>
+        <w:tc>
+          <w:tcPr>
+            <w:tcW w:type="dxa" w:w="2300"/>
+            <w:tcBorders>
+              <w:top w:val="single" w:color="B4C6E7" w:sz="1"/>
+              <w:left w:val="single" w:color="B4C6E7" w:sz="1"/>
+              <w:bottom w:val="single" w:color="B4C6E7" w:sz="1"/>
+              <w:right w:val="single" w:color="B4C6E7" w:sz="1"/>
+            </w:tcBorders>
+            <w:tcMar>
+              <w:top w:type="dxa" w:w="60"/>
+              <w:left w:type="dxa" w:w="100"/>
+              <w:bottom w:type="dxa" w:w="60"/>
+              <w:right w:type="dxa" w:w="100"/>
+            </w:tcMar>
+          </w:tcPr>
+          <w:p>
+            <w:pPr>
+              <w:jc w:val="left"/>
+            </w:pPr>
+            <w:r>
+              <w:rPr>
+                <w:rFonts w:ascii="Arial" w:cs="Arial" w:eastAsia="Arial" w:hAnsi="Arial"/>
+                <w:b w:val="false"/>
+                <w:bCs w:val="false"/>
+                <w:sz w:val="20"/>
+                <w:szCs w:val="20"/>
+              </w:rPr>
+              <w:t xml:space="preserve">Avtomatik</w:t>
+            </w:r>
+          </w:p>
+        </w:tc>
+      </w:tr>
+    </w:tbl>
+    <w:p>
+      <w:pPr>
+        <w:spacing w:after="100"/>
+      </w:pPr>
+    </w:p>
+    <w:p>
+      <w:pPr>
+        <w:spacing w:after="120"/>
+        <w:jc w:val="left"/>
+      </w:pPr>
+      <w:r>
+        <w:rPr>
+          <w:rFonts w:ascii="Arial" w:cs="Arial" w:eastAsia="Arial" w:hAnsi="Arial"/>
+          <w:b w:val="false"/>
+          <w:bCs w:val="false"/>
+          <w:i/>
+          <w:iCs/>
+          <w:color w:val="333333"/>
+          <w:sz w:val="22"/>
+          <w:szCs w:val="22"/>
+        </w:rPr>
+        <w:t xml:space="preserve">Eslatma: Provodkalar jurnali Bosh kitob (core_gl) uchun birlamchi yozuv manbai bo'lib xizmat qiladi — har bir O'tkazilgan provodka core_gl ga buxgalteriya yozuvi sifatida yetkaziladi (8-bo'limga qarang). Jurnaldagi hech bir yozuv o'chirilmaydi yoki tahrirlanmaydi.</w:t>
+      </w:r>
+    </w:p>
+    <w:p>
+      <w:pPr>
+        <w:pStyle w:val="Heading2"/>
+        <w:spacing w:after="120" w:before="240"/>
+      </w:pPr>
+      <w:r>
+        <w:rPr>
+          <w:rFonts w:ascii="Arial" w:cs="Arial" w:eastAsia="Arial" w:hAnsi="Arial"/>
+        </w:rPr>
+        <w:t xml:space="preserve">3.5. Provodka hayot sikli (holatlari)</w:t>
+      </w:r>
+    </w:p>
+    <w:p>
+      <w:pPr>
+        <w:spacing w:after="120"/>
+        <w:jc w:val="left"/>
+      </w:pPr>
+      <w:r>
+        <w:rPr>
+          <w:rFonts w:ascii="Arial" w:cs="Arial" w:eastAsia="Arial" w:hAnsi="Arial"/>
+          <w:b w:val="false"/>
+          <w:bCs w:val="false"/>
+          <w:i w:val="false"/>
+          <w:iCs w:val="false"/>
+          <w:color w:val="333333"/>
+          <w:sz w:val="22"/>
+          <w:szCs w:val="22"/>
+        </w:rPr>
+        <w:t xml:space="preserve">Har bir provodka o'z umri davomida quyidagi holatlardan o'tadi. Faqat "O'tkazilgan" holatdagi provodka hisob qoldig'i va aylanmasiga ta'sir qiladi; qolgan holatlar qoldiqqa ta'sir qilmaydi.</w:t>
+      </w:r>
+    </w:p>
+    <w:tbl>
+      <w:tblPr>
+        <w:tblW w:type="dxa" w:w="9360"/>
+        <w:tblBorders>
+          <w:top w:val="single" w:color="auto" w:sz="4"/>
+          <w:left w:val="single" w:color="auto" w:sz="4"/>
+          <w:bottom w:val="single" w:color="auto" w:sz="4"/>
+          <w:right w:val="single" w:color="auto" w:sz="4"/>
+          <w:insideH w:val="single" w:color="auto" w:sz="4"/>
+          <w:insideV w:val="single" w:color="auto" w:sz="4"/>
+        </w:tblBorders>
+      </w:tblPr>
+      <w:tblGrid>
+        <w:gridCol w:w="2400"/>
+        <w:gridCol w:w="6960"/>
+      </w:tblGrid>
+      <w:tr>
+        <w:tc>
+          <w:tcPr>
+            <w:tcW w:type="dxa" w:w="2400"/>
+            <w:tcBorders>
+              <w:top w:val="single" w:color="B4C6E7" w:sz="1"/>
+              <w:left w:val="single" w:color="B4C6E7" w:sz="1"/>
+              <w:bottom w:val="single" w:color="B4C6E7" w:sz="1"/>
+              <w:right w:val="single" w:color="B4C6E7" w:sz="1"/>
+            </w:tcBorders>
+            <w:shd w:fill="1F4E79" w:val="clear"/>
+            <w:tcMar>
+              <w:top w:type="dxa" w:w="60"/>
+              <w:left w:type="dxa" w:w="100"/>
+              <w:bottom w:type="dxa" w:w="60"/>
+              <w:right w:type="dxa" w:w="100"/>
+            </w:tcMar>
+            <w:vAlign w:val="center"/>
+          </w:tcPr>
+          <w:p>
+            <w:pPr>
+              <w:jc w:val="center"/>
+            </w:pPr>
+            <w:r>
+              <w:rPr>
+                <w:rFonts w:ascii="Arial" w:cs="Arial" w:eastAsia="Arial" w:hAnsi="Arial"/>
+                <w:b/>
+                <w:bCs/>
+                <w:color w:val="FFFFFF"/>
+                <w:sz w:val="20"/>
+                <w:szCs w:val="20"/>
+              </w:rPr>
+              <w:t xml:space="preserve">Holat</w:t>
+            </w:r>
+          </w:p>
+        </w:tc>
+        <w:tc>
+          <w:tcPr>
+            <w:tcW w:type="dxa" w:w="6960"/>
+            <w:tcBorders>
+              <w:top w:val="single" w:color="B4C6E7" w:sz="1"/>
+              <w:left w:val="single" w:color="B4C6E7" w:sz="1"/>
+              <w:bottom w:val="single" w:color="B4C6E7" w:sz="1"/>
+              <w:right w:val="single" w:color="B4C6E7" w:sz="1"/>
+            </w:tcBorders>
+            <w:shd w:fill="1F4E79" w:val="clear"/>
+            <w:tcMar>
+              <w:top w:type="dxa" w:w="60"/>
+              <w:left w:type="dxa" w:w="100"/>
+              <w:bottom w:type="dxa" w:w="60"/>
+              <w:right w:type="dxa" w:w="100"/>
+            </w:tcMar>
+            <w:vAlign w:val="center"/>
+          </w:tcPr>
+          <w:p>
+            <w:pPr>
+              <w:jc w:val="center"/>
+            </w:pPr>
+            <w:r>
+              <w:rPr>
+                <w:rFonts w:ascii="Arial" w:cs="Arial" w:eastAsia="Arial" w:hAnsi="Arial"/>
+                <w:b/>
+                <w:bCs/>
+                <w:color w:val="FFFFFF"/>
+                <w:sz w:val="20"/>
+                <w:szCs w:val="20"/>
+              </w:rPr>
+              <w:t xml:space="preserve">Mazmuni</w:t>
+            </w:r>
+          </w:p>
+        </w:tc>
+      </w:tr>
+      <w:tr>
+        <w:tc>
+          <w:tcPr>
+            <w:tcW w:type="dxa" w:w="2400"/>
+            <w:tcBorders>
+              <w:top w:val="single" w:color="B4C6E7" w:sz="1"/>
+              <w:left w:val="single" w:color="B4C6E7" w:sz="1"/>
+              <w:bottom w:val="single" w:color="B4C6E7" w:sz="1"/>
+              <w:right w:val="single" w:color="B4C6E7" w:sz="1"/>
+            </w:tcBorders>
+            <w:tcMar>
+              <w:top w:type="dxa" w:w="60"/>
+              <w:left w:type="dxa" w:w="100"/>
+              <w:bottom w:type="dxa" w:w="60"/>
+              <w:right w:type="dxa" w:w="100"/>
+            </w:tcMar>
+          </w:tcPr>
+          <w:p>
+            <w:pPr>
+              <w:jc w:val="left"/>
+            </w:pPr>
+            <w:r>
+              <w:rPr>
+                <w:rFonts w:ascii="Arial" w:cs="Arial" w:eastAsia="Arial" w:hAnsi="Arial"/>
+                <w:b w:val="false"/>
+                <w:bCs w:val="false"/>
+                <w:sz w:val="20"/>
+                <w:szCs w:val="20"/>
+              </w:rPr>
+              <w:t xml:space="preserve">Kiritilgan (Введён)</w:t>
+            </w:r>
+          </w:p>
+        </w:tc>
+        <w:tc>
+          <w:tcPr>
+            <w:tcW w:type="dxa" w:w="6960"/>
+            <w:tcBorders>
+              <w:top w:val="single" w:color="B4C6E7" w:sz="1"/>
+              <w:left w:val="single" w:color="B4C6E7" w:sz="1"/>
+              <w:bottom w:val="single" w:color="B4C6E7" w:sz="1"/>
+              <w:right w:val="single" w:color="B4C6E7" w:sz="1"/>
+            </w:tcBorders>
+            <w:tcMar>
+              <w:top w:type="dxa" w:w="60"/>
+              <w:left w:type="dxa" w:w="100"/>
+              <w:bottom w:type="dxa" w:w="60"/>
+              <w:right w:type="dxa" w:w="100"/>
+            </w:tcMar>
+          </w:tcPr>
+          <w:p>
+            <w:pPr>
+              <w:jc w:val="left"/>
+            </w:pPr>
+            <w:r>
+              <w:rPr>
+                <w:rFonts w:ascii="Arial" w:cs="Arial" w:eastAsia="Arial" w:hAnsi="Arial"/>
+                <w:b w:val="false"/>
+                <w:bCs w:val="false"/>
+                <w:sz w:val="20"/>
+                <w:szCs w:val="20"/>
+              </w:rPr>
+              <w:t xml:space="preserve">Provodka kiritildi, ammo hisob qoldig'i va aylanmasiga TA'SIR QILMAYDI (qoralama yozuv). Bu holatdan provodka tekshirishga yoki o'tkazishga yo'naltiriladi yoki o'chiriladi.</w:t>
+            </w:r>
+          </w:p>
+        </w:tc>
+      </w:tr>
+      <w:tr>
+        <w:tc>
+          <w:tcPr>
+            <w:tcW w:type="dxa" w:w="2400"/>
+            <w:tcBorders>
+              <w:top w:val="single" w:color="B4C6E7" w:sz="1"/>
+              <w:left w:val="single" w:color="B4C6E7" w:sz="1"/>
+              <w:bottom w:val="single" w:color="B4C6E7" w:sz="1"/>
+              <w:right w:val="single" w:color="B4C6E7" w:sz="1"/>
+            </w:tcBorders>
+            <w:shd w:fill="F2F7FB" w:val="clear"/>
+            <w:tcMar>
+              <w:top w:type="dxa" w:w="60"/>
+              <w:left w:type="dxa" w:w="100"/>
+              <w:bottom w:type="dxa" w:w="60"/>
+              <w:right w:type="dxa" w:w="100"/>
+            </w:tcMar>
+          </w:tcPr>
+          <w:p>
+            <w:pPr>
+              <w:jc w:val="left"/>
+            </w:pPr>
+            <w:r>
+              <w:rPr>
+                <w:rFonts w:ascii="Arial" w:cs="Arial" w:eastAsia="Arial" w:hAnsi="Arial"/>
+                <w:b w:val="false"/>
+                <w:bCs w:val="false"/>
+                <w:sz w:val="20"/>
+                <w:szCs w:val="20"/>
+              </w:rPr>
+              <w:t xml:space="preserve">Tekshirilgan (Проверен)</w:t>
+            </w:r>
+          </w:p>
+        </w:tc>
+        <w:tc>
+          <w:tcPr>
+            <w:tcW w:type="dxa" w:w="6960"/>
+            <w:tcBorders>
+              <w:top w:val="single" w:color="B4C6E7" w:sz="1"/>
+              <w:left w:val="single" w:color="B4C6E7" w:sz="1"/>
+              <w:bottom w:val="single" w:color="B4C6E7" w:sz="1"/>
+              <w:right w:val="single" w:color="B4C6E7" w:sz="1"/>
+            </w:tcBorders>
+            <w:shd w:fill="F2F7FB" w:val="clear"/>
+            <w:tcMar>
+              <w:top w:type="dxa" w:w="60"/>
+              <w:left w:type="dxa" w:w="100"/>
+              <w:bottom w:type="dxa" w:w="60"/>
+              <w:right w:type="dxa" w:w="100"/>
+            </w:tcMar>
+          </w:tcPr>
+          <w:p>
+            <w:pPr>
+              <w:jc w:val="left"/>
+            </w:pPr>
+            <w:r>
+              <w:rPr>
+                <w:rFonts w:ascii="Arial" w:cs="Arial" w:eastAsia="Arial" w:hAnsi="Arial"/>
+                <w:b w:val="false"/>
+                <w:bCs w:val="false"/>
+                <w:sz w:val="20"/>
+                <w:szCs w:val="20"/>
+              </w:rPr>
+              <w:t xml:space="preserve">Provodka tekshiruvdan o'tdi (Maker-Checker bo'yicha; ixtiyoriy oraliq holat). Qoldiqqa hali ta'sir qilmaydi. Bu holatdan provodka o'tkaziladi yoki o'chiriladi.</w:t>
+            </w:r>
+          </w:p>
+        </w:tc>
+      </w:tr>
+      <w:tr>
+        <w:tc>
+          <w:tcPr>
+            <w:tcW w:type="dxa" w:w="2400"/>
+            <w:tcBorders>
+              <w:top w:val="single" w:color="B4C6E7" w:sz="1"/>
+              <w:left w:val="single" w:color="B4C6E7" w:sz="1"/>
+              <w:bottom w:val="single" w:color="B4C6E7" w:sz="1"/>
+              <w:right w:val="single" w:color="B4C6E7" w:sz="1"/>
+            </w:tcBorders>
+            <w:tcMar>
+              <w:top w:type="dxa" w:w="60"/>
+              <w:left w:type="dxa" w:w="100"/>
+              <w:bottom w:type="dxa" w:w="60"/>
+              <w:right w:type="dxa" w:w="100"/>
+            </w:tcMar>
+          </w:tcPr>
+          <w:p>
+            <w:pPr>
+              <w:jc w:val="left"/>
+            </w:pPr>
+            <w:r>
+              <w:rPr>
+                <w:rFonts w:ascii="Arial" w:cs="Arial" w:eastAsia="Arial" w:hAnsi="Arial"/>
+                <w:b w:val="false"/>
+                <w:bCs w:val="false"/>
+                <w:sz w:val="20"/>
+                <w:szCs w:val="20"/>
+              </w:rPr>
+              <w:t xml:space="preserve">O'tkazilgan / Bajarilgan (Проведён)</w:t>
+            </w:r>
+          </w:p>
+        </w:tc>
+        <w:tc>
+          <w:tcPr>
+            <w:tcW w:type="dxa" w:w="6960"/>
+            <w:tcBorders>
+              <w:top w:val="single" w:color="B4C6E7" w:sz="1"/>
+              <w:left w:val="single" w:color="B4C6E7" w:sz="1"/>
+              <w:bottom w:val="single" w:color="B4C6E7" w:sz="1"/>
+              <w:right w:val="single" w:color="B4C6E7" w:sz="1"/>
+            </w:tcBorders>
+            <w:tcMar>
+              <w:top w:type="dxa" w:w="60"/>
+              <w:left w:type="dxa" w:w="100"/>
+              <w:bottom w:type="dxa" w:w="60"/>
+              <w:right w:type="dxa" w:w="100"/>
+            </w:tcMar>
+          </w:tcPr>
+          <w:p>
+            <w:pPr>
+              <w:jc w:val="left"/>
+            </w:pPr>
+            <w:r>
+              <w:rPr>
+                <w:rFonts w:ascii="Arial" w:cs="Arial" w:eastAsia="Arial" w:hAnsi="Arial"/>
+                <w:b w:val="false"/>
+                <w:bCs w:val="false"/>
+                <w:sz w:val="20"/>
+                <w:szCs w:val="20"/>
+              </w:rPr>
+              <w:t xml:space="preserve">Provodka kitobga rasman o'tkazildi — hisob qoldig'i va aylanmasiga TA'SIR QILADI, pul haqiqatan harakatlanadi. Ijobiy-yakuniy holat: o'chirib bo'lmaydi, faqat storno orqali qaytariladi.</w:t>
+            </w:r>
+          </w:p>
+        </w:tc>
+      </w:tr>
+      <w:tr>
+        <w:tc>
+          <w:tcPr>
+            <w:tcW w:type="dxa" w:w="2400"/>
+            <w:tcBorders>
+              <w:top w:val="single" w:color="B4C6E7" w:sz="1"/>
+              <w:left w:val="single" w:color="B4C6E7" w:sz="1"/>
+              <w:bottom w:val="single" w:color="B4C6E7" w:sz="1"/>
+              <w:right w:val="single" w:color="B4C6E7" w:sz="1"/>
+            </w:tcBorders>
+            <w:shd w:fill="F2F7FB" w:val="clear"/>
+            <w:tcMar>
+              <w:top w:type="dxa" w:w="60"/>
+              <w:left w:type="dxa" w:w="100"/>
+              <w:bottom w:type="dxa" w:w="60"/>
+              <w:right w:type="dxa" w:w="100"/>
+            </w:tcMar>
+          </w:tcPr>
+          <w:p>
+            <w:pPr>
+              <w:jc w:val="left"/>
+            </w:pPr>
+            <w:r>
+              <w:rPr>
+                <w:rFonts w:ascii="Arial" w:cs="Arial" w:eastAsia="Arial" w:hAnsi="Arial"/>
+                <w:b w:val="false"/>
+                <w:bCs w:val="false"/>
+                <w:sz w:val="20"/>
+                <w:szCs w:val="20"/>
+              </w:rPr>
+              <w:t xml:space="preserve">O'chirilgan (Удалён)</w:t>
+            </w:r>
+          </w:p>
+        </w:tc>
+        <w:tc>
+          <w:tcPr>
+            <w:tcW w:type="dxa" w:w="6960"/>
+            <w:tcBorders>
+              <w:top w:val="single" w:color="B4C6E7" w:sz="1"/>
+              <w:left w:val="single" w:color="B4C6E7" w:sz="1"/>
+              <w:bottom w:val="single" w:color="B4C6E7" w:sz="1"/>
+              <w:right w:val="single" w:color="B4C6E7" w:sz="1"/>
+            </w:tcBorders>
+            <w:shd w:fill="F2F7FB" w:val="clear"/>
+            <w:tcMar>
+              <w:top w:type="dxa" w:w="60"/>
+              <w:left w:type="dxa" w:w="100"/>
+              <w:bottom w:type="dxa" w:w="60"/>
+              <w:right w:type="dxa" w:w="100"/>
+            </w:tcMar>
+          </w:tcPr>
+          <w:p>
+            <w:pPr>
+              <w:jc w:val="left"/>
+            </w:pPr>
+            <w:r>
+              <w:rPr>
+                <w:rFonts w:ascii="Arial" w:cs="Arial" w:eastAsia="Arial" w:hAnsi="Arial"/>
+                <w:b w:val="false"/>
+                <w:bCs w:val="false"/>
+                <w:sz w:val="20"/>
+                <w:szCs w:val="20"/>
+              </w:rPr>
+              <w:t xml:space="preserve">Provodka faqat Kiritilgan yoki Tekshirilgan holatdan o'chiriladi (qoldiqqa ta'sir qilmasdan). O'tkazilgan provodkani o'chirib BO'LMAYDI. Yakuniy holat (izlanuvchanlik uchun fizik o'chirilmaydi).</w:t>
+            </w:r>
+          </w:p>
+        </w:tc>
+      </w:tr>
+      <w:tr>
+        <w:tc>
+          <w:tcPr>
+            <w:tcW w:type="dxa" w:w="2400"/>
+            <w:tcBorders>
+              <w:top w:val="single" w:color="B4C6E7" w:sz="1"/>
+              <w:left w:val="single" w:color="B4C6E7" w:sz="1"/>
+              <w:bottom w:val="single" w:color="B4C6E7" w:sz="1"/>
+              <w:right w:val="single" w:color="B4C6E7" w:sz="1"/>
+            </w:tcBorders>
+            <w:tcMar>
+              <w:top w:type="dxa" w:w="60"/>
+              <w:left w:type="dxa" w:w="100"/>
+              <w:bottom w:type="dxa" w:w="60"/>
+              <w:right w:type="dxa" w:w="100"/>
+            </w:tcMar>
+          </w:tcPr>
+          <w:p>
+            <w:pPr>
+              <w:jc w:val="left"/>
+            </w:pPr>
+            <w:r>
+              <w:rPr>
+                <w:rFonts w:ascii="Arial" w:cs="Arial" w:eastAsia="Arial" w:hAnsi="Arial"/>
+                <w:b w:val="false"/>
+                <w:bCs w:val="false"/>
+                <w:sz w:val="20"/>
+                <w:szCs w:val="20"/>
+              </w:rPr>
+              <w:t xml:space="preserve">Storno (Сторнирован)</w:t>
+            </w:r>
+          </w:p>
+        </w:tc>
+        <w:tc>
+          <w:tcPr>
+            <w:tcW w:type="dxa" w:w="6960"/>
+            <w:tcBorders>
+              <w:top w:val="single" w:color="B4C6E7" w:sz="1"/>
+              <w:left w:val="single" w:color="B4C6E7" w:sz="1"/>
+              <w:bottom w:val="single" w:color="B4C6E7" w:sz="1"/>
+              <w:right w:val="single" w:color="B4C6E7" w:sz="1"/>
+            </w:tcBorders>
+            <w:tcMar>
+              <w:top w:type="dxa" w:w="60"/>
+              <w:left w:type="dxa" w:w="100"/>
+              <w:bottom w:type="dxa" w:w="60"/>
+              <w:right w:type="dxa" w:w="100"/>
+            </w:tcMar>
+          </w:tcPr>
+          <w:p>
+            <w:pPr>
+              <w:jc w:val="left"/>
+            </w:pPr>
+            <w:r>
+              <w:rPr>
+                <w:rFonts w:ascii="Arial" w:cs="Arial" w:eastAsia="Arial" w:hAnsi="Arial"/>
+                <w:b w:val="false"/>
+                <w:bCs w:val="false"/>
+                <w:sz w:val="20"/>
+                <w:szCs w:val="20"/>
+              </w:rPr>
+              <w:t xml:space="preserve">O'tkazilgan provodka teskari (qarshi) yozuv orqali bekor qilindi; qoldiqlar dastlabki holatga qaytdi. Asl provodka o'zgarmaydi — qarshi yozuv bilan bog'lanadi. Yakuniy holat.</w:t>
+            </w:r>
+          </w:p>
+        </w:tc>
+      </w:tr>
+    </w:tbl>
+    <w:p>
+      <w:pPr>
+        <w:spacing w:after="100"/>
+      </w:pPr>
+    </w:p>
+    <w:p>
+      <w:pPr>
+        <w:spacing w:after="120"/>
+        <w:jc w:val="left"/>
+      </w:pPr>
+      <w:r>
+        <w:rPr>
+          <w:rFonts w:ascii="Arial" w:cs="Arial" w:eastAsia="Arial" w:hAnsi="Arial"/>
+          <w:b/>
+          <w:bCs/>
+          <w:i w:val="false"/>
+          <w:iCs w:val="false"/>
+          <w:color w:val="333333"/>
+          <w:sz w:val="22"/>
+          <w:szCs w:val="22"/>
+        </w:rPr>
+        <w:t xml:space="preserve">Provodka holat o'tish qoidalari:</w:t>
+      </w:r>
+    </w:p>
+    <w:tbl>
+      <w:tblPr>
+        <w:tblW w:type="dxa" w:w="9360"/>
+        <w:tblBorders>
+          <w:top w:val="single" w:color="auto" w:sz="4"/>
+          <w:left w:val="single" w:color="auto" w:sz="4"/>
+          <w:bottom w:val="single" w:color="auto" w:sz="4"/>
+          <w:right w:val="single" w:color="auto" w:sz="4"/>
+          <w:insideH w:val="single" w:color="auto" w:sz="4"/>
+          <w:insideV w:val="single" w:color="auto" w:sz="4"/>
+        </w:tblBorders>
+      </w:tblPr>
+      <w:tblGrid>
+        <w:gridCol w:w="2800"/>
+        <w:gridCol w:w="2800"/>
+        <w:gridCol w:w="3760"/>
+      </w:tblGrid>
+      <w:tr>
+        <w:tc>
+          <w:tcPr>
+            <w:tcW w:type="dxa" w:w="2800"/>
+            <w:tcBorders>
+              <w:top w:val="single" w:color="B4C6E7" w:sz="1"/>
+              <w:left w:val="single" w:color="B4C6E7" w:sz="1"/>
+              <w:bottom w:val="single" w:color="B4C6E7" w:sz="1"/>
+              <w:right w:val="single" w:color="B4C6E7" w:sz="1"/>
+            </w:tcBorders>
+            <w:shd w:fill="1F4E79" w:val="clear"/>
+            <w:tcMar>
+              <w:top w:type="dxa" w:w="60"/>
+              <w:left w:type="dxa" w:w="100"/>
+              <w:bottom w:type="dxa" w:w="60"/>
+              <w:right w:type="dxa" w:w="100"/>
+            </w:tcMar>
+            <w:vAlign w:val="center"/>
+          </w:tcPr>
+          <w:p>
+            <w:pPr>
+              <w:jc w:val="center"/>
+            </w:pPr>
+            <w:r>
+              <w:rPr>
+                <w:rFonts w:ascii="Arial" w:cs="Arial" w:eastAsia="Arial" w:hAnsi="Arial"/>
+                <w:b/>
+                <w:bCs/>
+                <w:color w:val="FFFFFF"/>
+                <w:sz w:val="20"/>
+                <w:szCs w:val="20"/>
+              </w:rPr>
+              <w:t xml:space="preserve">Joriy holat</w:t>
+            </w:r>
+          </w:p>
+        </w:tc>
+        <w:tc>
+          <w:tcPr>
+            <w:tcW w:type="dxa" w:w="2800"/>
+            <w:tcBorders>
+              <w:top w:val="single" w:color="B4C6E7" w:sz="1"/>
+              <w:left w:val="single" w:color="B4C6E7" w:sz="1"/>
+              <w:bottom w:val="single" w:color="B4C6E7" w:sz="1"/>
+              <w:right w:val="single" w:color="B4C6E7" w:sz="1"/>
+            </w:tcBorders>
+            <w:shd w:fill="1F4E79" w:val="clear"/>
+            <w:tcMar>
+              <w:top w:type="dxa" w:w="60"/>
+              <w:left w:type="dxa" w:w="100"/>
+              <w:bottom w:type="dxa" w:w="60"/>
+              <w:right w:type="dxa" w:w="100"/>
+            </w:tcMar>
+            <w:vAlign w:val="center"/>
+          </w:tcPr>
+          <w:p>
+            <w:pPr>
+              <w:jc w:val="center"/>
+            </w:pPr>
+            <w:r>
+              <w:rPr>
+                <w:rFonts w:ascii="Arial" w:cs="Arial" w:eastAsia="Arial" w:hAnsi="Arial"/>
+                <w:b/>
+                <w:bCs/>
+                <w:color w:val="FFFFFF"/>
+                <w:sz w:val="20"/>
+                <w:szCs w:val="20"/>
+              </w:rPr>
+              <w:t xml:space="preserve">Mumkin keyingi holat</w:t>
+            </w:r>
+          </w:p>
+        </w:tc>
+        <w:tc>
+          <w:tcPr>
+            <w:tcW w:type="dxa" w:w="3760"/>
+            <w:tcBorders>
+              <w:top w:val="single" w:color="B4C6E7" w:sz="1"/>
+              <w:left w:val="single" w:color="B4C6E7" w:sz="1"/>
+              <w:bottom w:val="single" w:color="B4C6E7" w:sz="1"/>
+              <w:right w:val="single" w:color="B4C6E7" w:sz="1"/>
+            </w:tcBorders>
+            <w:shd w:fill="1F4E79" w:val="clear"/>
+            <w:tcMar>
+              <w:top w:type="dxa" w:w="60"/>
+              <w:left w:type="dxa" w:w="100"/>
+              <w:bottom w:type="dxa" w:w="60"/>
+              <w:right w:type="dxa" w:w="100"/>
+            </w:tcMar>
+            <w:vAlign w:val="center"/>
+          </w:tcPr>
+          <w:p>
+            <w:pPr>
+              <w:jc w:val="center"/>
+            </w:pPr>
+            <w:r>
+              <w:rPr>
+                <w:rFonts w:ascii="Arial" w:cs="Arial" w:eastAsia="Arial" w:hAnsi="Arial"/>
+                <w:b/>
+                <w:bCs/>
+                <w:color w:val="FFFFFF"/>
+                <w:sz w:val="20"/>
+                <w:szCs w:val="20"/>
+              </w:rPr>
+              <w:t xml:space="preserve">Shart</w:t>
+            </w:r>
+          </w:p>
+        </w:tc>
+      </w:tr>
+      <w:tr>
+        <w:tc>
+          <w:tcPr>
+            <w:tcW w:type="dxa" w:w="2800"/>
+            <w:tcBorders>
+              <w:top w:val="single" w:color="B4C6E7" w:sz="1"/>
+              <w:left w:val="single" w:color="B4C6E7" w:sz="1"/>
+              <w:bottom w:val="single" w:color="B4C6E7" w:sz="1"/>
+              <w:right w:val="single" w:color="B4C6E7" w:sz="1"/>
+            </w:tcBorders>
+            <w:tcMar>
+              <w:top w:type="dxa" w:w="60"/>
+              <w:left w:type="dxa" w:w="100"/>
+              <w:bottom w:type="dxa" w:w="60"/>
+              <w:right w:type="dxa" w:w="100"/>
+            </w:tcMar>
+          </w:tcPr>
+          <w:p>
+            <w:pPr>
+              <w:jc w:val="left"/>
+            </w:pPr>
+            <w:r>
+              <w:rPr>
+                <w:rFonts w:ascii="Arial" w:cs="Arial" w:eastAsia="Arial" w:hAnsi="Arial"/>
+                <w:b w:val="false"/>
+                <w:bCs w:val="false"/>
+                <w:sz w:val="20"/>
+                <w:szCs w:val="20"/>
+              </w:rPr>
+              <w:t xml:space="preserve">Kiritilgan</w:t>
+            </w:r>
+          </w:p>
+        </w:tc>
+        <w:tc>
+          <w:tcPr>
+            <w:tcW w:type="dxa" w:w="2800"/>
+            <w:tcBorders>
+              <w:top w:val="single" w:color="B4C6E7" w:sz="1"/>
+              <w:left w:val="single" w:color="B4C6E7" w:sz="1"/>
+              <w:bottom w:val="single" w:color="B4C6E7" w:sz="1"/>
+              <w:right w:val="single" w:color="B4C6E7" w:sz="1"/>
+            </w:tcBorders>
+            <w:tcMar>
+              <w:top w:type="dxa" w:w="60"/>
+              <w:left w:type="dxa" w:w="100"/>
+              <w:bottom w:type="dxa" w:w="60"/>
+              <w:right w:type="dxa" w:w="100"/>
+            </w:tcMar>
+          </w:tcPr>
+          <w:p>
+            <w:pPr>
+              <w:jc w:val="left"/>
+            </w:pPr>
+            <w:r>
+              <w:rPr>
+                <w:rFonts w:ascii="Arial" w:cs="Arial" w:eastAsia="Arial" w:hAnsi="Arial"/>
+                <w:b w:val="false"/>
+                <w:bCs w:val="false"/>
+                <w:sz w:val="20"/>
+                <w:szCs w:val="20"/>
+              </w:rPr>
+              <w:t xml:space="preserve">Tekshirilgan</w:t>
+            </w:r>
+          </w:p>
+        </w:tc>
+        <w:tc>
+          <w:tcPr>
+            <w:tcW w:type="dxa" w:w="3760"/>
+            <w:tcBorders>
+              <w:top w:val="single" w:color="B4C6E7" w:sz="1"/>
+              <w:left w:val="single" w:color="B4C6E7" w:sz="1"/>
+              <w:bottom w:val="single" w:color="B4C6E7" w:sz="1"/>
+              <w:right w:val="single" w:color="B4C6E7" w:sz="1"/>
+            </w:tcBorders>
+            <w:tcMar>
+              <w:top w:type="dxa" w:w="60"/>
+              <w:left w:type="dxa" w:w="100"/>
+              <w:bottom w:type="dxa" w:w="60"/>
+              <w:right w:type="dxa" w:w="100"/>
+            </w:tcMar>
+          </w:tcPr>
+          <w:p>
+            <w:pPr>
+              <w:jc w:val="left"/>
+            </w:pPr>
+            <w:r>
+              <w:rPr>
+                <w:rFonts w:ascii="Arial" w:cs="Arial" w:eastAsia="Arial" w:hAnsi="Arial"/>
+                <w:b w:val="false"/>
+                <w:bCs w:val="false"/>
+                <w:sz w:val="20"/>
+                <w:szCs w:val="20"/>
+              </w:rPr>
+              <w:t xml:space="preserve">Tekshiruvga yuborilganda (Maker-Checker; ixtiyoriy)</w:t>
+            </w:r>
+          </w:p>
+        </w:tc>
+      </w:tr>
+      <w:tr>
+        <w:tc>
+          <w:tcPr>
+            <w:tcW w:type="dxa" w:w="2800"/>
+            <w:tcBorders>
+              <w:top w:val="single" w:color="B4C6E7" w:sz="1"/>
+              <w:left w:val="single" w:color="B4C6E7" w:sz="1"/>
+              <w:bottom w:val="single" w:color="B4C6E7" w:sz="1"/>
+              <w:right w:val="single" w:color="B4C6E7" w:sz="1"/>
+            </w:tcBorders>
+            <w:shd w:fill="F2F7FB" w:val="clear"/>
+            <w:tcMar>
+              <w:top w:type="dxa" w:w="60"/>
+              <w:left w:type="dxa" w:w="100"/>
+              <w:bottom w:type="dxa" w:w="60"/>
+              <w:right w:type="dxa" w:w="100"/>
+            </w:tcMar>
+          </w:tcPr>
+          <w:p>
+            <w:pPr>
+              <w:jc w:val="left"/>
+            </w:pPr>
+            <w:r>
+              <w:rPr>
+                <w:rFonts w:ascii="Arial" w:cs="Arial" w:eastAsia="Arial" w:hAnsi="Arial"/>
+                <w:b w:val="false"/>
+                <w:bCs w:val="false"/>
+                <w:sz w:val="20"/>
+                <w:szCs w:val="20"/>
+              </w:rPr>
+              <w:t xml:space="preserve">Kiritilgan</w:t>
+            </w:r>
+          </w:p>
+        </w:tc>
+        <w:tc>
+          <w:tcPr>
+            <w:tcW w:type="dxa" w:w="2800"/>
+            <w:tcBorders>
+              <w:top w:val="single" w:color="B4C6E7" w:sz="1"/>
+              <w:left w:val="single" w:color="B4C6E7" w:sz="1"/>
+              <w:bottom w:val="single" w:color="B4C6E7" w:sz="1"/>
+              <w:right w:val="single" w:color="B4C6E7" w:sz="1"/>
+            </w:tcBorders>
+            <w:shd w:fill="F2F7FB" w:val="clear"/>
+            <w:tcMar>
+              <w:top w:type="dxa" w:w="60"/>
+              <w:left w:type="dxa" w:w="100"/>
+              <w:bottom w:type="dxa" w:w="60"/>
+              <w:right w:type="dxa" w:w="100"/>
+            </w:tcMar>
+          </w:tcPr>
+          <w:p>
+            <w:pPr>
+              <w:jc w:val="left"/>
+            </w:pPr>
+            <w:r>
+              <w:rPr>
+                <w:rFonts w:ascii="Arial" w:cs="Arial" w:eastAsia="Arial" w:hAnsi="Arial"/>
+                <w:b w:val="false"/>
+                <w:bCs w:val="false"/>
+                <w:sz w:val="20"/>
+                <w:szCs w:val="20"/>
+              </w:rPr>
+              <w:t xml:space="preserve">O'tkazilgan</w:t>
+            </w:r>
+          </w:p>
+        </w:tc>
+        <w:tc>
+          <w:tcPr>
+            <w:tcW w:type="dxa" w:w="3760"/>
+            <w:tcBorders>
+              <w:top w:val="single" w:color="B4C6E7" w:sz="1"/>
+              <w:left w:val="single" w:color="B4C6E7" w:sz="1"/>
+              <w:bottom w:val="single" w:color="B4C6E7" w:sz="1"/>
+              <w:right w:val="single" w:color="B4C6E7" w:sz="1"/>
+            </w:tcBorders>
+            <w:shd w:fill="F2F7FB" w:val="clear"/>
+            <w:tcMar>
+              <w:top w:type="dxa" w:w="60"/>
+              <w:left w:type="dxa" w:w="100"/>
+              <w:bottom w:type="dxa" w:w="60"/>
+              <w:right w:type="dxa" w:w="100"/>
+            </w:tcMar>
+          </w:tcPr>
+          <w:p>
+            <w:pPr>
+              <w:jc w:val="left"/>
+            </w:pPr>
+            <w:r>
+              <w:rPr>
+                <w:rFonts w:ascii="Arial" w:cs="Arial" w:eastAsia="Arial" w:hAnsi="Arial"/>
+                <w:b w:val="false"/>
+                <w:bCs w:val="false"/>
+                <w:sz w:val="20"/>
+                <w:szCs w:val="20"/>
+              </w:rPr>
+              <w:t xml:space="preserve">O'tkazma bajarilganda (qoldiqqa ta'sir qiladi)</w:t>
+            </w:r>
+          </w:p>
+        </w:tc>
+      </w:tr>
+      <w:tr>
+        <w:tc>
+          <w:tcPr>
+            <w:tcW w:type="dxa" w:w="2800"/>
+            <w:tcBorders>
+              <w:top w:val="single" w:color="B4C6E7" w:sz="1"/>
+              <w:left w:val="single" w:color="B4C6E7" w:sz="1"/>
+              <w:bottom w:val="single" w:color="B4C6E7" w:sz="1"/>
+              <w:right w:val="single" w:color="B4C6E7" w:sz="1"/>
+            </w:tcBorders>
+            <w:tcMar>
+              <w:top w:type="dxa" w:w="60"/>
+              <w:left w:type="dxa" w:w="100"/>
+              <w:bottom w:type="dxa" w:w="60"/>
+              <w:right w:type="dxa" w:w="100"/>
+            </w:tcMar>
+          </w:tcPr>
+          <w:p>
+            <w:pPr>
+              <w:jc w:val="left"/>
+            </w:pPr>
+            <w:r>
+              <w:rPr>
+                <w:rFonts w:ascii="Arial" w:cs="Arial" w:eastAsia="Arial" w:hAnsi="Arial"/>
+                <w:b w:val="false"/>
+                <w:bCs w:val="false"/>
+                <w:sz w:val="20"/>
+                <w:szCs w:val="20"/>
+              </w:rPr>
+              <w:t xml:space="preserve">Kiritilgan</w:t>
+            </w:r>
+          </w:p>
+        </w:tc>
+        <w:tc>
+          <w:tcPr>
+            <w:tcW w:type="dxa" w:w="2800"/>
+            <w:tcBorders>
+              <w:top w:val="single" w:color="B4C6E7" w:sz="1"/>
+              <w:left w:val="single" w:color="B4C6E7" w:sz="1"/>
+              <w:bottom w:val="single" w:color="B4C6E7" w:sz="1"/>
+              <w:right w:val="single" w:color="B4C6E7" w:sz="1"/>
+            </w:tcBorders>
+            <w:tcMar>
+              <w:top w:type="dxa" w:w="60"/>
+              <w:left w:type="dxa" w:w="100"/>
+              <w:bottom w:type="dxa" w:w="60"/>
+              <w:right w:type="dxa" w:w="100"/>
+            </w:tcMar>
+          </w:tcPr>
+          <w:p>
+            <w:pPr>
+              <w:jc w:val="left"/>
+            </w:pPr>
+            <w:r>
+              <w:rPr>
+                <w:rFonts w:ascii="Arial" w:cs="Arial" w:eastAsia="Arial" w:hAnsi="Arial"/>
+                <w:b w:val="false"/>
+                <w:bCs w:val="false"/>
+                <w:sz w:val="20"/>
+                <w:szCs w:val="20"/>
+              </w:rPr>
+              <w:t xml:space="preserve">O'chirilgan</w:t>
+            </w:r>
+          </w:p>
+        </w:tc>
+        <w:tc>
+          <w:tcPr>
+            <w:tcW w:type="dxa" w:w="3760"/>
+            <w:tcBorders>
+              <w:top w:val="single" w:color="B4C6E7" w:sz="1"/>
+              <w:left w:val="single" w:color="B4C6E7" w:sz="1"/>
+              <w:bottom w:val="single" w:color="B4C6E7" w:sz="1"/>
+              <w:right w:val="single" w:color="B4C6E7" w:sz="1"/>
+            </w:tcBorders>
+            <w:tcMar>
+              <w:top w:type="dxa" w:w="60"/>
+              <w:left w:type="dxa" w:w="100"/>
+              <w:bottom w:type="dxa" w:w="60"/>
+              <w:right w:type="dxa" w:w="100"/>
+            </w:tcMar>
+          </w:tcPr>
+          <w:p>
+            <w:pPr>
+              <w:jc w:val="left"/>
+            </w:pPr>
+            <w:r>
+              <w:rPr>
+                <w:rFonts w:ascii="Arial" w:cs="Arial" w:eastAsia="Arial" w:hAnsi="Arial"/>
+                <w:b w:val="false"/>
+                <w:bCs w:val="false"/>
+                <w:sz w:val="20"/>
+                <w:szCs w:val="20"/>
+              </w:rPr>
+              <w:t xml:space="preserve">O'tkazma rad/bekor qilinganda (qoldiqqa ta'sir yo'q)</w:t>
+            </w:r>
+          </w:p>
+        </w:tc>
+      </w:tr>
+      <w:tr>
+        <w:tc>
+          <w:tcPr>
+            <w:tcW w:type="dxa" w:w="2800"/>
+            <w:tcBorders>
+              <w:top w:val="single" w:color="B4C6E7" w:sz="1"/>
+              <w:left w:val="single" w:color="B4C6E7" w:sz="1"/>
+              <w:bottom w:val="single" w:color="B4C6E7" w:sz="1"/>
+              <w:right w:val="single" w:color="B4C6E7" w:sz="1"/>
+            </w:tcBorders>
+            <w:shd w:fill="F2F7FB" w:val="clear"/>
+            <w:tcMar>
+              <w:top w:type="dxa" w:w="60"/>
+              <w:left w:type="dxa" w:w="100"/>
+              <w:bottom w:type="dxa" w:w="60"/>
+              <w:right w:type="dxa" w:w="100"/>
+            </w:tcMar>
+          </w:tcPr>
+          <w:p>
+            <w:pPr>
+              <w:jc w:val="left"/>
+            </w:pPr>
+            <w:r>
+              <w:rPr>
+                <w:rFonts w:ascii="Arial" w:cs="Arial" w:eastAsia="Arial" w:hAnsi="Arial"/>
+                <w:b w:val="false"/>
+                <w:bCs w:val="false"/>
+                <w:sz w:val="20"/>
+                <w:szCs w:val="20"/>
+              </w:rPr>
+              <w:t xml:space="preserve">Tekshirilgan</w:t>
+            </w:r>
+          </w:p>
+        </w:tc>
+        <w:tc>
+          <w:tcPr>
+            <w:tcW w:type="dxa" w:w="2800"/>
+            <w:tcBorders>
+              <w:top w:val="single" w:color="B4C6E7" w:sz="1"/>
+              <w:left w:val="single" w:color="B4C6E7" w:sz="1"/>
+              <w:bottom w:val="single" w:color="B4C6E7" w:sz="1"/>
+              <w:right w:val="single" w:color="B4C6E7" w:sz="1"/>
+            </w:tcBorders>
+            <w:shd w:fill="F2F7FB" w:val="clear"/>
+            <w:tcMar>
+              <w:top w:type="dxa" w:w="60"/>
+              <w:left w:type="dxa" w:w="100"/>
+              <w:bottom w:type="dxa" w:w="60"/>
+              <w:right w:type="dxa" w:w="100"/>
+            </w:tcMar>
+          </w:tcPr>
+          <w:p>
+            <w:pPr>
+              <w:jc w:val="left"/>
+            </w:pPr>
+            <w:r>
+              <w:rPr>
+                <w:rFonts w:ascii="Arial" w:cs="Arial" w:eastAsia="Arial" w:hAnsi="Arial"/>
+                <w:b w:val="false"/>
+                <w:bCs w:val="false"/>
+                <w:sz w:val="20"/>
+                <w:szCs w:val="20"/>
+              </w:rPr>
+              <w:t xml:space="preserve">O'tkazilgan</w:t>
+            </w:r>
+          </w:p>
+        </w:tc>
+        <w:tc>
+          <w:tcPr>
+            <w:tcW w:type="dxa" w:w="3760"/>
+            <w:tcBorders>
+              <w:top w:val="single" w:color="B4C6E7" w:sz="1"/>
+              <w:left w:val="single" w:color="B4C6E7" w:sz="1"/>
+              <w:bottom w:val="single" w:color="B4C6E7" w:sz="1"/>
+              <w:right w:val="single" w:color="B4C6E7" w:sz="1"/>
+            </w:tcBorders>
+            <w:shd w:fill="F2F7FB" w:val="clear"/>
+            <w:tcMar>
+              <w:top w:type="dxa" w:w="60"/>
+              <w:left w:type="dxa" w:w="100"/>
+              <w:bottom w:type="dxa" w:w="60"/>
+              <w:right w:type="dxa" w:w="100"/>
+            </w:tcMar>
+          </w:tcPr>
+          <w:p>
+            <w:pPr>
+              <w:jc w:val="left"/>
+            </w:pPr>
+            <w:r>
+              <w:rPr>
+                <w:rFonts w:ascii="Arial" w:cs="Arial" w:eastAsia="Arial" w:hAnsi="Arial"/>
+                <w:b w:val="false"/>
+                <w:bCs w:val="false"/>
+                <w:sz w:val="20"/>
+                <w:szCs w:val="20"/>
+              </w:rPr>
+              <w:t xml:space="preserve">Tasdiqlanib o'tkazilganda (qoldiqqa ta'sir qiladi)</w:t>
+            </w:r>
+          </w:p>
+        </w:tc>
+      </w:tr>
+      <w:tr>
+        <w:tc>
+          <w:tcPr>
+            <w:tcW w:type="dxa" w:w="2800"/>
+            <w:tcBorders>
+              <w:top w:val="single" w:color="B4C6E7" w:sz="1"/>
+              <w:left w:val="single" w:color="B4C6E7" w:sz="1"/>
+              <w:bottom w:val="single" w:color="B4C6E7" w:sz="1"/>
+              <w:right w:val="single" w:color="B4C6E7" w:sz="1"/>
+            </w:tcBorders>
+            <w:tcMar>
+              <w:top w:type="dxa" w:w="60"/>
+              <w:left w:type="dxa" w:w="100"/>
+              <w:bottom w:type="dxa" w:w="60"/>
+              <w:right w:type="dxa" w:w="100"/>
+            </w:tcMar>
+          </w:tcPr>
+          <w:p>
+            <w:pPr>
+              <w:jc w:val="left"/>
+            </w:pPr>
+            <w:r>
+              <w:rPr>
+                <w:rFonts w:ascii="Arial" w:cs="Arial" w:eastAsia="Arial" w:hAnsi="Arial"/>
+                <w:b w:val="false"/>
+                <w:bCs w:val="false"/>
+                <w:sz w:val="20"/>
+                <w:szCs w:val="20"/>
+              </w:rPr>
+              <w:t xml:space="preserve">Tekshirilgan</w:t>
+            </w:r>
+          </w:p>
+        </w:tc>
+        <w:tc>
+          <w:tcPr>
+            <w:tcW w:type="dxa" w:w="2800"/>
+            <w:tcBorders>
+              <w:top w:val="single" w:color="B4C6E7" w:sz="1"/>
+              <w:left w:val="single" w:color="B4C6E7" w:sz="1"/>
+              <w:bottom w:val="single" w:color="B4C6E7" w:sz="1"/>
+              <w:right w:val="single" w:color="B4C6E7" w:sz="1"/>
+            </w:tcBorders>
+            <w:tcMar>
+              <w:top w:type="dxa" w:w="60"/>
+              <w:left w:type="dxa" w:w="100"/>
+              <w:bottom w:type="dxa" w:w="60"/>
+              <w:right w:type="dxa" w:w="100"/>
+            </w:tcMar>
+          </w:tcPr>
+          <w:p>
+            <w:pPr>
+              <w:jc w:val="left"/>
+            </w:pPr>
+            <w:r>
+              <w:rPr>
+                <w:rFonts w:ascii="Arial" w:cs="Arial" w:eastAsia="Arial" w:hAnsi="Arial"/>
+                <w:b w:val="false"/>
+                <w:bCs w:val="false"/>
+                <w:sz w:val="20"/>
+                <w:szCs w:val="20"/>
+              </w:rPr>
+              <w:t xml:space="preserve">O'chirilgan</w:t>
+            </w:r>
+          </w:p>
+        </w:tc>
+        <w:tc>
+          <w:tcPr>
+            <w:tcW w:type="dxa" w:w="3760"/>
+            <w:tcBorders>
+              <w:top w:val="single" w:color="B4C6E7" w:sz="1"/>
+              <w:left w:val="single" w:color="B4C6E7" w:sz="1"/>
+              <w:bottom w:val="single" w:color="B4C6E7" w:sz="1"/>
+              <w:right w:val="single" w:color="B4C6E7" w:sz="1"/>
+            </w:tcBorders>
+            <w:tcMar>
+              <w:top w:type="dxa" w:w="60"/>
+              <w:left w:type="dxa" w:w="100"/>
+              <w:bottom w:type="dxa" w:w="60"/>
+              <w:right w:type="dxa" w:w="100"/>
+            </w:tcMar>
+          </w:tcPr>
+          <w:p>
+            <w:pPr>
+              <w:jc w:val="left"/>
+            </w:pPr>
+            <w:r>
+              <w:rPr>
+                <w:rFonts w:ascii="Arial" w:cs="Arial" w:eastAsia="Arial" w:hAnsi="Arial"/>
+                <w:b w:val="false"/>
+                <w:bCs w:val="false"/>
+                <w:sz w:val="20"/>
+                <w:szCs w:val="20"/>
+              </w:rPr>
+              <w:t xml:space="preserve">Tekshiruvdan keyin bekor qilinganda (qoldiqqa ta'sir yo'q)</w:t>
+            </w:r>
+          </w:p>
+        </w:tc>
+      </w:tr>
+      <w:tr>
+        <w:tc>
+          <w:tcPr>
+            <w:tcW w:type="dxa" w:w="2800"/>
+            <w:tcBorders>
+              <w:top w:val="single" w:color="B4C6E7" w:sz="1"/>
+              <w:left w:val="single" w:color="B4C6E7" w:sz="1"/>
+              <w:bottom w:val="single" w:color="B4C6E7" w:sz="1"/>
+              <w:right w:val="single" w:color="B4C6E7" w:sz="1"/>
+            </w:tcBorders>
+            <w:shd w:fill="F2F7FB" w:val="clear"/>
+            <w:tcMar>
+              <w:top w:type="dxa" w:w="60"/>
+              <w:left w:type="dxa" w:w="100"/>
+              <w:bottom w:type="dxa" w:w="60"/>
+              <w:right w:type="dxa" w:w="100"/>
+            </w:tcMar>
+          </w:tcPr>
+          <w:p>
+            <w:pPr>
+              <w:jc w:val="left"/>
+            </w:pPr>
+            <w:r>
+              <w:rPr>
+                <w:rFonts w:ascii="Arial" w:cs="Arial" w:eastAsia="Arial" w:hAnsi="Arial"/>
+                <w:b w:val="false"/>
+                <w:bCs w:val="false"/>
+                <w:sz w:val="20"/>
+                <w:szCs w:val="20"/>
+              </w:rPr>
+              <w:t xml:space="preserve">O'tkazilgan</w:t>
+            </w:r>
+          </w:p>
+        </w:tc>
+        <w:tc>
+          <w:tcPr>
+            <w:tcW w:type="dxa" w:w="2800"/>
+            <w:tcBorders>
+              <w:top w:val="single" w:color="B4C6E7" w:sz="1"/>
+              <w:left w:val="single" w:color="B4C6E7" w:sz="1"/>
+              <w:bottom w:val="single" w:color="B4C6E7" w:sz="1"/>
+              <w:right w:val="single" w:color="B4C6E7" w:sz="1"/>
+            </w:tcBorders>
+            <w:shd w:fill="F2F7FB" w:val="clear"/>
+            <w:tcMar>
+              <w:top w:type="dxa" w:w="60"/>
+              <w:left w:type="dxa" w:w="100"/>
+              <w:bottom w:type="dxa" w:w="60"/>
+              <w:right w:type="dxa" w:w="100"/>
+            </w:tcMar>
+          </w:tcPr>
+          <w:p>
+            <w:pPr>
+              <w:jc w:val="left"/>
+            </w:pPr>
+            <w:r>
+              <w:rPr>
+                <w:rFonts w:ascii="Arial" w:cs="Arial" w:eastAsia="Arial" w:hAnsi="Arial"/>
+                <w:b w:val="false"/>
+                <w:bCs w:val="false"/>
+                <w:sz w:val="20"/>
+                <w:szCs w:val="20"/>
+              </w:rPr>
+              <w:t xml:space="preserve">Storno</w:t>
+            </w:r>
+          </w:p>
+        </w:tc>
+        <w:tc>
+          <w:tcPr>
+            <w:tcW w:type="dxa" w:w="3760"/>
+            <w:tcBorders>
+              <w:top w:val="single" w:color="B4C6E7" w:sz="1"/>
+              <w:left w:val="single" w:color="B4C6E7" w:sz="1"/>
+              <w:bottom w:val="single" w:color="B4C6E7" w:sz="1"/>
+              <w:right w:val="single" w:color="B4C6E7" w:sz="1"/>
+            </w:tcBorders>
+            <w:shd w:fill="F2F7FB" w:val="clear"/>
+            <w:tcMar>
+              <w:top w:type="dxa" w:w="60"/>
+              <w:left w:type="dxa" w:w="100"/>
+              <w:bottom w:type="dxa" w:w="60"/>
+              <w:right w:type="dxa" w:w="100"/>
+            </w:tcMar>
+          </w:tcPr>
+          <w:p>
+            <w:pPr>
+              <w:jc w:val="left"/>
+            </w:pPr>
+            <w:r>
+              <w:rPr>
+                <w:rFonts w:ascii="Arial" w:cs="Arial" w:eastAsia="Arial" w:hAnsi="Arial"/>
+                <w:b w:val="false"/>
+                <w:bCs w:val="false"/>
+                <w:sz w:val="20"/>
+                <w:szCs w:val="20"/>
+              </w:rPr>
+              <w:t xml:space="preserve">Faqat qarshi yozuv orqali (o'chirib bo'lmaydi); sabab majburiy</w:t>
+            </w:r>
+          </w:p>
+        </w:tc>
+      </w:tr>
+    </w:tbl>
+    <w:p>
+      <w:pPr>
+        <w:spacing w:after="100"/>
+      </w:pPr>
+    </w:p>
+    <w:p>
+      <w:pPr>
+        <w:spacing w:after="120"/>
+        <w:jc w:val="left"/>
+      </w:pPr>
+      <w:r>
+        <w:rPr>
+          <w:rFonts w:ascii="Arial" w:cs="Arial" w:eastAsia="Arial" w:hAnsi="Arial"/>
+          <w:b w:val="false"/>
+          <w:bCs w:val="false"/>
+          <w:i/>
+          <w:iCs/>
+          <w:color w:val="333333"/>
+          <w:sz w:val="22"/>
+          <w:szCs w:val="22"/>
+        </w:rPr>
+        <w:t xml:space="preserve">Muhim: O'tkazilgan provodkani o'chirib bo'lmaydi — uni faqat storno (qarshi yozuv) orqali qaytarish mumkin. O'chirilgan va Storno holatlari yakuniy hisoblanadi.</w:t>
+      </w:r>
+    </w:p>
+    <w:p>
+      <w:pPr>
+        <w:pStyle w:val="Heading2"/>
+        <w:spacing w:after="120" w:before="240"/>
+      </w:pPr>
+      <w:r>
+        <w:rPr>
+          <w:rFonts w:ascii="Arial" w:cs="Arial" w:eastAsia="Arial" w:hAnsi="Arial"/>
+        </w:rPr>
+        <w:t xml:space="preserve">3.6. Hujjat va provodka qatlamlarining bog'lanishi</w:t>
+      </w:r>
+    </w:p>
+    <w:p>
+      <w:pPr>
+        <w:spacing w:after="120"/>
+        <w:jc w:val="left"/>
+      </w:pPr>
+      <w:r>
+        <w:rPr>
+          <w:rFonts w:ascii="Arial" w:cs="Arial" w:eastAsia="Arial" w:hAnsi="Arial"/>
+          <w:b w:val="false"/>
+          <w:bCs w:val="false"/>
+          <w:i w:val="false"/>
+          <w:iCs w:val="false"/>
+          <w:color w:val="333333"/>
+          <w:sz w:val="22"/>
+          <w:szCs w:val="22"/>
+        </w:rPr>
+        <w:t xml:space="preserve">Pul o'tkazmasi ikki qatlamda yashaydi: hujjat darajasi (o'tkazma hujjatining holati — operator/supervisor ish jarayoni) va buxgalteriya darajasi (o'tkazma hosil qiladigan provodkalarning holati). O'tkazma HUJJATI provodkalarni HOSIL QILADI: hujjat holati o'zgarganda unga bog'liq provodkalar holati ham izchil ravishda o'zgaradi. Quyidagi jadval ikki qatlam o'rtasidagi muvofiqlikni ko'rsatadi.</w:t>
+      </w:r>
+    </w:p>
+    <w:tbl>
+      <w:tblPr>
+        <w:tblW w:type="dxa" w:w="9360"/>
+        <w:tblBorders>
+          <w:top w:val="single" w:color="auto" w:sz="4"/>
+          <w:left w:val="single" w:color="auto" w:sz="4"/>
+          <w:bottom w:val="single" w:color="auto" w:sz="4"/>
+          <w:right w:val="single" w:color="auto" w:sz="4"/>
+          <w:insideH w:val="single" w:color="auto" w:sz="4"/>
+          <w:insideV w:val="single" w:color="auto" w:sz="4"/>
+        </w:tblBorders>
+      </w:tblPr>
+      <w:tblGrid>
+        <w:gridCol w:w="3000"/>
+        <w:gridCol w:w="3000"/>
+        <w:gridCol w:w="3360"/>
+      </w:tblGrid>
+      <w:tr>
+        <w:tc>
+          <w:tcPr>
+            <w:tcW w:type="dxa" w:w="3000"/>
+            <w:tcBorders>
+              <w:top w:val="single" w:color="B4C6E7" w:sz="1"/>
+              <w:left w:val="single" w:color="B4C6E7" w:sz="1"/>
+              <w:bottom w:val="single" w:color="B4C6E7" w:sz="1"/>
+              <w:right w:val="single" w:color="B4C6E7" w:sz="1"/>
+            </w:tcBorders>
+            <w:shd w:fill="1F4E79" w:val="clear"/>
+            <w:tcMar>
+              <w:top w:type="dxa" w:w="60"/>
+              <w:left w:type="dxa" w:w="100"/>
+              <w:bottom w:type="dxa" w:w="60"/>
+              <w:right w:type="dxa" w:w="100"/>
+            </w:tcMar>
+            <w:vAlign w:val="center"/>
+          </w:tcPr>
+          <w:p>
+            <w:pPr>
+              <w:jc w:val="center"/>
+            </w:pPr>
+            <w:r>
+              <w:rPr>
+                <w:rFonts w:ascii="Arial" w:cs="Arial" w:eastAsia="Arial" w:hAnsi="Arial"/>
+                <w:b/>
+                <w:bCs/>
+                <w:color w:val="FFFFFF"/>
+                <w:sz w:val="20"/>
+                <w:szCs w:val="20"/>
+              </w:rPr>
+              <w:t xml:space="preserve">O'tkazma (hujjat) holati</w:t>
+            </w:r>
+          </w:p>
+        </w:tc>
+        <w:tc>
+          <w:tcPr>
+            <w:tcW w:type="dxa" w:w="3000"/>
+            <w:tcBorders>
+              <w:top w:val="single" w:color="B4C6E7" w:sz="1"/>
+              <w:left w:val="single" w:color="B4C6E7" w:sz="1"/>
+              <w:bottom w:val="single" w:color="B4C6E7" w:sz="1"/>
+              <w:right w:val="single" w:color="B4C6E7" w:sz="1"/>
+            </w:tcBorders>
+            <w:shd w:fill="1F4E79" w:val="clear"/>
+            <w:tcMar>
+              <w:top w:type="dxa" w:w="60"/>
+              <w:left w:type="dxa" w:w="100"/>
+              <w:bottom w:type="dxa" w:w="60"/>
+              <w:right w:type="dxa" w:w="100"/>
+            </w:tcMar>
+            <w:vAlign w:val="center"/>
+          </w:tcPr>
+          <w:p>
+            <w:pPr>
+              <w:jc w:val="center"/>
+            </w:pPr>
+            <w:r>
+              <w:rPr>
+                <w:rFonts w:ascii="Arial" w:cs="Arial" w:eastAsia="Arial" w:hAnsi="Arial"/>
+                <w:b/>
+                <w:bCs/>
+                <w:color w:val="FFFFFF"/>
+                <w:sz w:val="20"/>
+                <w:szCs w:val="20"/>
+              </w:rPr>
+              <w:t xml:space="preserve">Provodkalar holati</w:t>
+            </w:r>
+          </w:p>
+        </w:tc>
+        <w:tc>
+          <w:tcPr>
+            <w:tcW w:type="dxa" w:w="3360"/>
+            <w:tcBorders>
+              <w:top w:val="single" w:color="B4C6E7" w:sz="1"/>
+              <w:left w:val="single" w:color="B4C6E7" w:sz="1"/>
+              <w:bottom w:val="single" w:color="B4C6E7" w:sz="1"/>
+              <w:right w:val="single" w:color="B4C6E7" w:sz="1"/>
+            </w:tcBorders>
+            <w:shd w:fill="1F4E79" w:val="clear"/>
+            <w:tcMar>
+              <w:top w:type="dxa" w:w="60"/>
+              <w:left w:type="dxa" w:w="100"/>
+              <w:bottom w:type="dxa" w:w="60"/>
+              <w:right w:type="dxa" w:w="100"/>
+            </w:tcMar>
+            <w:vAlign w:val="center"/>
+          </w:tcPr>
+          <w:p>
+            <w:pPr>
+              <w:jc w:val="center"/>
+            </w:pPr>
+            <w:r>
+              <w:rPr>
+                <w:rFonts w:ascii="Arial" w:cs="Arial" w:eastAsia="Arial" w:hAnsi="Arial"/>
+                <w:b/>
+                <w:bCs/>
+                <w:color w:val="FFFFFF"/>
+                <w:sz w:val="20"/>
+                <w:szCs w:val="20"/>
+              </w:rPr>
+              <w:t xml:space="preserve">Qoldiqqa ta'siri</w:t>
+            </w:r>
+          </w:p>
+        </w:tc>
+      </w:tr>
+      <w:tr>
+        <w:tc>
+          <w:tcPr>
+            <w:tcW w:type="dxa" w:w="3000"/>
+            <w:tcBorders>
+              <w:top w:val="single" w:color="B4C6E7" w:sz="1"/>
+              <w:left w:val="single" w:color="B4C6E7" w:sz="1"/>
+              <w:bottom w:val="single" w:color="B4C6E7" w:sz="1"/>
+              <w:right w:val="single" w:color="B4C6E7" w:sz="1"/>
+            </w:tcBorders>
+            <w:tcMar>
+              <w:top w:type="dxa" w:w="60"/>
+              <w:left w:type="dxa" w:w="100"/>
+              <w:bottom w:type="dxa" w:w="60"/>
+              <w:right w:type="dxa" w:w="100"/>
+            </w:tcMar>
+          </w:tcPr>
+          <w:p>
+            <w:pPr>
+              <w:jc w:val="left"/>
+            </w:pPr>
+            <w:r>
+              <w:rPr>
+                <w:rFonts w:ascii="Arial" w:cs="Arial" w:eastAsia="Arial" w:hAnsi="Arial"/>
+                <w:b w:val="false"/>
+                <w:bCs w:val="false"/>
+                <w:sz w:val="20"/>
+                <w:szCs w:val="20"/>
+              </w:rPr>
+              <w:t xml:space="preserve">Tasdiq kutilmoqda</w:t>
+            </w:r>
+          </w:p>
+        </w:tc>
+        <w:tc>
+          <w:tcPr>
+            <w:tcW w:type="dxa" w:w="3000"/>
+            <w:tcBorders>
+              <w:top w:val="single" w:color="B4C6E7" w:sz="1"/>
+              <w:left w:val="single" w:color="B4C6E7" w:sz="1"/>
+              <w:bottom w:val="single" w:color="B4C6E7" w:sz="1"/>
+              <w:right w:val="single" w:color="B4C6E7" w:sz="1"/>
+            </w:tcBorders>
+            <w:tcMar>
+              <w:top w:type="dxa" w:w="60"/>
+              <w:left w:type="dxa" w:w="100"/>
+              <w:bottom w:type="dxa" w:w="60"/>
+              <w:right w:type="dxa" w:w="100"/>
+            </w:tcMar>
+          </w:tcPr>
+          <w:p>
+            <w:pPr>
+              <w:jc w:val="left"/>
+            </w:pPr>
+            <w:r>
+              <w:rPr>
+                <w:rFonts w:ascii="Arial" w:cs="Arial" w:eastAsia="Arial" w:hAnsi="Arial"/>
+                <w:b w:val="false"/>
+                <w:bCs w:val="false"/>
+                <w:sz w:val="20"/>
+                <w:szCs w:val="20"/>
+              </w:rPr>
+              <w:t xml:space="preserve">Kiritilgan (Введён)</w:t>
+            </w:r>
+          </w:p>
+        </w:tc>
+        <w:tc>
+          <w:tcPr>
+            <w:tcW w:type="dxa" w:w="3360"/>
+            <w:tcBorders>
+              <w:top w:val="single" w:color="B4C6E7" w:sz="1"/>
+              <w:left w:val="single" w:color="B4C6E7" w:sz="1"/>
+              <w:bottom w:val="single" w:color="B4C6E7" w:sz="1"/>
+              <w:right w:val="single" w:color="B4C6E7" w:sz="1"/>
+            </w:tcBorders>
+            <w:tcMar>
+              <w:top w:type="dxa" w:w="60"/>
+              <w:left w:type="dxa" w:w="100"/>
+              <w:bottom w:type="dxa" w:w="60"/>
+              <w:right w:type="dxa" w:w="100"/>
+            </w:tcMar>
+          </w:tcPr>
+          <w:p>
+            <w:pPr>
+              <w:jc w:val="left"/>
+            </w:pPr>
+            <w:r>
+              <w:rPr>
+                <w:rFonts w:ascii="Arial" w:cs="Arial" w:eastAsia="Arial" w:hAnsi="Arial"/>
+                <w:b w:val="false"/>
+                <w:bCs w:val="false"/>
+                <w:sz w:val="20"/>
+                <w:szCs w:val="20"/>
+              </w:rPr>
+              <w:t xml:space="preserve">Yo'q — qoralama, pul harakatlanmaydi</w:t>
+            </w:r>
+          </w:p>
+        </w:tc>
+      </w:tr>
+      <w:tr>
+        <w:tc>
+          <w:tcPr>
+            <w:tcW w:type="dxa" w:w="3000"/>
+            <w:tcBorders>
+              <w:top w:val="single" w:color="B4C6E7" w:sz="1"/>
+              <w:left w:val="single" w:color="B4C6E7" w:sz="1"/>
+              <w:bottom w:val="single" w:color="B4C6E7" w:sz="1"/>
+              <w:right w:val="single" w:color="B4C6E7" w:sz="1"/>
+            </w:tcBorders>
+            <w:shd w:fill="F2F7FB" w:val="clear"/>
+            <w:tcMar>
+              <w:top w:type="dxa" w:w="60"/>
+              <w:left w:type="dxa" w:w="100"/>
+              <w:bottom w:type="dxa" w:w="60"/>
+              <w:right w:type="dxa" w:w="100"/>
+            </w:tcMar>
+          </w:tcPr>
+          <w:p>
+            <w:pPr>
+              <w:jc w:val="left"/>
+            </w:pPr>
+            <w:r>
+              <w:rPr>
+                <w:rFonts w:ascii="Arial" w:cs="Arial" w:eastAsia="Arial" w:hAnsi="Arial"/>
+                <w:b w:val="false"/>
+                <w:bCs w:val="false"/>
+                <w:sz w:val="20"/>
+                <w:szCs w:val="20"/>
+              </w:rPr>
+              <w:t xml:space="preserve">Bajarilgan</w:t>
+            </w:r>
+          </w:p>
+        </w:tc>
+        <w:tc>
+          <w:tcPr>
+            <w:tcW w:type="dxa" w:w="3000"/>
+            <w:tcBorders>
+              <w:top w:val="single" w:color="B4C6E7" w:sz="1"/>
+              <w:left w:val="single" w:color="B4C6E7" w:sz="1"/>
+              <w:bottom w:val="single" w:color="B4C6E7" w:sz="1"/>
+              <w:right w:val="single" w:color="B4C6E7" w:sz="1"/>
+            </w:tcBorders>
+            <w:shd w:fill="F2F7FB" w:val="clear"/>
+            <w:tcMar>
+              <w:top w:type="dxa" w:w="60"/>
+              <w:left w:type="dxa" w:w="100"/>
+              <w:bottom w:type="dxa" w:w="60"/>
+              <w:right w:type="dxa" w:w="100"/>
+            </w:tcMar>
+          </w:tcPr>
+          <w:p>
+            <w:pPr>
+              <w:jc w:val="left"/>
+            </w:pPr>
+            <w:r>
+              <w:rPr>
+                <w:rFonts w:ascii="Arial" w:cs="Arial" w:eastAsia="Arial" w:hAnsi="Arial"/>
+                <w:b w:val="false"/>
+                <w:bCs w:val="false"/>
+                <w:sz w:val="20"/>
+                <w:szCs w:val="20"/>
+              </w:rPr>
+              <w:t xml:space="preserve">O'tkazilgan (Проведён)</w:t>
+            </w:r>
+          </w:p>
+        </w:tc>
+        <w:tc>
+          <w:tcPr>
+            <w:tcW w:type="dxa" w:w="3360"/>
+            <w:tcBorders>
+              <w:top w:val="single" w:color="B4C6E7" w:sz="1"/>
+              <w:left w:val="single" w:color="B4C6E7" w:sz="1"/>
+              <w:bottom w:val="single" w:color="B4C6E7" w:sz="1"/>
+              <w:right w:val="single" w:color="B4C6E7" w:sz="1"/>
+            </w:tcBorders>
+            <w:shd w:fill="F2F7FB" w:val="clear"/>
+            <w:tcMar>
+              <w:top w:type="dxa" w:w="60"/>
+              <w:left w:type="dxa" w:w="100"/>
+              <w:bottom w:type="dxa" w:w="60"/>
+              <w:right w:type="dxa" w:w="100"/>
+            </w:tcMar>
+          </w:tcPr>
+          <w:p>
+            <w:pPr>
+              <w:jc w:val="left"/>
+            </w:pPr>
+            <w:r>
+              <w:rPr>
+                <w:rFonts w:ascii="Arial" w:cs="Arial" w:eastAsia="Arial" w:hAnsi="Arial"/>
+                <w:b w:val="false"/>
+                <w:bCs w:val="false"/>
+                <w:sz w:val="20"/>
+                <w:szCs w:val="20"/>
+              </w:rPr>
+              <w:t xml:space="preserve">Bor — qoldiq haqiqatan harakatlanadi</w:t>
+            </w:r>
+          </w:p>
+        </w:tc>
+      </w:tr>
+      <w:tr>
+        <w:tc>
+          <w:tcPr>
+            <w:tcW w:type="dxa" w:w="3000"/>
+            <w:tcBorders>
+              <w:top w:val="single" w:color="B4C6E7" w:sz="1"/>
+              <w:left w:val="single" w:color="B4C6E7" w:sz="1"/>
+              <w:bottom w:val="single" w:color="B4C6E7" w:sz="1"/>
+              <w:right w:val="single" w:color="B4C6E7" w:sz="1"/>
+            </w:tcBorders>
+            <w:tcMar>
+              <w:top w:type="dxa" w:w="60"/>
+              <w:left w:type="dxa" w:w="100"/>
+              <w:bottom w:type="dxa" w:w="60"/>
+              <w:right w:type="dxa" w:w="100"/>
+            </w:tcMar>
+          </w:tcPr>
+          <w:p>
+            <w:pPr>
+              <w:jc w:val="left"/>
+            </w:pPr>
+            <w:r>
+              <w:rPr>
+                <w:rFonts w:ascii="Arial" w:cs="Arial" w:eastAsia="Arial" w:hAnsi="Arial"/>
+                <w:b w:val="false"/>
+                <w:bCs w:val="false"/>
+                <w:sz w:val="20"/>
+                <w:szCs w:val="20"/>
+              </w:rPr>
+              <w:t xml:space="preserve">Rad etilgan</w:t>
+            </w:r>
+          </w:p>
+        </w:tc>
+        <w:tc>
+          <w:tcPr>
+            <w:tcW w:type="dxa" w:w="3000"/>
+            <w:tcBorders>
+              <w:top w:val="single" w:color="B4C6E7" w:sz="1"/>
+              <w:left w:val="single" w:color="B4C6E7" w:sz="1"/>
+              <w:bottom w:val="single" w:color="B4C6E7" w:sz="1"/>
+              <w:right w:val="single" w:color="B4C6E7" w:sz="1"/>
+            </w:tcBorders>
+            <w:tcMar>
+              <w:top w:type="dxa" w:w="60"/>
+              <w:left w:type="dxa" w:w="100"/>
+              <w:bottom w:type="dxa" w:w="60"/>
+              <w:right w:type="dxa" w:w="100"/>
+            </w:tcMar>
+          </w:tcPr>
+          <w:p>
+            <w:pPr>
+              <w:jc w:val="left"/>
+            </w:pPr>
+            <w:r>
+              <w:rPr>
+                <w:rFonts w:ascii="Arial" w:cs="Arial" w:eastAsia="Arial" w:hAnsi="Arial"/>
+                <w:b w:val="false"/>
+                <w:bCs w:val="false"/>
+                <w:sz w:val="20"/>
+                <w:szCs w:val="20"/>
+              </w:rPr>
+              <w:t xml:space="preserve">O'chirilgan (Удалён)</w:t>
+            </w:r>
+          </w:p>
+        </w:tc>
+        <w:tc>
+          <w:tcPr>
+            <w:tcW w:type="dxa" w:w="3360"/>
+            <w:tcBorders>
+              <w:top w:val="single" w:color="B4C6E7" w:sz="1"/>
+              <w:left w:val="single" w:color="B4C6E7" w:sz="1"/>
+              <w:bottom w:val="single" w:color="B4C6E7" w:sz="1"/>
+              <w:right w:val="single" w:color="B4C6E7" w:sz="1"/>
+            </w:tcBorders>
+            <w:tcMar>
+              <w:top w:type="dxa" w:w="60"/>
+              <w:left w:type="dxa" w:w="100"/>
+              <w:bottom w:type="dxa" w:w="60"/>
+              <w:right w:type="dxa" w:w="100"/>
+            </w:tcMar>
+          </w:tcPr>
+          <w:p>
+            <w:pPr>
+              <w:jc w:val="left"/>
+            </w:pPr>
+            <w:r>
+              <w:rPr>
+                <w:rFonts w:ascii="Arial" w:cs="Arial" w:eastAsia="Arial" w:hAnsi="Arial"/>
+                <w:b w:val="false"/>
+                <w:bCs w:val="false"/>
+                <w:sz w:val="20"/>
+                <w:szCs w:val="20"/>
+              </w:rPr>
+              <w:t xml:space="preserve">Yo'q — yozuv o'chiriladi, qoldiq o'zgarmaydi</w:t>
+            </w:r>
+          </w:p>
+        </w:tc>
+      </w:tr>
+      <w:tr>
+        <w:tc>
+          <w:tcPr>
+            <w:tcW w:type="dxa" w:w="3000"/>
+            <w:tcBorders>
+              <w:top w:val="single" w:color="B4C6E7" w:sz="1"/>
+              <w:left w:val="single" w:color="B4C6E7" w:sz="1"/>
+              <w:bottom w:val="single" w:color="B4C6E7" w:sz="1"/>
+              <w:right w:val="single" w:color="B4C6E7" w:sz="1"/>
+            </w:tcBorders>
+            <w:shd w:fill="F2F7FB" w:val="clear"/>
+            <w:tcMar>
+              <w:top w:type="dxa" w:w="60"/>
+              <w:left w:type="dxa" w:w="100"/>
+              <w:bottom w:type="dxa" w:w="60"/>
+              <w:right w:type="dxa" w:w="100"/>
+            </w:tcMar>
+          </w:tcPr>
+          <w:p>
+            <w:pPr>
+              <w:jc w:val="left"/>
+            </w:pPr>
+            <w:r>
+              <w:rPr>
+                <w:rFonts w:ascii="Arial" w:cs="Arial" w:eastAsia="Arial" w:hAnsi="Arial"/>
+                <w:b w:val="false"/>
+                <w:bCs w:val="false"/>
+                <w:sz w:val="20"/>
+                <w:szCs w:val="20"/>
+              </w:rPr>
+              <w:t xml:space="preserve">Bekor qilingan</w:t>
+            </w:r>
+          </w:p>
+        </w:tc>
+        <w:tc>
+          <w:tcPr>
+            <w:tcW w:type="dxa" w:w="3000"/>
+            <w:tcBorders>
+              <w:top w:val="single" w:color="B4C6E7" w:sz="1"/>
+              <w:left w:val="single" w:color="B4C6E7" w:sz="1"/>
+              <w:bottom w:val="single" w:color="B4C6E7" w:sz="1"/>
+              <w:right w:val="single" w:color="B4C6E7" w:sz="1"/>
+            </w:tcBorders>
+            <w:shd w:fill="F2F7FB" w:val="clear"/>
+            <w:tcMar>
+              <w:top w:type="dxa" w:w="60"/>
+              <w:left w:type="dxa" w:w="100"/>
+              <w:bottom w:type="dxa" w:w="60"/>
+              <w:right w:type="dxa" w:w="100"/>
+            </w:tcMar>
+          </w:tcPr>
+          <w:p>
+            <w:pPr>
+              <w:jc w:val="left"/>
+            </w:pPr>
+            <w:r>
+              <w:rPr>
+                <w:rFonts w:ascii="Arial" w:cs="Arial" w:eastAsia="Arial" w:hAnsi="Arial"/>
+                <w:b w:val="false"/>
+                <w:bCs w:val="false"/>
+                <w:sz w:val="20"/>
+                <w:szCs w:val="20"/>
+              </w:rPr>
+              <w:t xml:space="preserve">O'chirilgan (Удалён)</w:t>
+            </w:r>
+          </w:p>
+        </w:tc>
+        <w:tc>
+          <w:tcPr>
+            <w:tcW w:type="dxa" w:w="3360"/>
+            <w:tcBorders>
+              <w:top w:val="single" w:color="B4C6E7" w:sz="1"/>
+              <w:left w:val="single" w:color="B4C6E7" w:sz="1"/>
+              <w:bottom w:val="single" w:color="B4C6E7" w:sz="1"/>
+              <w:right w:val="single" w:color="B4C6E7" w:sz="1"/>
+            </w:tcBorders>
+            <w:shd w:fill="F2F7FB" w:val="clear"/>
+            <w:tcMar>
+              <w:top w:type="dxa" w:w="60"/>
+              <w:left w:type="dxa" w:w="100"/>
+              <w:bottom w:type="dxa" w:w="60"/>
+              <w:right w:type="dxa" w:w="100"/>
+            </w:tcMar>
+          </w:tcPr>
+          <w:p>
+            <w:pPr>
+              <w:jc w:val="left"/>
+            </w:pPr>
+            <w:r>
+              <w:rPr>
+                <w:rFonts w:ascii="Arial" w:cs="Arial" w:eastAsia="Arial" w:hAnsi="Arial"/>
+                <w:b w:val="false"/>
+                <w:bCs w:val="false"/>
+                <w:sz w:val="20"/>
+                <w:szCs w:val="20"/>
+              </w:rPr>
+              <w:t xml:space="preserve">Yo'q — yozuv o'chiriladi, qoldiq o'zgarmaydi</w:t>
+            </w:r>
+          </w:p>
+        </w:tc>
+      </w:tr>
+      <w:tr>
+        <w:tc>
+          <w:tcPr>
+            <w:tcW w:type="dxa" w:w="3000"/>
+            <w:tcBorders>
+              <w:top w:val="single" w:color="B4C6E7" w:sz="1"/>
+              <w:left w:val="single" w:color="B4C6E7" w:sz="1"/>
+              <w:bottom w:val="single" w:color="B4C6E7" w:sz="1"/>
+              <w:right w:val="single" w:color="B4C6E7" w:sz="1"/>
+            </w:tcBorders>
+            <w:tcMar>
+              <w:top w:type="dxa" w:w="60"/>
+              <w:left w:type="dxa" w:w="100"/>
+              <w:bottom w:type="dxa" w:w="60"/>
+              <w:right w:type="dxa" w:w="100"/>
+            </w:tcMar>
+          </w:tcPr>
+          <w:p>
+            <w:pPr>
+              <w:jc w:val="left"/>
+            </w:pPr>
+            <w:r>
+              <w:rPr>
+                <w:rFonts w:ascii="Arial" w:cs="Arial" w:eastAsia="Arial" w:hAnsi="Arial"/>
+                <w:b w:val="false"/>
+                <w:bCs w:val="false"/>
+                <w:sz w:val="20"/>
+                <w:szCs w:val="20"/>
+              </w:rPr>
+              <w:t xml:space="preserve">Storno</w:t>
+            </w:r>
+          </w:p>
+        </w:tc>
+        <w:tc>
+          <w:tcPr>
+            <w:tcW w:type="dxa" w:w="3000"/>
+            <w:tcBorders>
+              <w:top w:val="single" w:color="B4C6E7" w:sz="1"/>
+              <w:left w:val="single" w:color="B4C6E7" w:sz="1"/>
+              <w:bottom w:val="single" w:color="B4C6E7" w:sz="1"/>
+              <w:right w:val="single" w:color="B4C6E7" w:sz="1"/>
+            </w:tcBorders>
+            <w:tcMar>
+              <w:top w:type="dxa" w:w="60"/>
+              <w:left w:type="dxa" w:w="100"/>
+              <w:bottom w:type="dxa" w:w="60"/>
+              <w:right w:type="dxa" w:w="100"/>
+            </w:tcMar>
+          </w:tcPr>
+          <w:p>
+            <w:pPr>
+              <w:jc w:val="left"/>
+            </w:pPr>
+            <w:r>
+              <w:rPr>
+                <w:rFonts w:ascii="Arial" w:cs="Arial" w:eastAsia="Arial" w:hAnsi="Arial"/>
+                <w:b w:val="false"/>
+                <w:bCs w:val="false"/>
+                <w:sz w:val="20"/>
+                <w:szCs w:val="20"/>
+              </w:rPr>
+              <w:t xml:space="preserve">Storno (Сторнирован) + qarshi yozuv</w:t>
+            </w:r>
+          </w:p>
+        </w:tc>
+        <w:tc>
+          <w:tcPr>
+            <w:tcW w:type="dxa" w:w="3360"/>
+            <w:tcBorders>
+              <w:top w:val="single" w:color="B4C6E7" w:sz="1"/>
+              <w:left w:val="single" w:color="B4C6E7" w:sz="1"/>
+              <w:bottom w:val="single" w:color="B4C6E7" w:sz="1"/>
+              <w:right w:val="single" w:color="B4C6E7" w:sz="1"/>
+            </w:tcBorders>
+            <w:tcMar>
+              <w:top w:type="dxa" w:w="60"/>
+              <w:left w:type="dxa" w:w="100"/>
+              <w:bottom w:type="dxa" w:w="60"/>
+              <w:right w:type="dxa" w:w="100"/>
+            </w:tcMar>
+          </w:tcPr>
+          <w:p>
+            <w:pPr>
+              <w:jc w:val="left"/>
+            </w:pPr>
+            <w:r>
+              <w:rPr>
+                <w:rFonts w:ascii="Arial" w:cs="Arial" w:eastAsia="Arial" w:hAnsi="Arial"/>
+                <w:b w:val="false"/>
+                <w:bCs w:val="false"/>
+                <w:sz w:val="20"/>
+                <w:szCs w:val="20"/>
+              </w:rPr>
+              <w:t xml:space="preserve">Bor — qarshi yozuv qoldiqni tiklaydi</w:t>
+            </w:r>
+          </w:p>
+        </w:tc>
+      </w:tr>
+    </w:tbl>
+    <w:p>
+      <w:pPr>
+        <w:spacing w:after="100"/>
+      </w:pPr>
+    </w:p>
+    <w:p>
+      <w:pPr>
+        <w:spacing w:after="120"/>
+        <w:jc w:val="left"/>
+      </w:pPr>
+      <w:r>
+        <w:rPr>
+          <w:rFonts w:ascii="Arial" w:cs="Arial" w:eastAsia="Arial" w:hAnsi="Arial"/>
+          <w:b w:val="false"/>
+          <w:bCs w:val="false"/>
+          <w:i/>
+          <w:iCs/>
+          <w:color w:val="333333"/>
+          <w:sz w:val="22"/>
+          <w:szCs w:val="22"/>
+        </w:rPr>
+        <w:t xml:space="preserve">Xulosa: ikki qatlam doimo izchil bo'lishi shart — hujjat "Bajarilgan" bo'lmaguncha provodkalar "O'tkazilgan" bo'lmaydi va qoldiq harakatlanmaydi; hujjat "Storno" qilinganda provodkalar ham qarshi yozuv bilan teskari yo'naltiriladi. Bu izchillik buzilishi mumkin emas.</w:t>
+      </w:r>
+    </w:p>
+    <w:p>
+      <w:pPr>
+        <w:spacing w:after="200"/>
+      </w:pPr>
+    </w:p>
+    <w:p>
       <w:r>
         <w:br w:type="page"/>
       </w:r>
@@ -16126,6 +20331,971 @@
                 <w:szCs w:val="20"/>
               </w:rPr>
               <w:t xml:space="preserve">Ikkala</w:t>
+            </w:r>
+          </w:p>
+        </w:tc>
+      </w:tr>
+    </w:tbl>
+    <w:p>
+      <w:pPr>
+        <w:pStyle w:val="Heading2"/>
+        <w:spacing w:after="120" w:before="240"/>
+      </w:pPr>
+      <w:r>
+        <w:rPr>
+          <w:rFonts w:ascii="Arial" w:cs="Arial" w:eastAsia="Arial" w:hAnsi="Arial"/>
+        </w:rPr>
+        <w:t xml:space="preserve">4.9. Provodka va provodkalar jurnali qoidalari</w:t>
+      </w:r>
+    </w:p>
+    <w:tbl>
+      <w:tblPr>
+        <w:tblW w:type="dxa" w:w="9360"/>
+        <w:tblBorders>
+          <w:top w:val="single" w:color="auto" w:sz="4"/>
+          <w:left w:val="single" w:color="auto" w:sz="4"/>
+          <w:bottom w:val="single" w:color="auto" w:sz="4"/>
+          <w:right w:val="single" w:color="auto" w:sz="4"/>
+          <w:insideH w:val="single" w:color="auto" w:sz="4"/>
+          <w:insideV w:val="single" w:color="auto" w:sz="4"/>
+        </w:tblBorders>
+      </w:tblPr>
+      <w:tblGrid>
+        <w:gridCol w:w="900"/>
+        <w:gridCol w:w="5760"/>
+        <w:gridCol w:w="1350"/>
+        <w:gridCol w:w="1350"/>
+      </w:tblGrid>
+      <w:tr>
+        <w:tc>
+          <w:tcPr>
+            <w:tcW w:type="dxa" w:w="900"/>
+            <w:tcBorders>
+              <w:top w:val="single" w:color="B4C6E7" w:sz="1"/>
+              <w:left w:val="single" w:color="B4C6E7" w:sz="1"/>
+              <w:bottom w:val="single" w:color="B4C6E7" w:sz="1"/>
+              <w:right w:val="single" w:color="B4C6E7" w:sz="1"/>
+            </w:tcBorders>
+            <w:shd w:fill="1F4E79" w:val="clear"/>
+            <w:tcMar>
+              <w:top w:type="dxa" w:w="60"/>
+              <w:left w:type="dxa" w:w="100"/>
+              <w:bottom w:type="dxa" w:w="60"/>
+              <w:right w:type="dxa" w:w="100"/>
+            </w:tcMar>
+            <w:vAlign w:val="center"/>
+          </w:tcPr>
+          <w:p>
+            <w:pPr>
+              <w:jc w:val="center"/>
+            </w:pPr>
+            <w:r>
+              <w:rPr>
+                <w:rFonts w:ascii="Arial" w:cs="Arial" w:eastAsia="Arial" w:hAnsi="Arial"/>
+                <w:b/>
+                <w:bCs/>
+                <w:color w:val="FFFFFF"/>
+                <w:sz w:val="20"/>
+                <w:szCs w:val="20"/>
+              </w:rPr>
+              <w:t xml:space="preserve">ID</w:t>
+            </w:r>
+          </w:p>
+        </w:tc>
+        <w:tc>
+          <w:tcPr>
+            <w:tcW w:type="dxa" w:w="5760"/>
+            <w:tcBorders>
+              <w:top w:val="single" w:color="B4C6E7" w:sz="1"/>
+              <w:left w:val="single" w:color="B4C6E7" w:sz="1"/>
+              <w:bottom w:val="single" w:color="B4C6E7" w:sz="1"/>
+              <w:right w:val="single" w:color="B4C6E7" w:sz="1"/>
+            </w:tcBorders>
+            <w:shd w:fill="1F4E79" w:val="clear"/>
+            <w:tcMar>
+              <w:top w:type="dxa" w:w="60"/>
+              <w:left w:type="dxa" w:w="100"/>
+              <w:bottom w:type="dxa" w:w="60"/>
+              <w:right w:type="dxa" w:w="100"/>
+            </w:tcMar>
+            <w:vAlign w:val="center"/>
+          </w:tcPr>
+          <w:p>
+            <w:pPr>
+              <w:jc w:val="center"/>
+            </w:pPr>
+            <w:r>
+              <w:rPr>
+                <w:rFonts w:ascii="Arial" w:cs="Arial" w:eastAsia="Arial" w:hAnsi="Arial"/>
+                <w:b/>
+                <w:bCs/>
+                <w:color w:val="FFFFFF"/>
+                <w:sz w:val="20"/>
+                <w:szCs w:val="20"/>
+              </w:rPr>
+              <w:t xml:space="preserve">Qoida</w:t>
+            </w:r>
+          </w:p>
+        </w:tc>
+        <w:tc>
+          <w:tcPr>
+            <w:tcW w:type="dxa" w:w="1350"/>
+            <w:tcBorders>
+              <w:top w:val="single" w:color="B4C6E7" w:sz="1"/>
+              <w:left w:val="single" w:color="B4C6E7" w:sz="1"/>
+              <w:bottom w:val="single" w:color="B4C6E7" w:sz="1"/>
+              <w:right w:val="single" w:color="B4C6E7" w:sz="1"/>
+            </w:tcBorders>
+            <w:shd w:fill="1F4E79" w:val="clear"/>
+            <w:tcMar>
+              <w:top w:type="dxa" w:w="60"/>
+              <w:left w:type="dxa" w:w="100"/>
+              <w:bottom w:type="dxa" w:w="60"/>
+              <w:right w:type="dxa" w:w="100"/>
+            </w:tcMar>
+            <w:vAlign w:val="center"/>
+          </w:tcPr>
+          <w:p>
+            <w:pPr>
+              <w:jc w:val="center"/>
+            </w:pPr>
+            <w:r>
+              <w:rPr>
+                <w:rFonts w:ascii="Arial" w:cs="Arial" w:eastAsia="Arial" w:hAnsi="Arial"/>
+                <w:b/>
+                <w:bCs/>
+                <w:color w:val="FFFFFF"/>
+                <w:sz w:val="20"/>
+                <w:szCs w:val="20"/>
+              </w:rPr>
+              <w:t xml:space="preserve">Muhimlik</w:t>
+            </w:r>
+          </w:p>
+        </w:tc>
+        <w:tc>
+          <w:tcPr>
+            <w:tcW w:type="dxa" w:w="1350"/>
+            <w:tcBorders>
+              <w:top w:val="single" w:color="B4C6E7" w:sz="1"/>
+              <w:left w:val="single" w:color="B4C6E7" w:sz="1"/>
+              <w:bottom w:val="single" w:color="B4C6E7" w:sz="1"/>
+              <w:right w:val="single" w:color="B4C6E7" w:sz="1"/>
+            </w:tcBorders>
+            <w:shd w:fill="1F4E79" w:val="clear"/>
+            <w:tcMar>
+              <w:top w:type="dxa" w:w="60"/>
+              <w:left w:type="dxa" w:w="100"/>
+              <w:bottom w:type="dxa" w:w="60"/>
+              <w:right w:type="dxa" w:w="100"/>
+            </w:tcMar>
+            <w:vAlign w:val="center"/>
+          </w:tcPr>
+          <w:p>
+            <w:pPr>
+              <w:jc w:val="center"/>
+            </w:pPr>
+            <w:r>
+              <w:rPr>
+                <w:rFonts w:ascii="Arial" w:cs="Arial" w:eastAsia="Arial" w:hAnsi="Arial"/>
+                <w:b/>
+                <w:bCs/>
+                <w:color w:val="FFFFFF"/>
+                <w:sz w:val="20"/>
+                <w:szCs w:val="20"/>
+              </w:rPr>
+              <w:t xml:space="preserve">Tur</w:t>
+            </w:r>
+          </w:p>
+        </w:tc>
+      </w:tr>
+      <w:tr>
+        <w:tc>
+          <w:tcPr>
+            <w:tcW w:type="dxa" w:w="900"/>
+            <w:tcBorders>
+              <w:top w:val="single" w:color="B4C6E7" w:sz="1"/>
+              <w:left w:val="single" w:color="B4C6E7" w:sz="1"/>
+              <w:bottom w:val="single" w:color="B4C6E7" w:sz="1"/>
+              <w:right w:val="single" w:color="B4C6E7" w:sz="1"/>
+            </w:tcBorders>
+            <w:tcMar>
+              <w:top w:type="dxa" w:w="60"/>
+              <w:left w:type="dxa" w:w="100"/>
+              <w:bottom w:type="dxa" w:w="60"/>
+              <w:right w:type="dxa" w:w="100"/>
+            </w:tcMar>
+          </w:tcPr>
+          <w:p>
+            <w:pPr>
+              <w:jc w:val="left"/>
+            </w:pPr>
+            <w:r>
+              <w:rPr>
+                <w:rFonts w:ascii="Arial" w:cs="Arial" w:eastAsia="Arial" w:hAnsi="Arial"/>
+                <w:b w:val="false"/>
+                <w:bCs w:val="false"/>
+                <w:sz w:val="20"/>
+                <w:szCs w:val="20"/>
+              </w:rPr>
+              <w:t xml:space="preserve">BR-029</w:t>
+            </w:r>
+          </w:p>
+        </w:tc>
+        <w:tc>
+          <w:tcPr>
+            <w:tcW w:type="dxa" w:w="5760"/>
+            <w:tcBorders>
+              <w:top w:val="single" w:color="B4C6E7" w:sz="1"/>
+              <w:left w:val="single" w:color="B4C6E7" w:sz="1"/>
+              <w:bottom w:val="single" w:color="B4C6E7" w:sz="1"/>
+              <w:right w:val="single" w:color="B4C6E7" w:sz="1"/>
+            </w:tcBorders>
+            <w:tcMar>
+              <w:top w:type="dxa" w:w="60"/>
+              <w:left w:type="dxa" w:w="100"/>
+              <w:bottom w:type="dxa" w:w="60"/>
+              <w:right w:type="dxa" w:w="100"/>
+            </w:tcMar>
+          </w:tcPr>
+          <w:p>
+            <w:pPr>
+              <w:jc w:val="left"/>
+            </w:pPr>
+            <w:r>
+              <w:rPr>
+                <w:rFonts w:ascii="Arial" w:cs="Arial" w:eastAsia="Arial" w:hAnsi="Arial"/>
+                <w:b w:val="false"/>
+                <w:bCs w:val="false"/>
+                <w:sz w:val="20"/>
+                <w:szCs w:val="20"/>
+              </w:rPr>
+              <w:t xml:space="preserve">Faqat "O'tkazilgan" (Проведён) holatdagi provodka hisob qoldig'i va aylanmasiga ta'sir qiladi. "Kiritilgan" holatdagi provodka (qoralama) qoldiqqa ta'sir qilmaydi.</w:t>
+            </w:r>
+          </w:p>
+        </w:tc>
+        <w:tc>
+          <w:tcPr>
+            <w:tcW w:type="dxa" w:w="1350"/>
+            <w:tcBorders>
+              <w:top w:val="single" w:color="B4C6E7" w:sz="1"/>
+              <w:left w:val="single" w:color="B4C6E7" w:sz="1"/>
+              <w:bottom w:val="single" w:color="B4C6E7" w:sz="1"/>
+              <w:right w:val="single" w:color="B4C6E7" w:sz="1"/>
+            </w:tcBorders>
+            <w:tcMar>
+              <w:top w:type="dxa" w:w="60"/>
+              <w:left w:type="dxa" w:w="100"/>
+              <w:bottom w:type="dxa" w:w="60"/>
+              <w:right w:type="dxa" w:w="100"/>
+            </w:tcMar>
+          </w:tcPr>
+          <w:p>
+            <w:pPr>
+              <w:jc w:val="center"/>
+            </w:pPr>
+            <w:r>
+              <w:rPr>
+                <w:rFonts w:ascii="Arial" w:cs="Arial" w:eastAsia="Arial" w:hAnsi="Arial"/>
+                <w:b w:val="false"/>
+                <w:bCs w:val="false"/>
+                <w:sz w:val="20"/>
+                <w:szCs w:val="20"/>
+              </w:rPr>
+              <w:t xml:space="preserve">Yuqori</w:t>
+            </w:r>
+          </w:p>
+        </w:tc>
+        <w:tc>
+          <w:tcPr>
+            <w:tcW w:type="dxa" w:w="1350"/>
+            <w:tcBorders>
+              <w:top w:val="single" w:color="B4C6E7" w:sz="1"/>
+              <w:left w:val="single" w:color="B4C6E7" w:sz="1"/>
+              <w:bottom w:val="single" w:color="B4C6E7" w:sz="1"/>
+              <w:right w:val="single" w:color="B4C6E7" w:sz="1"/>
+            </w:tcBorders>
+            <w:tcMar>
+              <w:top w:type="dxa" w:w="60"/>
+              <w:left w:type="dxa" w:w="100"/>
+              <w:bottom w:type="dxa" w:w="60"/>
+              <w:right w:type="dxa" w:w="100"/>
+            </w:tcMar>
+          </w:tcPr>
+          <w:p>
+            <w:pPr>
+              <w:jc w:val="center"/>
+            </w:pPr>
+            <w:r>
+              <w:rPr>
+                <w:rFonts w:ascii="Arial" w:cs="Arial" w:eastAsia="Arial" w:hAnsi="Arial"/>
+                <w:b w:val="false"/>
+                <w:bCs w:val="false"/>
+                <w:sz w:val="20"/>
+                <w:szCs w:val="20"/>
+              </w:rPr>
+              <w:t xml:space="preserve">Tizim</w:t>
+            </w:r>
+          </w:p>
+        </w:tc>
+      </w:tr>
+      <w:tr>
+        <w:tc>
+          <w:tcPr>
+            <w:tcW w:type="dxa" w:w="900"/>
+            <w:tcBorders>
+              <w:top w:val="single" w:color="B4C6E7" w:sz="1"/>
+              <w:left w:val="single" w:color="B4C6E7" w:sz="1"/>
+              <w:bottom w:val="single" w:color="B4C6E7" w:sz="1"/>
+              <w:right w:val="single" w:color="B4C6E7" w:sz="1"/>
+            </w:tcBorders>
+            <w:shd w:fill="F2F7FB" w:val="clear"/>
+            <w:tcMar>
+              <w:top w:type="dxa" w:w="60"/>
+              <w:left w:type="dxa" w:w="100"/>
+              <w:bottom w:type="dxa" w:w="60"/>
+              <w:right w:type="dxa" w:w="100"/>
+            </w:tcMar>
+          </w:tcPr>
+          <w:p>
+            <w:pPr>
+              <w:jc w:val="left"/>
+            </w:pPr>
+            <w:r>
+              <w:rPr>
+                <w:rFonts w:ascii="Arial" w:cs="Arial" w:eastAsia="Arial" w:hAnsi="Arial"/>
+                <w:b w:val="false"/>
+                <w:bCs w:val="false"/>
+                <w:sz w:val="20"/>
+                <w:szCs w:val="20"/>
+              </w:rPr>
+              <w:t xml:space="preserve">BR-030</w:t>
+            </w:r>
+          </w:p>
+        </w:tc>
+        <w:tc>
+          <w:tcPr>
+            <w:tcW w:type="dxa" w:w="5760"/>
+            <w:tcBorders>
+              <w:top w:val="single" w:color="B4C6E7" w:sz="1"/>
+              <w:left w:val="single" w:color="B4C6E7" w:sz="1"/>
+              <w:bottom w:val="single" w:color="B4C6E7" w:sz="1"/>
+              <w:right w:val="single" w:color="B4C6E7" w:sz="1"/>
+            </w:tcBorders>
+            <w:shd w:fill="F2F7FB" w:val="clear"/>
+            <w:tcMar>
+              <w:top w:type="dxa" w:w="60"/>
+              <w:left w:type="dxa" w:w="100"/>
+              <w:bottom w:type="dxa" w:w="60"/>
+              <w:right w:type="dxa" w:w="100"/>
+            </w:tcMar>
+          </w:tcPr>
+          <w:p>
+            <w:pPr>
+              <w:jc w:val="left"/>
+            </w:pPr>
+            <w:r>
+              <w:rPr>
+                <w:rFonts w:ascii="Arial" w:cs="Arial" w:eastAsia="Arial" w:hAnsi="Arial"/>
+                <w:b w:val="false"/>
+                <w:bCs w:val="false"/>
+                <w:sz w:val="20"/>
+                <w:szCs w:val="20"/>
+              </w:rPr>
+              <w:t xml:space="preserve">Har bir provodkalar to'plamida (bir o'tkazma doirasida) jami debet summasi jami kredit summasiga teng bo'lishi shart — buxgalteriya balansi buzilmasligi kerak.</w:t>
+            </w:r>
+          </w:p>
+        </w:tc>
+        <w:tc>
+          <w:tcPr>
+            <w:tcW w:type="dxa" w:w="1350"/>
+            <w:tcBorders>
+              <w:top w:val="single" w:color="B4C6E7" w:sz="1"/>
+              <w:left w:val="single" w:color="B4C6E7" w:sz="1"/>
+              <w:bottom w:val="single" w:color="B4C6E7" w:sz="1"/>
+              <w:right w:val="single" w:color="B4C6E7" w:sz="1"/>
+            </w:tcBorders>
+            <w:shd w:fill="F2F7FB" w:val="clear"/>
+            <w:tcMar>
+              <w:top w:type="dxa" w:w="60"/>
+              <w:left w:type="dxa" w:w="100"/>
+              <w:bottom w:type="dxa" w:w="60"/>
+              <w:right w:type="dxa" w:w="100"/>
+            </w:tcMar>
+          </w:tcPr>
+          <w:p>
+            <w:pPr>
+              <w:jc w:val="center"/>
+            </w:pPr>
+            <w:r>
+              <w:rPr>
+                <w:rFonts w:ascii="Arial" w:cs="Arial" w:eastAsia="Arial" w:hAnsi="Arial"/>
+                <w:b w:val="false"/>
+                <w:bCs w:val="false"/>
+                <w:sz w:val="20"/>
+                <w:szCs w:val="20"/>
+              </w:rPr>
+              <w:t xml:space="preserve">Yuqori</w:t>
+            </w:r>
+          </w:p>
+        </w:tc>
+        <w:tc>
+          <w:tcPr>
+            <w:tcW w:type="dxa" w:w="1350"/>
+            <w:tcBorders>
+              <w:top w:val="single" w:color="B4C6E7" w:sz="1"/>
+              <w:left w:val="single" w:color="B4C6E7" w:sz="1"/>
+              <w:bottom w:val="single" w:color="B4C6E7" w:sz="1"/>
+              <w:right w:val="single" w:color="B4C6E7" w:sz="1"/>
+            </w:tcBorders>
+            <w:shd w:fill="F2F7FB" w:val="clear"/>
+            <w:tcMar>
+              <w:top w:type="dxa" w:w="60"/>
+              <w:left w:type="dxa" w:w="100"/>
+              <w:bottom w:type="dxa" w:w="60"/>
+              <w:right w:type="dxa" w:w="100"/>
+            </w:tcMar>
+          </w:tcPr>
+          <w:p>
+            <w:pPr>
+              <w:jc w:val="center"/>
+            </w:pPr>
+            <w:r>
+              <w:rPr>
+                <w:rFonts w:ascii="Arial" w:cs="Arial" w:eastAsia="Arial" w:hAnsi="Arial"/>
+                <w:b w:val="false"/>
+                <w:bCs w:val="false"/>
+                <w:sz w:val="20"/>
+                <w:szCs w:val="20"/>
+              </w:rPr>
+              <w:t xml:space="preserve">Tizim</w:t>
+            </w:r>
+          </w:p>
+        </w:tc>
+      </w:tr>
+      <w:tr>
+        <w:tc>
+          <w:tcPr>
+            <w:tcW w:type="dxa" w:w="900"/>
+            <w:tcBorders>
+              <w:top w:val="single" w:color="B4C6E7" w:sz="1"/>
+              <w:left w:val="single" w:color="B4C6E7" w:sz="1"/>
+              <w:bottom w:val="single" w:color="B4C6E7" w:sz="1"/>
+              <w:right w:val="single" w:color="B4C6E7" w:sz="1"/>
+            </w:tcBorders>
+            <w:tcMar>
+              <w:top w:type="dxa" w:w="60"/>
+              <w:left w:type="dxa" w:w="100"/>
+              <w:bottom w:type="dxa" w:w="60"/>
+              <w:right w:type="dxa" w:w="100"/>
+            </w:tcMar>
+          </w:tcPr>
+          <w:p>
+            <w:pPr>
+              <w:jc w:val="left"/>
+            </w:pPr>
+            <w:r>
+              <w:rPr>
+                <w:rFonts w:ascii="Arial" w:cs="Arial" w:eastAsia="Arial" w:hAnsi="Arial"/>
+                <w:b w:val="false"/>
+                <w:bCs w:val="false"/>
+                <w:sz w:val="20"/>
+                <w:szCs w:val="20"/>
+              </w:rPr>
+              <w:t xml:space="preserve">BR-031</w:t>
+            </w:r>
+          </w:p>
+        </w:tc>
+        <w:tc>
+          <w:tcPr>
+            <w:tcW w:type="dxa" w:w="5760"/>
+            <w:tcBorders>
+              <w:top w:val="single" w:color="B4C6E7" w:sz="1"/>
+              <w:left w:val="single" w:color="B4C6E7" w:sz="1"/>
+              <w:bottom w:val="single" w:color="B4C6E7" w:sz="1"/>
+              <w:right w:val="single" w:color="B4C6E7" w:sz="1"/>
+            </w:tcBorders>
+            <w:tcMar>
+              <w:top w:type="dxa" w:w="60"/>
+              <w:left w:type="dxa" w:w="100"/>
+              <w:bottom w:type="dxa" w:w="60"/>
+              <w:right w:type="dxa" w:w="100"/>
+            </w:tcMar>
+          </w:tcPr>
+          <w:p>
+            <w:pPr>
+              <w:jc w:val="left"/>
+            </w:pPr>
+            <w:r>
+              <w:rPr>
+                <w:rFonts w:ascii="Arial" w:cs="Arial" w:eastAsia="Arial" w:hAnsi="Arial"/>
+                <w:b w:val="false"/>
+                <w:bCs w:val="false"/>
+                <w:sz w:val="20"/>
+                <w:szCs w:val="20"/>
+              </w:rPr>
+              <w:t xml:space="preserve">"O'tkazilgan" provodkani o'chirib bo'lmaydi. Uni tuzatishning yagona yo'li — storno (qarshi yozuv) yaratish. Provodka faqat "Kiritilgan" yoki "Tekshirilgan" holatdan o'chirilishi mumkin.</w:t>
+            </w:r>
+          </w:p>
+        </w:tc>
+        <w:tc>
+          <w:tcPr>
+            <w:tcW w:type="dxa" w:w="1350"/>
+            <w:tcBorders>
+              <w:top w:val="single" w:color="B4C6E7" w:sz="1"/>
+              <w:left w:val="single" w:color="B4C6E7" w:sz="1"/>
+              <w:bottom w:val="single" w:color="B4C6E7" w:sz="1"/>
+              <w:right w:val="single" w:color="B4C6E7" w:sz="1"/>
+            </w:tcBorders>
+            <w:tcMar>
+              <w:top w:type="dxa" w:w="60"/>
+              <w:left w:type="dxa" w:w="100"/>
+              <w:bottom w:type="dxa" w:w="60"/>
+              <w:right w:type="dxa" w:w="100"/>
+            </w:tcMar>
+          </w:tcPr>
+          <w:p>
+            <w:pPr>
+              <w:jc w:val="center"/>
+            </w:pPr>
+            <w:r>
+              <w:rPr>
+                <w:rFonts w:ascii="Arial" w:cs="Arial" w:eastAsia="Arial" w:hAnsi="Arial"/>
+                <w:b w:val="false"/>
+                <w:bCs w:val="false"/>
+                <w:sz w:val="20"/>
+                <w:szCs w:val="20"/>
+              </w:rPr>
+              <w:t xml:space="preserve">Yuqori</w:t>
+            </w:r>
+          </w:p>
+        </w:tc>
+        <w:tc>
+          <w:tcPr>
+            <w:tcW w:type="dxa" w:w="1350"/>
+            <w:tcBorders>
+              <w:top w:val="single" w:color="B4C6E7" w:sz="1"/>
+              <w:left w:val="single" w:color="B4C6E7" w:sz="1"/>
+              <w:bottom w:val="single" w:color="B4C6E7" w:sz="1"/>
+              <w:right w:val="single" w:color="B4C6E7" w:sz="1"/>
+            </w:tcBorders>
+            <w:tcMar>
+              <w:top w:type="dxa" w:w="60"/>
+              <w:left w:type="dxa" w:w="100"/>
+              <w:bottom w:type="dxa" w:w="60"/>
+              <w:right w:type="dxa" w:w="100"/>
+            </w:tcMar>
+          </w:tcPr>
+          <w:p>
+            <w:pPr>
+              <w:jc w:val="center"/>
+            </w:pPr>
+            <w:r>
+              <w:rPr>
+                <w:rFonts w:ascii="Arial" w:cs="Arial" w:eastAsia="Arial" w:hAnsi="Arial"/>
+                <w:b w:val="false"/>
+                <w:bCs w:val="false"/>
+                <w:sz w:val="20"/>
+                <w:szCs w:val="20"/>
+              </w:rPr>
+              <w:t xml:space="preserve">Tizim</w:t>
+            </w:r>
+          </w:p>
+        </w:tc>
+      </w:tr>
+      <w:tr>
+        <w:tc>
+          <w:tcPr>
+            <w:tcW w:type="dxa" w:w="900"/>
+            <w:tcBorders>
+              <w:top w:val="single" w:color="B4C6E7" w:sz="1"/>
+              <w:left w:val="single" w:color="B4C6E7" w:sz="1"/>
+              <w:bottom w:val="single" w:color="B4C6E7" w:sz="1"/>
+              <w:right w:val="single" w:color="B4C6E7" w:sz="1"/>
+            </w:tcBorders>
+            <w:shd w:fill="F2F7FB" w:val="clear"/>
+            <w:tcMar>
+              <w:top w:type="dxa" w:w="60"/>
+              <w:left w:type="dxa" w:w="100"/>
+              <w:bottom w:type="dxa" w:w="60"/>
+              <w:right w:type="dxa" w:w="100"/>
+            </w:tcMar>
+          </w:tcPr>
+          <w:p>
+            <w:pPr>
+              <w:jc w:val="left"/>
+            </w:pPr>
+            <w:r>
+              <w:rPr>
+                <w:rFonts w:ascii="Arial" w:cs="Arial" w:eastAsia="Arial" w:hAnsi="Arial"/>
+                <w:b w:val="false"/>
+                <w:bCs w:val="false"/>
+                <w:sz w:val="20"/>
+                <w:szCs w:val="20"/>
+              </w:rPr>
+              <w:t xml:space="preserve">BR-032</w:t>
+            </w:r>
+          </w:p>
+        </w:tc>
+        <w:tc>
+          <w:tcPr>
+            <w:tcW w:type="dxa" w:w="5760"/>
+            <w:tcBorders>
+              <w:top w:val="single" w:color="B4C6E7" w:sz="1"/>
+              <w:left w:val="single" w:color="B4C6E7" w:sz="1"/>
+              <w:bottom w:val="single" w:color="B4C6E7" w:sz="1"/>
+              <w:right w:val="single" w:color="B4C6E7" w:sz="1"/>
+            </w:tcBorders>
+            <w:shd w:fill="F2F7FB" w:val="clear"/>
+            <w:tcMar>
+              <w:top w:type="dxa" w:w="60"/>
+              <w:left w:type="dxa" w:w="100"/>
+              <w:bottom w:type="dxa" w:w="60"/>
+              <w:right w:type="dxa" w:w="100"/>
+            </w:tcMar>
+          </w:tcPr>
+          <w:p>
+            <w:pPr>
+              <w:jc w:val="left"/>
+            </w:pPr>
+            <w:r>
+              <w:rPr>
+                <w:rFonts w:ascii="Arial" w:cs="Arial" w:eastAsia="Arial" w:hAnsi="Arial"/>
+                <w:b w:val="false"/>
+                <w:bCs w:val="false"/>
+                <w:sz w:val="20"/>
+                <w:szCs w:val="20"/>
+              </w:rPr>
+              <w:t xml:space="preserve">Provodkalar jurnali o'zgartirilmaydi: mavjud yozuvni tahrirlash yoki fizik o'chirish taqiqlanadi. Jurnalga faqat yangi yozuv qo'shiladi (audit izi). To'g'rilash faqat storno yoki tuzatuvchi yozuv orqali amalga oshadi.</w:t>
+            </w:r>
+          </w:p>
+        </w:tc>
+        <w:tc>
+          <w:tcPr>
+            <w:tcW w:type="dxa" w:w="1350"/>
+            <w:tcBorders>
+              <w:top w:val="single" w:color="B4C6E7" w:sz="1"/>
+              <w:left w:val="single" w:color="B4C6E7" w:sz="1"/>
+              <w:bottom w:val="single" w:color="B4C6E7" w:sz="1"/>
+              <w:right w:val="single" w:color="B4C6E7" w:sz="1"/>
+            </w:tcBorders>
+            <w:shd w:fill="F2F7FB" w:val="clear"/>
+            <w:tcMar>
+              <w:top w:type="dxa" w:w="60"/>
+              <w:left w:type="dxa" w:w="100"/>
+              <w:bottom w:type="dxa" w:w="60"/>
+              <w:right w:type="dxa" w:w="100"/>
+            </w:tcMar>
+          </w:tcPr>
+          <w:p>
+            <w:pPr>
+              <w:jc w:val="center"/>
+            </w:pPr>
+            <w:r>
+              <w:rPr>
+                <w:rFonts w:ascii="Arial" w:cs="Arial" w:eastAsia="Arial" w:hAnsi="Arial"/>
+                <w:b w:val="false"/>
+                <w:bCs w:val="false"/>
+                <w:sz w:val="20"/>
+                <w:szCs w:val="20"/>
+              </w:rPr>
+              <w:t xml:space="preserve">Yuqori</w:t>
+            </w:r>
+          </w:p>
+        </w:tc>
+        <w:tc>
+          <w:tcPr>
+            <w:tcW w:type="dxa" w:w="1350"/>
+            <w:tcBorders>
+              <w:top w:val="single" w:color="B4C6E7" w:sz="1"/>
+              <w:left w:val="single" w:color="B4C6E7" w:sz="1"/>
+              <w:bottom w:val="single" w:color="B4C6E7" w:sz="1"/>
+              <w:right w:val="single" w:color="B4C6E7" w:sz="1"/>
+            </w:tcBorders>
+            <w:shd w:fill="F2F7FB" w:val="clear"/>
+            <w:tcMar>
+              <w:top w:type="dxa" w:w="60"/>
+              <w:left w:type="dxa" w:w="100"/>
+              <w:bottom w:type="dxa" w:w="60"/>
+              <w:right w:type="dxa" w:w="100"/>
+            </w:tcMar>
+          </w:tcPr>
+          <w:p>
+            <w:pPr>
+              <w:jc w:val="center"/>
+            </w:pPr>
+            <w:r>
+              <w:rPr>
+                <w:rFonts w:ascii="Arial" w:cs="Arial" w:eastAsia="Arial" w:hAnsi="Arial"/>
+                <w:b w:val="false"/>
+                <w:bCs w:val="false"/>
+                <w:sz w:val="20"/>
+                <w:szCs w:val="20"/>
+              </w:rPr>
+              <w:t xml:space="preserve">Tizim</w:t>
+            </w:r>
+          </w:p>
+        </w:tc>
+      </w:tr>
+      <w:tr>
+        <w:tc>
+          <w:tcPr>
+            <w:tcW w:type="dxa" w:w="900"/>
+            <w:tcBorders>
+              <w:top w:val="single" w:color="B4C6E7" w:sz="1"/>
+              <w:left w:val="single" w:color="B4C6E7" w:sz="1"/>
+              <w:bottom w:val="single" w:color="B4C6E7" w:sz="1"/>
+              <w:right w:val="single" w:color="B4C6E7" w:sz="1"/>
+            </w:tcBorders>
+            <w:tcMar>
+              <w:top w:type="dxa" w:w="60"/>
+              <w:left w:type="dxa" w:w="100"/>
+              <w:bottom w:type="dxa" w:w="60"/>
+              <w:right w:type="dxa" w:w="100"/>
+            </w:tcMar>
+          </w:tcPr>
+          <w:p>
+            <w:pPr>
+              <w:jc w:val="left"/>
+            </w:pPr>
+            <w:r>
+              <w:rPr>
+                <w:rFonts w:ascii="Arial" w:cs="Arial" w:eastAsia="Arial" w:hAnsi="Arial"/>
+                <w:b w:val="false"/>
+                <w:bCs w:val="false"/>
+                <w:sz w:val="20"/>
+                <w:szCs w:val="20"/>
+              </w:rPr>
+              <w:t xml:space="preserve">BR-033</w:t>
+            </w:r>
+          </w:p>
+        </w:tc>
+        <w:tc>
+          <w:tcPr>
+            <w:tcW w:type="dxa" w:w="5760"/>
+            <w:tcBorders>
+              <w:top w:val="single" w:color="B4C6E7" w:sz="1"/>
+              <w:left w:val="single" w:color="B4C6E7" w:sz="1"/>
+              <w:bottom w:val="single" w:color="B4C6E7" w:sz="1"/>
+              <w:right w:val="single" w:color="B4C6E7" w:sz="1"/>
+            </w:tcBorders>
+            <w:tcMar>
+              <w:top w:type="dxa" w:w="60"/>
+              <w:left w:type="dxa" w:w="100"/>
+              <w:bottom w:type="dxa" w:w="60"/>
+              <w:right w:type="dxa" w:w="100"/>
+            </w:tcMar>
+          </w:tcPr>
+          <w:p>
+            <w:pPr>
+              <w:jc w:val="left"/>
+            </w:pPr>
+            <w:r>
+              <w:rPr>
+                <w:rFonts w:ascii="Arial" w:cs="Arial" w:eastAsia="Arial" w:hAnsi="Arial"/>
+                <w:b w:val="false"/>
+                <w:bCs w:val="false"/>
+                <w:sz w:val="20"/>
+                <w:szCs w:val="20"/>
+              </w:rPr>
+              <w:t xml:space="preserve">Provodka holati o'tkazma (hujjat) holatiga izchil bog'liq bo'lishi shart: Tasdiq kutilmoqda → Kiritilgan; Bajarilgan → O'tkazilgan; Rad etilgan/Bekor qilingan → O'chirilgan; Storno → Storno (qarshi yozuv). Ikki qatlam o'rtasidagi nomuvofiqlik bo'lishi mumkin emas.</w:t>
+            </w:r>
+          </w:p>
+        </w:tc>
+        <w:tc>
+          <w:tcPr>
+            <w:tcW w:type="dxa" w:w="1350"/>
+            <w:tcBorders>
+              <w:top w:val="single" w:color="B4C6E7" w:sz="1"/>
+              <w:left w:val="single" w:color="B4C6E7" w:sz="1"/>
+              <w:bottom w:val="single" w:color="B4C6E7" w:sz="1"/>
+              <w:right w:val="single" w:color="B4C6E7" w:sz="1"/>
+            </w:tcBorders>
+            <w:tcMar>
+              <w:top w:type="dxa" w:w="60"/>
+              <w:left w:type="dxa" w:w="100"/>
+              <w:bottom w:type="dxa" w:w="60"/>
+              <w:right w:type="dxa" w:w="100"/>
+            </w:tcMar>
+          </w:tcPr>
+          <w:p>
+            <w:pPr>
+              <w:jc w:val="center"/>
+            </w:pPr>
+            <w:r>
+              <w:rPr>
+                <w:rFonts w:ascii="Arial" w:cs="Arial" w:eastAsia="Arial" w:hAnsi="Arial"/>
+                <w:b w:val="false"/>
+                <w:bCs w:val="false"/>
+                <w:sz w:val="20"/>
+                <w:szCs w:val="20"/>
+              </w:rPr>
+              <w:t xml:space="preserve">Yuqori</w:t>
+            </w:r>
+          </w:p>
+        </w:tc>
+        <w:tc>
+          <w:tcPr>
+            <w:tcW w:type="dxa" w:w="1350"/>
+            <w:tcBorders>
+              <w:top w:val="single" w:color="B4C6E7" w:sz="1"/>
+              <w:left w:val="single" w:color="B4C6E7" w:sz="1"/>
+              <w:bottom w:val="single" w:color="B4C6E7" w:sz="1"/>
+              <w:right w:val="single" w:color="B4C6E7" w:sz="1"/>
+            </w:tcBorders>
+            <w:tcMar>
+              <w:top w:type="dxa" w:w="60"/>
+              <w:left w:type="dxa" w:w="100"/>
+              <w:bottom w:type="dxa" w:w="60"/>
+              <w:right w:type="dxa" w:w="100"/>
+            </w:tcMar>
+          </w:tcPr>
+          <w:p>
+            <w:pPr>
+              <w:jc w:val="center"/>
+            </w:pPr>
+            <w:r>
+              <w:rPr>
+                <w:rFonts w:ascii="Arial" w:cs="Arial" w:eastAsia="Arial" w:hAnsi="Arial"/>
+                <w:b w:val="false"/>
+                <w:bCs w:val="false"/>
+                <w:sz w:val="20"/>
+                <w:szCs w:val="20"/>
+              </w:rPr>
+              <w:t xml:space="preserve">Tizim</w:t>
+            </w:r>
+          </w:p>
+        </w:tc>
+      </w:tr>
+      <w:tr>
+        <w:tc>
+          <w:tcPr>
+            <w:tcW w:type="dxa" w:w="900"/>
+            <w:tcBorders>
+              <w:top w:val="single" w:color="B4C6E7" w:sz="1"/>
+              <w:left w:val="single" w:color="B4C6E7" w:sz="1"/>
+              <w:bottom w:val="single" w:color="B4C6E7" w:sz="1"/>
+              <w:right w:val="single" w:color="B4C6E7" w:sz="1"/>
+            </w:tcBorders>
+            <w:shd w:fill="F2F7FB" w:val="clear"/>
+            <w:tcMar>
+              <w:top w:type="dxa" w:w="60"/>
+              <w:left w:type="dxa" w:w="100"/>
+              <w:bottom w:type="dxa" w:w="60"/>
+              <w:right w:type="dxa" w:w="100"/>
+            </w:tcMar>
+          </w:tcPr>
+          <w:p>
+            <w:pPr>
+              <w:jc w:val="left"/>
+            </w:pPr>
+            <w:r>
+              <w:rPr>
+                <w:rFonts w:ascii="Arial" w:cs="Arial" w:eastAsia="Arial" w:hAnsi="Arial"/>
+                <w:b w:val="false"/>
+                <w:bCs w:val="false"/>
+                <w:sz w:val="20"/>
+                <w:szCs w:val="20"/>
+              </w:rPr>
+              <w:t xml:space="preserve">BR-034</w:t>
+            </w:r>
+          </w:p>
+        </w:tc>
+        <w:tc>
+          <w:tcPr>
+            <w:tcW w:type="dxa" w:w="5760"/>
+            <w:tcBorders>
+              <w:top w:val="single" w:color="B4C6E7" w:sz="1"/>
+              <w:left w:val="single" w:color="B4C6E7" w:sz="1"/>
+              <w:bottom w:val="single" w:color="B4C6E7" w:sz="1"/>
+              <w:right w:val="single" w:color="B4C6E7" w:sz="1"/>
+            </w:tcBorders>
+            <w:shd w:fill="F2F7FB" w:val="clear"/>
+            <w:tcMar>
+              <w:top w:type="dxa" w:w="60"/>
+              <w:left w:type="dxa" w:w="100"/>
+              <w:bottom w:type="dxa" w:w="60"/>
+              <w:right w:type="dxa" w:w="100"/>
+            </w:tcMar>
+          </w:tcPr>
+          <w:p>
+            <w:pPr>
+              <w:jc w:val="left"/>
+            </w:pPr>
+            <w:r>
+              <w:rPr>
+                <w:rFonts w:ascii="Arial" w:cs="Arial" w:eastAsia="Arial" w:hAnsi="Arial"/>
+                <w:b w:val="false"/>
+                <w:bCs w:val="false"/>
+                <w:sz w:val="20"/>
+                <w:szCs w:val="20"/>
+              </w:rPr>
+              <w:t xml:space="preserve">Har bir provodka bog'liq o'tkazma hujjati (referens) raqamiga ega bo'lishi shart — jurnaldan asl o'tkazmaga, o'tkazmadan jurnal yozuvlariga izlanish mumkin bo'lishi kerak.</w:t>
+            </w:r>
+          </w:p>
+        </w:tc>
+        <w:tc>
+          <w:tcPr>
+            <w:tcW w:type="dxa" w:w="1350"/>
+            <w:tcBorders>
+              <w:top w:val="single" w:color="B4C6E7" w:sz="1"/>
+              <w:left w:val="single" w:color="B4C6E7" w:sz="1"/>
+              <w:bottom w:val="single" w:color="B4C6E7" w:sz="1"/>
+              <w:right w:val="single" w:color="B4C6E7" w:sz="1"/>
+            </w:tcBorders>
+            <w:shd w:fill="F2F7FB" w:val="clear"/>
+            <w:tcMar>
+              <w:top w:type="dxa" w:w="60"/>
+              <w:left w:type="dxa" w:w="100"/>
+              <w:bottom w:type="dxa" w:w="60"/>
+              <w:right w:type="dxa" w:w="100"/>
+            </w:tcMar>
+          </w:tcPr>
+          <w:p>
+            <w:pPr>
+              <w:jc w:val="center"/>
+            </w:pPr>
+            <w:r>
+              <w:rPr>
+                <w:rFonts w:ascii="Arial" w:cs="Arial" w:eastAsia="Arial" w:hAnsi="Arial"/>
+                <w:b w:val="false"/>
+                <w:bCs w:val="false"/>
+                <w:sz w:val="20"/>
+                <w:szCs w:val="20"/>
+              </w:rPr>
+              <w:t xml:space="preserve">O'rta</w:t>
+            </w:r>
+          </w:p>
+        </w:tc>
+        <w:tc>
+          <w:tcPr>
+            <w:tcW w:type="dxa" w:w="1350"/>
+            <w:tcBorders>
+              <w:top w:val="single" w:color="B4C6E7" w:sz="1"/>
+              <w:left w:val="single" w:color="B4C6E7" w:sz="1"/>
+              <w:bottom w:val="single" w:color="B4C6E7" w:sz="1"/>
+              <w:right w:val="single" w:color="B4C6E7" w:sz="1"/>
+            </w:tcBorders>
+            <w:shd w:fill="F2F7FB" w:val="clear"/>
+            <w:tcMar>
+              <w:top w:type="dxa" w:w="60"/>
+              <w:left w:type="dxa" w:w="100"/>
+              <w:bottom w:type="dxa" w:w="60"/>
+              <w:right w:type="dxa" w:w="100"/>
+            </w:tcMar>
+          </w:tcPr>
+          <w:p>
+            <w:pPr>
+              <w:jc w:val="center"/>
+            </w:pPr>
+            <w:r>
+              <w:rPr>
+                <w:rFonts w:ascii="Arial" w:cs="Arial" w:eastAsia="Arial" w:hAnsi="Arial"/>
+                <w:b w:val="false"/>
+                <w:bCs w:val="false"/>
+                <w:sz w:val="20"/>
+                <w:szCs w:val="20"/>
+              </w:rPr>
+              <w:t xml:space="preserve">Tizim</w:t>
             </w:r>
           </w:p>
         </w:tc>
@@ -18645,6 +23815,138 @@
                 <w:sz w:val="20"/>
                 <w:szCs w:val="20"/>
               </w:rPr>
+              <w:t xml:space="preserve">Provodkalar jurnali hisoboti</w:t>
+            </w:r>
+          </w:p>
+        </w:tc>
+        <w:tc>
+          <w:tcPr>
+            <w:tcW w:type="dxa" w:w="3560"/>
+            <w:tcBorders>
+              <w:top w:val="single" w:color="B4C6E7" w:sz="1"/>
+              <w:left w:val="single" w:color="B4C6E7" w:sz="1"/>
+              <w:bottom w:val="single" w:color="B4C6E7" w:sz="1"/>
+              <w:right w:val="single" w:color="B4C6E7" w:sz="1"/>
+            </w:tcBorders>
+            <w:shd w:fill="F2F7FB" w:val="clear"/>
+            <w:tcMar>
+              <w:top w:type="dxa" w:w="60"/>
+              <w:left w:type="dxa" w:w="100"/>
+              <w:bottom w:type="dxa" w:w="60"/>
+              <w:right w:type="dxa" w:w="100"/>
+            </w:tcMar>
+          </w:tcPr>
+          <w:p>
+            <w:pPr>
+              <w:jc w:val="left"/>
+            </w:pPr>
+            <w:r>
+              <w:rPr>
+                <w:rFonts w:ascii="Arial" w:cs="Arial" w:eastAsia="Arial" w:hAnsi="Arial"/>
+                <w:b w:val="false"/>
+                <w:bCs w:val="false"/>
+                <w:sz w:val="20"/>
+                <w:szCs w:val="20"/>
+              </w:rPr>
+              <w:t xml:space="preserve">Tanlangan davr, hisob va holat (Kiritilgan/Tekshirilgan/O'tkazilgan/O'chirilgan/Storno) bo'yicha provodkalar; har bir yozuv uchun debet, kredit va oraliq qoldiq, jami debet/kredit aylanma ko'rsatiladi</w:t>
+            </w:r>
+          </w:p>
+        </w:tc>
+        <w:tc>
+          <w:tcPr>
+            <w:tcW w:type="dxa" w:w="2400"/>
+            <w:tcBorders>
+              <w:top w:val="single" w:color="B4C6E7" w:sz="1"/>
+              <w:left w:val="single" w:color="B4C6E7" w:sz="1"/>
+              <w:bottom w:val="single" w:color="B4C6E7" w:sz="1"/>
+              <w:right w:val="single" w:color="B4C6E7" w:sz="1"/>
+            </w:tcBorders>
+            <w:shd w:fill="F2F7FB" w:val="clear"/>
+            <w:tcMar>
+              <w:top w:type="dxa" w:w="60"/>
+              <w:left w:type="dxa" w:w="100"/>
+              <w:bottom w:type="dxa" w:w="60"/>
+              <w:right w:type="dxa" w:w="100"/>
+            </w:tcMar>
+          </w:tcPr>
+          <w:p>
+            <w:pPr>
+              <w:jc w:val="left"/>
+            </w:pPr>
+            <w:r>
+              <w:rPr>
+                <w:rFonts w:ascii="Arial" w:cs="Arial" w:eastAsia="Arial" w:hAnsi="Arial"/>
+                <w:b w:val="false"/>
+                <w:bCs w:val="false"/>
+                <w:sz w:val="20"/>
+                <w:szCs w:val="20"/>
+              </w:rPr>
+              <w:t xml:space="preserve">Kunlik / Talab bo'yicha</w:t>
+            </w:r>
+          </w:p>
+        </w:tc>
+      </w:tr>
+      <w:tr>
+        <w:tc>
+          <w:tcPr>
+            <w:tcW w:type="dxa" w:w="1000"/>
+            <w:tcBorders>
+              <w:top w:val="single" w:color="B4C6E7" w:sz="1"/>
+              <w:left w:val="single" w:color="B4C6E7" w:sz="1"/>
+              <w:bottom w:val="single" w:color="B4C6E7" w:sz="1"/>
+              <w:right w:val="single" w:color="B4C6E7" w:sz="1"/>
+            </w:tcBorders>
+            <w:tcMar>
+              <w:top w:type="dxa" w:w="60"/>
+              <w:left w:type="dxa" w:w="100"/>
+              <w:bottom w:type="dxa" w:w="60"/>
+              <w:right w:type="dxa" w:w="100"/>
+            </w:tcMar>
+          </w:tcPr>
+          <w:p>
+            <w:pPr>
+              <w:jc w:val="left"/>
+            </w:pPr>
+            <w:r>
+              <w:rPr>
+                <w:rFonts w:ascii="Arial" w:cs="Arial" w:eastAsia="Arial" w:hAnsi="Arial"/>
+                <w:b w:val="false"/>
+                <w:bCs w:val="false"/>
+                <w:sz w:val="20"/>
+                <w:szCs w:val="20"/>
+              </w:rPr>
+              <w:t xml:space="preserve">RPT-007</w:t>
+            </w:r>
+          </w:p>
+        </w:tc>
+        <w:tc>
+          <w:tcPr>
+            <w:tcW w:type="dxa" w:w="2400"/>
+            <w:tcBorders>
+              <w:top w:val="single" w:color="B4C6E7" w:sz="1"/>
+              <w:left w:val="single" w:color="B4C6E7" w:sz="1"/>
+              <w:bottom w:val="single" w:color="B4C6E7" w:sz="1"/>
+              <w:right w:val="single" w:color="B4C6E7" w:sz="1"/>
+            </w:tcBorders>
+            <w:tcMar>
+              <w:top w:type="dxa" w:w="60"/>
+              <w:left w:type="dxa" w:w="100"/>
+              <w:bottom w:type="dxa" w:w="60"/>
+              <w:right w:type="dxa" w:w="100"/>
+            </w:tcMar>
+          </w:tcPr>
+          <w:p>
+            <w:pPr>
+              <w:jc w:val="left"/>
+            </w:pPr>
+            <w:r>
+              <w:rPr>
+                <w:rFonts w:ascii="Arial" w:cs="Arial" w:eastAsia="Arial" w:hAnsi="Arial"/>
+                <w:b w:val="false"/>
+                <w:bCs w:val="false"/>
+                <w:sz w:val="20"/>
+                <w:szCs w:val="20"/>
+              </w:rPr>
               <w:t xml:space="preserve">Banklararo reestr (keyingi faza)</w:t>
             </w:r>
           </w:p>
@@ -18658,7 +23960,6 @@
               <w:bottom w:val="single" w:color="B4C6E7" w:sz="1"/>
               <w:right w:val="single" w:color="B4C6E7" w:sz="1"/>
             </w:tcBorders>
-            <w:shd w:fill="F2F7FB" w:val="clear"/>
             <w:tcMar>
               <w:top w:type="dxa" w:w="60"/>
               <w:left w:type="dxa" w:w="100"/>
@@ -18691,7 +23992,6 @@
               <w:bottom w:val="single" w:color="B4C6E7" w:sz="1"/>
               <w:right w:val="single" w:color="B4C6E7" w:sz="1"/>
             </w:tcBorders>
-            <w:shd w:fill="F2F7FB" w:val="clear"/>
             <w:tcMar>
               <w:top w:type="dxa" w:w="60"/>
               <w:left w:type="dxa" w:w="100"/>
@@ -18739,6 +24039,25 @@
           <w:szCs w:val="22"/>
         </w:rPr>
         <w:t xml:space="preserve">Eslatma: Hisob ko'chirmasi (RPT-002) da chiqim, kirim va qoldiq ustunlari muvozanatda bo'lishi shart — yakuniy qoldiq = boshlang'ich qoldiq + jami kirim − jami chiqim.</w:t>
+      </w:r>
+    </w:p>
+    <w:p>
+      <w:pPr>
+        <w:spacing w:after="120"/>
+        <w:jc w:val="left"/>
+      </w:pPr>
+      <w:r>
+        <w:rPr>
+          <w:rFonts w:ascii="Arial" w:cs="Arial" w:eastAsia="Arial" w:hAnsi="Arial"/>
+          <w:b w:val="false"/>
+          <w:bCs w:val="false"/>
+          <w:i/>
+          <w:iCs/>
+          <w:color w:val="333333"/>
+          <w:sz w:val="22"/>
+          <w:szCs w:val="22"/>
+        </w:rPr>
+        <w:t xml:space="preserve">Eslatma: Provodkalar jurnali hisobotida (RPT-006) faqat "O'tkazilgan" provodkalar qoldiqqa ta'sir qiladi; jami debet aylanma jami kredit aylanmaga teng bo'lishi (balans) tekshiriladi.</w:t>
       </w:r>
     </w:p>
     <w:p>
@@ -19168,7 +24487,7 @@
                 <w:sz w:val="20"/>
                 <w:szCs w:val="20"/>
               </w:rPr>
-              <w:t xml:space="preserve">Har bir bajarilgan o'tkazma uchun buxgalteriya yozuvi (chiqim va kirim, balans hisoblari kodi bo'yicha)</w:t>
+              <w:t xml:space="preserve">Provodkalar jurnalidagi har bir "O'tkazilgan" provodka core_gl (Bosh kitob) ga buxgalteriya yozuvi sifatida yetkaziladi (chiqim/kirim, balans hisoblari kodi bo'yicha). Jurnal — Bosh kitob uchun birlamchi yozuv manbai.</w:t>
             </w:r>
           </w:p>
         </w:tc>
@@ -19201,7 +24520,7 @@
                 <w:sz w:val="20"/>
                 <w:szCs w:val="20"/>
               </w:rPr>
-              <w:t xml:space="preserve">Har o'tkazma tasdiqlanganda</w:t>
+              <w:t xml:space="preserve">Har o'tkazma tasdiqlanganda (provodka O'tkazilgan holatga o'tganda)</w:t>
             </w:r>
           </w:p>
         </w:tc>
@@ -20020,7 +25339,26 @@
           <w:sz w:val="22"/>
           <w:szCs w:val="22"/>
         </w:rPr>
-        <w:t xml:space="preserve">Eng muhim shart: har bir tasdiqlangan o'tkazmada core_acc dagi qoldiq yangilanishi va core_gl dagi buxgalteriya yozuvi bir butun amal sifatida bajarilishi shart — yo to'liq bajariladi, yo umuman bajarilmaydi.</w:t>
+        <w:t xml:space="preserve">Eng muhim shart: har bir tasdiqlangan o'tkazmada provodkalar jurnaliga "O'tkazilgan" provodkalarning yozilishi, core_acc dagi qoldiq yangilanishi va core_gl dagi buxgalteriya yozuvi bir butun amal sifatida bajarilishi shart — yo to'liq bajariladi, yo umuman bajarilmaydi.</w:t>
+      </w:r>
+    </w:p>
+    <w:p>
+      <w:pPr>
+        <w:spacing w:after="120"/>
+        <w:jc w:val="left"/>
+      </w:pPr>
+      <w:r>
+        <w:rPr>
+          <w:rFonts w:ascii="Arial" w:cs="Arial" w:eastAsia="Arial" w:hAnsi="Arial"/>
+          <w:b w:val="false"/>
+          <w:bCs w:val="false"/>
+          <w:i/>
+          <w:iCs/>
+          <w:color w:val="333333"/>
+          <w:sz w:val="22"/>
+          <w:szCs w:val="22"/>
+        </w:rPr>
+        <w:t xml:space="preserve">Provodkalar jurnali — core_ac va core_gl o'rtasidagi asosiy bog'lovchi halqa: o'tkazma bajarilganda jurnalga "O'tkazilgan" provodka yoziladi, ushbu provodka esa Bosh kitob (core_gl) ga birlamchi buxgalteriya yozuvi sifatida o'tadi. Jurnal o'zgartirilmaydi, shu sababli core_gl bilan to'liq izchillik va izlanuvchanlik ta'minlanadi.</w:t>
       </w:r>
     </w:p>
     <w:p>
